--- a/MOD1.docx
+++ b/MOD1.docx
@@ -1,6 +1,6 @@
 
 <file path=word/document.xml><?xml version="1.0" encoding="utf-8"?>
-<w:document xmlns:mc="http://schemas.openxmlformats.org/markup-compatibility/2006" xmlns:ve="http://schemas.openxmlformats.org/markup-compatibility/2006" xmlns:o="urn:schemas-microsoft-com:office:office" xmlns:r="http://schemas.openxmlformats.org/officeDocument/2006/relationships" xmlns:m="http://schemas.openxmlformats.org/officeDocument/2006/math" xmlns:v="urn:schemas-microsoft-com:vml" xmlns:wp="http://schemas.openxmlformats.org/drawingml/2006/wordprocessingDrawing" xmlns:w10="urn:schemas-microsoft-com:office:word" xmlns:w="http://schemas.openxmlformats.org/wordprocessingml/2006/main" xmlns:wne="http://schemas.microsoft.com/office/word/2006/wordml" xmlns:a="http://schemas.openxmlformats.org/drawingml/2006/main" xmlns:pic="http://schemas.openxmlformats.org/drawingml/2006/picture" xmlns:wpg="http://schemas.microsoft.com/office/word/2010/wordprocessingGroup" xmlns:wps="http://schemas.microsoft.com/office/word/2010/wordprocessingShape" xmlns:w14="http://schemas.microsoft.com/office/word/2010/wordml" mc:Ignorable="w14" xml:space="preserve">
+<w:document xmlns:wpc="http://schemas.microsoft.com/office/word/2010/wordprocessingCanvas" xmlns:cx="http://schemas.microsoft.com/office/drawing/2014/chartex" xmlns:cx1="http://schemas.microsoft.com/office/drawing/2015/9/8/chartex" xmlns:cx2="http://schemas.microsoft.com/office/drawing/2015/10/21/chartex" xmlns:cx3="http://schemas.microsoft.com/office/drawing/2016/5/9/chartex" xmlns:cx4="http://schemas.microsoft.com/office/drawing/2016/5/10/chartex" xmlns:cx5="http://schemas.microsoft.com/office/drawing/2016/5/11/chartex" xmlns:cx6="http://schemas.microsoft.com/office/drawing/2016/5/12/chartex" xmlns:cx7="http://schemas.microsoft.com/office/drawing/2016/5/13/chartex" xmlns:cx8="http://schemas.microsoft.com/office/drawing/2016/5/14/chartex" xmlns:mc="http://schemas.openxmlformats.org/markup-compatibility/2006" xmlns:aink="http://schemas.microsoft.com/office/drawing/2016/ink" xmlns:am3d="http://schemas.microsoft.com/office/drawing/2017/model3d" xmlns:o="urn:schemas-microsoft-com:office:office" xmlns:oel="http://schemas.microsoft.com/office/2019/extlst" xmlns:r="http://schemas.openxmlformats.org/officeDocument/2006/relationships" xmlns:m="http://schemas.openxmlformats.org/officeDocument/2006/math" xmlns:v="urn:schemas-microsoft-com:vml" xmlns:wp14="http://schemas.microsoft.com/office/word/2010/wordprocessingDrawing" xmlns:wp="http://schemas.openxmlformats.org/drawingml/2006/wordprocessingDrawing" xmlns:w10="urn:schemas-microsoft-com:office:word" xmlns:w="http://schemas.openxmlformats.org/wordprocessingml/2006/main" xmlns:w14="http://schemas.microsoft.com/office/word/2010/wordml" xmlns:w15="http://schemas.microsoft.com/office/word/2012/wordml" xmlns:w16cex="http://schemas.microsoft.com/office/word/2018/wordml/cex" xmlns:w16cid="http://schemas.microsoft.com/office/word/2016/wordml/cid" xmlns:w16="http://schemas.microsoft.com/office/word/2018/wordml" xmlns:w16du="http://schemas.microsoft.com/office/word/2023/wordml/word16du" xmlns:w16sdtdh="http://schemas.microsoft.com/office/word/2020/wordml/sdtdatahash" xmlns:w16sdtfl="http://schemas.microsoft.com/office/word/2024/wordml/sdtformatlock" xmlns:w16se="http://schemas.microsoft.com/office/word/2015/wordml/symex" xmlns:wpg="http://schemas.microsoft.com/office/word/2010/wordprocessingGroup" xmlns:wpi="http://schemas.microsoft.com/office/word/2010/wordprocessingInk" xmlns:wne="http://schemas.microsoft.com/office/word/2006/wordml" xmlns:wps="http://schemas.microsoft.com/office/word/2010/wordprocessingShape" mc:Ignorable="w14 w15 w16se w16cid w16 w16cex w16sdtdh w16sdtfl w16du wp14">
   <w:body>
     <w:p>
       <w:pPr>
@@ -24,6 +24,9 @@
         <w:pStyle w:val="BodyText"/>
         <w:spacing w:line="275" w:lineRule="exact"/>
         <w:ind w:left="679"/>
+        <w:rPr>
+          <w:spacing w:val="-5"/>
+        </w:rPr>
       </w:pPr>
       <w:r>
         <w:rPr>
@@ -34,395 +37,223 @@
     </w:p>
     <w:p>
       <w:pPr>
-        <w:spacing w:before="0"/>
-        <w:ind w:left="679" w:right="4823" w:firstLine="0"/>
-        <w:jc w:val="left"/>
-        <w:rPr>
-          <w:rFonts w:ascii="Arial"/>
-          <w:b/>
+        <w:adjustRightInd w:val="0"/>
+        <w:spacing w:before="7" w:line="360" w:lineRule="auto"/>
+        <w:ind w:left="382"/>
+        <w:rPr>
+          <w:rFonts w:ascii="Arial" w:hAnsi="Arial" w:cs="Arial"/>
+          <w:b/>
+          <w:bCs/>
+          <w:color w:val="000000"/>
           <w:sz w:val="24"/>
+          <w:szCs w:val="24"/>
         </w:rPr>
       </w:pPr>
       <w:r>
         <w:rPr>
-          <w:rFonts w:ascii="Arial"/>
-          <w:b/>
+          <w:rFonts w:ascii="Arial" w:hAnsi="Arial" w:cs="Arial"/>
+          <w:b/>
+          <w:bCs/>
+          <w:color w:val="000000"/>
           <w:sz w:val="24"/>
-        </w:rPr>
-        <w:t>Regency</w:t>
-      </w:r>
-      <w:r>
-        <w:rPr>
-          <w:rFonts w:ascii="Arial"/>
-          <w:b/>
-          <w:spacing w:val="-9"/>
+          <w:szCs w:val="24"/>
+        </w:rPr>
+        <w:t xml:space="preserve">     </w:t>
+      </w:r>
+      <w:r>
+        <w:rPr>
+          <w:rFonts w:ascii="Arial" w:hAnsi="Arial" w:cs="Arial"/>
+          <w:b/>
+          <w:bCs/>
+          <w:color w:val="000000"/>
           <w:sz w:val="24"/>
-        </w:rPr>
-        <w:t> </w:t>
-      </w:r>
-      <w:r>
-        <w:rPr>
-          <w:rFonts w:ascii="Arial"/>
-          <w:b/>
-          <w:sz w:val="24"/>
-        </w:rPr>
-        <w:t>Aawishkar</w:t>
-      </w:r>
-      <w:r>
-        <w:rPr>
-          <w:rFonts w:ascii="Arial"/>
-          <w:b/>
-          <w:spacing w:val="-9"/>
-          <w:sz w:val="24"/>
-        </w:rPr>
-        <w:t> </w:t>
-      </w:r>
-      <w:r>
-        <w:rPr>
-          <w:rFonts w:ascii="Arial"/>
-          <w:b/>
-          <w:sz w:val="24"/>
-        </w:rPr>
-        <w:t>Sarsan</w:t>
-      </w:r>
-      <w:r>
-        <w:rPr>
-          <w:rFonts w:ascii="Arial"/>
-          <w:b/>
-          <w:spacing w:val="-7"/>
-          <w:sz w:val="24"/>
-        </w:rPr>
-        <w:t> </w:t>
-      </w:r>
-      <w:r>
-        <w:rPr>
-          <w:rFonts w:ascii="Arial"/>
-          <w:b/>
-          <w:sz w:val="24"/>
-        </w:rPr>
-        <w:t>Developers</w:t>
-      </w:r>
-      <w:r>
-        <w:rPr>
-          <w:rFonts w:ascii="Arial"/>
-          <w:b/>
-          <w:spacing w:val="-7"/>
-          <w:sz w:val="24"/>
-        </w:rPr>
-        <w:t> </w:t>
-      </w:r>
-      <w:r>
-        <w:rPr>
-          <w:rFonts w:ascii="Arial"/>
-          <w:b/>
-          <w:sz w:val="24"/>
-        </w:rPr>
-        <w:t>LLP, Through Partner Mr. Sanja B. Boob</w:t>
+          <w:szCs w:val="24"/>
+        </w:rPr>
+        <w:t>Royal Builders</w:t>
       </w:r>
     </w:p>
     <w:p>
       <w:pPr>
-        <w:spacing w:before="117"/>
-        <w:ind w:left="633" w:right="0" w:firstLine="0"/>
-        <w:jc w:val="left"/>
-        <w:rPr>
-          <w:rFonts w:ascii="Arial"/>
-          <w:b/>
+        <w:adjustRightInd w:val="0"/>
+        <w:spacing w:line="360" w:lineRule="auto"/>
+        <w:ind w:left="382"/>
+        <w:rPr>
+          <w:rFonts w:ascii="Arial" w:hAnsi="Arial" w:cs="Arial"/>
+          <w:b/>
+          <w:bCs/>
+          <w:color w:val="000000"/>
           <w:sz w:val="24"/>
+          <w:szCs w:val="24"/>
         </w:rPr>
       </w:pPr>
       <w:r>
         <w:rPr>
-          <w:rFonts w:ascii="Arial"/>
-          <w:b/>
+          <w:rFonts w:ascii="Arial" w:hAnsi="Arial" w:cs="Arial"/>
+          <w:b/>
+          <w:bCs/>
+          <w:color w:val="000000"/>
           <w:sz w:val="24"/>
-        </w:rPr>
-        <w:t>Survey</w:t>
-      </w:r>
-      <w:r>
-        <w:rPr>
-          <w:rFonts w:ascii="Arial"/>
-          <w:b/>
-          <w:spacing w:val="-8"/>
+          <w:szCs w:val="24"/>
+        </w:rPr>
+        <w:t xml:space="preserve">     Sur</w:t>
+      </w:r>
+      <w:r>
+        <w:rPr>
+          <w:rFonts w:ascii="Arial" w:hAnsi="Arial" w:cs="Arial"/>
+          <w:b/>
+          <w:bCs/>
+          <w:color w:val="000000"/>
           <w:sz w:val="24"/>
-        </w:rPr>
-        <w:t> </w:t>
-      </w:r>
-      <w:r>
-        <w:rPr>
-          <w:rFonts w:ascii="Arial"/>
-          <w:b/>
+          <w:szCs w:val="24"/>
+        </w:rPr>
+        <w:t>ve</w:t>
+      </w:r>
+      <w:r>
+        <w:rPr>
+          <w:rFonts w:ascii="Arial" w:hAnsi="Arial" w:cs="Arial"/>
+          <w:b/>
+          <w:bCs/>
+          <w:color w:val="000000"/>
           <w:sz w:val="24"/>
-        </w:rPr>
-        <w:t>No.-</w:t>
-      </w:r>
-      <w:r>
-        <w:rPr>
-          <w:rFonts w:ascii="Arial"/>
-          <w:b/>
-          <w:spacing w:val="-2"/>
+          <w:szCs w:val="24"/>
+        </w:rPr>
+        <w:t>y</w:t>
+      </w:r>
+      <w:r>
+        <w:rPr>
+          <w:rFonts w:ascii="Arial" w:hAnsi="Arial" w:cs="Arial"/>
+          <w:b/>
+          <w:bCs/>
+          <w:color w:val="000000"/>
           <w:sz w:val="24"/>
-        </w:rPr>
-        <w:t> </w:t>
-      </w:r>
-      <w:r>
-        <w:rPr>
-          <w:rFonts w:ascii="Arial"/>
-          <w:b/>
+          <w:szCs w:val="24"/>
+        </w:rPr>
+        <w:t xml:space="preserve"> </w:t>
+      </w:r>
+      <w:r>
+        <w:rPr>
+          <w:rFonts w:ascii="Arial" w:hAnsi="Arial" w:cs="Arial"/>
+          <w:b/>
+          <w:bCs/>
+          <w:color w:val="000000"/>
           <w:sz w:val="24"/>
-        </w:rPr>
-        <w:t>53/1 (P),</w:t>
-      </w:r>
-      <w:r>
-        <w:rPr>
-          <w:rFonts w:ascii="Arial"/>
-          <w:b/>
-          <w:spacing w:val="-1"/>
+          <w:szCs w:val="24"/>
+        </w:rPr>
+        <w:t>N</w:t>
+      </w:r>
+      <w:r>
+        <w:rPr>
+          <w:rFonts w:ascii="Arial" w:hAnsi="Arial" w:cs="Arial"/>
+          <w:b/>
+          <w:bCs/>
+          <w:color w:val="000000"/>
           <w:sz w:val="24"/>
-        </w:rPr>
-        <w:t> </w:t>
-      </w:r>
-      <w:r>
-        <w:rPr>
-          <w:rFonts w:ascii="Arial"/>
-          <w:b/>
+          <w:szCs w:val="24"/>
+        </w:rPr>
+        <w:t>o.</w:t>
+      </w:r>
+      <w:r>
+        <w:rPr>
+          <w:rFonts w:ascii="Arial" w:hAnsi="Arial" w:cs="Arial"/>
+          <w:b/>
+          <w:bCs/>
+          <w:color w:val="000000"/>
           <w:sz w:val="24"/>
-        </w:rPr>
-        <w:t>53/2,</w:t>
-      </w:r>
-      <w:r>
-        <w:rPr>
-          <w:rFonts w:ascii="Arial"/>
-          <w:b/>
-          <w:spacing w:val="-3"/>
+          <w:szCs w:val="24"/>
+        </w:rPr>
+        <w:t xml:space="preserve">- </w:t>
+      </w:r>
+      <w:r>
+        <w:rPr>
+          <w:rFonts w:ascii="Arial" w:hAnsi="Arial" w:cs="Arial"/>
+          <w:b/>
+          <w:bCs/>
+          <w:color w:val="000000"/>
           <w:sz w:val="24"/>
-        </w:rPr>
-        <w:t> </w:t>
-      </w:r>
-      <w:r>
-        <w:rPr>
-          <w:rFonts w:ascii="Arial"/>
-          <w:b/>
-          <w:sz w:val="24"/>
-        </w:rPr>
-        <w:t>53/3(P),</w:t>
-      </w:r>
-      <w:r>
-        <w:rPr>
-          <w:rFonts w:ascii="Arial"/>
-          <w:b/>
-          <w:spacing w:val="-2"/>
-          <w:sz w:val="24"/>
-        </w:rPr>
-        <w:t> </w:t>
-      </w:r>
-      <w:r>
-        <w:rPr>
-          <w:rFonts w:ascii="Arial"/>
-          <w:b/>
-          <w:sz w:val="24"/>
-        </w:rPr>
-        <w:t>53/4,</w:t>
-      </w:r>
-      <w:r>
-        <w:rPr>
-          <w:rFonts w:ascii="Arial"/>
-          <w:b/>
-          <w:spacing w:val="-3"/>
-          <w:sz w:val="24"/>
-        </w:rPr>
-        <w:t> </w:t>
-      </w:r>
-      <w:r>
-        <w:rPr>
-          <w:rFonts w:ascii="Arial"/>
-          <w:b/>
-          <w:sz w:val="24"/>
-        </w:rPr>
-        <w:t>53/8,</w:t>
-      </w:r>
-      <w:r>
-        <w:rPr>
-          <w:rFonts w:ascii="Arial"/>
-          <w:b/>
-          <w:spacing w:val="-1"/>
-          <w:sz w:val="24"/>
-        </w:rPr>
-        <w:t> </w:t>
-      </w:r>
-      <w:r>
-        <w:rPr>
-          <w:rFonts w:ascii="Arial"/>
-          <w:b/>
-          <w:sz w:val="24"/>
-        </w:rPr>
-        <w:t>54/8(P),</w:t>
-      </w:r>
-      <w:r>
-        <w:rPr>
-          <w:rFonts w:ascii="Arial"/>
-          <w:b/>
-          <w:spacing w:val="-4"/>
-          <w:sz w:val="24"/>
-        </w:rPr>
-        <w:t> </w:t>
-      </w:r>
-      <w:r>
-        <w:rPr>
-          <w:rFonts w:ascii="Arial"/>
-          <w:b/>
-          <w:sz w:val="24"/>
-        </w:rPr>
-        <w:t>54/9,</w:t>
-      </w:r>
-      <w:r>
-        <w:rPr>
-          <w:rFonts w:ascii="Arial"/>
-          <w:b/>
-          <w:spacing w:val="-3"/>
-          <w:sz w:val="24"/>
-        </w:rPr>
-        <w:t> </w:t>
-      </w:r>
-      <w:r>
-        <w:rPr>
-          <w:rFonts w:ascii="Arial"/>
-          <w:b/>
-          <w:sz w:val="24"/>
-        </w:rPr>
-        <w:t>54/10</w:t>
-      </w:r>
-      <w:r>
-        <w:rPr>
-          <w:rFonts w:ascii="Arial"/>
-          <w:b/>
-          <w:spacing w:val="-1"/>
-          <w:sz w:val="24"/>
-        </w:rPr>
-        <w:t> </w:t>
-      </w:r>
-      <w:r>
-        <w:rPr>
-          <w:rFonts w:ascii="Arial"/>
-          <w:b/>
-          <w:sz w:val="24"/>
-        </w:rPr>
-        <w:t>&amp;</w:t>
-      </w:r>
-      <w:r>
-        <w:rPr>
-          <w:rFonts w:ascii="Arial"/>
-          <w:b/>
-          <w:spacing w:val="-3"/>
-          <w:sz w:val="24"/>
-        </w:rPr>
-        <w:t> </w:t>
-      </w:r>
-      <w:r>
-        <w:rPr>
-          <w:rFonts w:ascii="Arial"/>
-          <w:b/>
-          <w:spacing w:val="-2"/>
-          <w:sz w:val="24"/>
-        </w:rPr>
-        <w:t>54/11,</w:t>
+          <w:szCs w:val="24"/>
+        </w:rPr>
+        <w:t>58, Hissa No.- 58/1/1/1/1, 58/1/1/2, 58/2, 58/4/1, 58/11/7, 58/11/8,</w:t>
       </w:r>
     </w:p>
     <w:p>
       <w:pPr>
-        <w:spacing w:before="110"/>
-        <w:ind w:left="698" w:right="0" w:firstLine="0"/>
-        <w:jc w:val="left"/>
-        <w:rPr>
-          <w:rFonts w:ascii="Arial"/>
-          <w:b/>
+        <w:adjustRightInd w:val="0"/>
+        <w:spacing w:line="360" w:lineRule="auto"/>
+        <w:ind w:left="382"/>
+        <w:rPr>
+          <w:rFonts w:ascii="Arial" w:hAnsi="Arial" w:cs="Arial"/>
+          <w:b/>
+          <w:bCs/>
+          <w:color w:val="000000"/>
           <w:sz w:val="24"/>
+          <w:szCs w:val="24"/>
         </w:rPr>
       </w:pPr>
       <w:r>
         <w:rPr>
-          <w:rFonts w:ascii="Arial"/>
-          <w:b/>
+          <w:rFonts w:ascii="Arial" w:hAnsi="Arial" w:cs="Arial"/>
+          <w:b/>
+          <w:bCs/>
+          <w:color w:val="000000"/>
           <w:sz w:val="24"/>
-        </w:rPr>
-        <w:t>Village-</w:t>
-      </w:r>
-      <w:r>
-        <w:rPr>
-          <w:rFonts w:ascii="Arial"/>
-          <w:b/>
-          <w:spacing w:val="-3"/>
+          <w:szCs w:val="24"/>
+        </w:rPr>
+        <w:t xml:space="preserve">     Vi</w:t>
+      </w:r>
+      <w:r>
+        <w:rPr>
+          <w:rFonts w:ascii="Arial" w:hAnsi="Arial" w:cs="Arial"/>
+          <w:b/>
+          <w:bCs/>
+          <w:color w:val="000000"/>
           <w:sz w:val="24"/>
-        </w:rPr>
-        <w:t> </w:t>
-      </w:r>
-      <w:r>
-        <w:rPr>
-          <w:rFonts w:ascii="Arial"/>
-          <w:b/>
+          <w:szCs w:val="24"/>
+        </w:rPr>
+        <w:t>l</w:t>
+      </w:r>
+      <w:r>
+        <w:rPr>
+          <w:rFonts w:ascii="Arial" w:hAnsi="Arial" w:cs="Arial"/>
+          <w:b/>
+          <w:bCs/>
+          <w:color w:val="000000"/>
           <w:sz w:val="24"/>
-        </w:rPr>
-        <w:t>Baner,</w:t>
-      </w:r>
-      <w:r>
-        <w:rPr>
-          <w:rFonts w:ascii="Arial"/>
-          <w:b/>
-          <w:spacing w:val="-2"/>
+          <w:szCs w:val="24"/>
+        </w:rPr>
+        <w:t>l</w:t>
+      </w:r>
+      <w:r>
+        <w:rPr>
+          <w:rFonts w:ascii="Arial" w:hAnsi="Arial" w:cs="Arial"/>
+          <w:b/>
+          <w:bCs/>
+          <w:color w:val="000000"/>
           <w:sz w:val="24"/>
-        </w:rPr>
-        <w:t> </w:t>
-      </w:r>
-      <w:r>
-        <w:rPr>
-          <w:rFonts w:ascii="Arial"/>
-          <w:b/>
+          <w:szCs w:val="24"/>
+        </w:rPr>
+        <w:t>age</w:t>
+      </w:r>
+      <w:r>
+        <w:rPr>
+          <w:rFonts w:ascii="Arial" w:hAnsi="Arial" w:cs="Arial"/>
+          <w:b/>
+          <w:bCs/>
+          <w:color w:val="000000"/>
           <w:sz w:val="24"/>
-        </w:rPr>
-        <w:t>Taluka-</w:t>
-      </w:r>
-      <w:r>
-        <w:rPr>
-          <w:rFonts w:ascii="Arial"/>
-          <w:b/>
-          <w:spacing w:val="-1"/>
+          <w:szCs w:val="24"/>
+        </w:rPr>
+        <w:t>-</w:t>
+      </w:r>
+      <w:r>
+        <w:rPr>
+          <w:rFonts w:ascii="Arial" w:hAnsi="Arial" w:cs="Arial"/>
+          <w:b/>
+          <w:bCs/>
+          <w:color w:val="000000"/>
           <w:sz w:val="24"/>
-        </w:rPr>
-        <w:t> </w:t>
-      </w:r>
-      <w:r>
-        <w:rPr>
-          <w:rFonts w:ascii="Arial"/>
-          <w:b/>
-          <w:sz w:val="24"/>
-        </w:rPr>
-        <w:t>Haveli,</w:t>
-      </w:r>
-      <w:r>
-        <w:rPr>
-          <w:rFonts w:ascii="Arial"/>
-          <w:b/>
-          <w:spacing w:val="-2"/>
-          <w:sz w:val="24"/>
-        </w:rPr>
-        <w:t> </w:t>
-      </w:r>
-      <w:r>
-        <w:rPr>
-          <w:rFonts w:ascii="Arial"/>
-          <w:b/>
-          <w:sz w:val="24"/>
-        </w:rPr>
-        <w:t>District-</w:t>
-      </w:r>
-      <w:r>
-        <w:rPr>
-          <w:rFonts w:ascii="Arial"/>
-          <w:b/>
-          <w:spacing w:val="-4"/>
-          <w:sz w:val="24"/>
-        </w:rPr>
-        <w:t> Pune</w:t>
+          <w:szCs w:val="24"/>
+        </w:rPr>
+        <w:t xml:space="preserve"> Kondhwa Khurd, Taluka - Haveli, District - Pune-411048</w:t>
       </w:r>
     </w:p>
     <w:p>
@@ -438,11 +269,10 @@
     <w:p>
       <w:pPr>
         <w:tabs>
-          <w:tab w:pos="1598" w:val="left" w:leader="none"/>
+          <w:tab w:val="left" w:pos="1598"/>
         </w:tabs>
-        <w:spacing w:line="232" w:lineRule="auto" w:before="0"/>
-        <w:ind w:left="698" w:right="2912" w:firstLine="0"/>
-        <w:jc w:val="left"/>
+        <w:spacing w:line="232" w:lineRule="auto"/>
+        <w:ind w:left="698" w:right="2912"/>
         <w:rPr>
           <w:rFonts w:ascii="Arial"/>
           <w:b/>
@@ -479,7 +309,7 @@
           <w:sz w:val="24"/>
           <w:u w:val="single"/>
         </w:rPr>
-        <w:t> </w:t>
+        <w:t xml:space="preserve"> </w:t>
       </w:r>
       <w:r>
         <w:rPr>
@@ -498,7 +328,7 @@
           <w:sz w:val="24"/>
           <w:u w:val="single"/>
         </w:rPr>
-        <w:t> </w:t>
+        <w:t xml:space="preserve"> </w:t>
       </w:r>
       <w:r>
         <w:rPr>
@@ -517,7 +347,7 @@
           <w:sz w:val="24"/>
           <w:u w:val="single"/>
         </w:rPr>
-        <w:t> </w:t>
+        <w:t xml:space="preserve"> </w:t>
       </w:r>
       <w:r>
         <w:rPr>
@@ -536,7 +366,7 @@
           <w:sz w:val="24"/>
           <w:u w:val="single"/>
         </w:rPr>
-        <w:t> </w:t>
+        <w:t xml:space="preserve"> </w:t>
       </w:r>
       <w:r>
         <w:rPr>
@@ -545,7 +375,7 @@
           <w:spacing w:val="-6"/>
           <w:sz w:val="24"/>
         </w:rPr>
-        <w:t> </w:t>
+        <w:t xml:space="preserve"> </w:t>
       </w:r>
       <w:r>
         <w:rPr>
@@ -564,124 +394,112 @@
         <w:ind w:left="698"/>
       </w:pPr>
       <w:r>
-        <w:rPr/>
         <w:t>Survey</w:t>
       </w:r>
       <w:r>
         <w:rPr>
           <w:spacing w:val="-7"/>
         </w:rPr>
-        <w:t> </w:t>
-      </w:r>
-      <w:r>
-        <w:rPr/>
+        <w:t xml:space="preserve"> </w:t>
+      </w:r>
+      <w:r>
         <w:t>No.-</w:t>
       </w:r>
       <w:r>
         <w:rPr>
           <w:spacing w:val="-5"/>
         </w:rPr>
-        <w:t> </w:t>
-      </w:r>
-      <w:r>
-        <w:rPr/>
+        <w:t xml:space="preserve"> </w:t>
+      </w:r>
+      <w:r>
         <w:t>53/1</w:t>
       </w:r>
       <w:r>
         <w:rPr>
           <w:spacing w:val="-3"/>
         </w:rPr>
-        <w:t> </w:t>
-      </w:r>
-      <w:r>
-        <w:rPr/>
+        <w:t xml:space="preserve"> </w:t>
+      </w:r>
+      <w:r>
         <w:t>(P),</w:t>
       </w:r>
       <w:r>
         <w:rPr>
           <w:spacing w:val="-3"/>
         </w:rPr>
-        <w:t> </w:t>
-      </w:r>
-      <w:r>
-        <w:rPr/>
+        <w:t xml:space="preserve"> </w:t>
+      </w:r>
+      <w:r>
         <w:t>53/2,</w:t>
       </w:r>
       <w:r>
         <w:rPr>
           <w:spacing w:val="-6"/>
         </w:rPr>
-        <w:t> </w:t>
-      </w:r>
-      <w:r>
-        <w:rPr/>
+        <w:t xml:space="preserve"> </w:t>
+      </w:r>
+      <w:r>
         <w:t>53/3(P),</w:t>
       </w:r>
       <w:r>
         <w:rPr>
           <w:spacing w:val="-3"/>
         </w:rPr>
-        <w:t> </w:t>
-      </w:r>
-      <w:r>
-        <w:rPr/>
+        <w:t xml:space="preserve"> </w:t>
+      </w:r>
+      <w:r>
         <w:t>53/4,</w:t>
       </w:r>
       <w:r>
         <w:rPr>
           <w:spacing w:val="-6"/>
         </w:rPr>
-        <w:t> </w:t>
-      </w:r>
-      <w:r>
-        <w:rPr/>
+        <w:t xml:space="preserve"> </w:t>
+      </w:r>
+      <w:r>
         <w:t>53/8,</w:t>
       </w:r>
       <w:r>
         <w:rPr>
           <w:spacing w:val="-3"/>
         </w:rPr>
-        <w:t> </w:t>
-      </w:r>
-      <w:r>
-        <w:rPr/>
+        <w:t xml:space="preserve"> </w:t>
+      </w:r>
+      <w:r>
         <w:t>54/8(P),</w:t>
       </w:r>
       <w:r>
         <w:rPr>
           <w:spacing w:val="-4"/>
         </w:rPr>
-        <w:t> </w:t>
-      </w:r>
-      <w:r>
-        <w:rPr/>
+        <w:t xml:space="preserve"> </w:t>
+      </w:r>
+      <w:r>
         <w:t>54/9,</w:t>
       </w:r>
       <w:r>
         <w:rPr>
           <w:spacing w:val="-5"/>
         </w:rPr>
-        <w:t> </w:t>
-      </w:r>
-      <w:r>
-        <w:rPr/>
+        <w:t xml:space="preserve"> </w:t>
+      </w:r>
+      <w:r>
         <w:t>54/10</w:t>
       </w:r>
       <w:r>
         <w:rPr>
           <w:spacing w:val="-8"/>
         </w:rPr>
-        <w:t> </w:t>
-      </w:r>
-      <w:r>
-        <w:rPr/>
+        <w:t xml:space="preserve"> </w:t>
+      </w:r>
+      <w:r>
         <w:t>&amp;</w:t>
       </w:r>
       <w:r>
         <w:rPr>
           <w:spacing w:val="-3"/>
         </w:rPr>
-        <w:t> </w:t>
+        <w:t xml:space="preserve"> </w:t>
       </w:r>
       <w:r>
         <w:rPr>
@@ -696,54 +514,49 @@
         <w:ind w:left="633"/>
       </w:pPr>
       <w:r>
-        <w:rPr/>
-        <w:t>Village-</w:t>
+        <w:t xml:space="preserve"> Village-</w:t>
       </w:r>
       <w:r>
         <w:rPr>
           <w:spacing w:val="-6"/>
         </w:rPr>
-        <w:t> </w:t>
-      </w:r>
-      <w:r>
-        <w:rPr/>
+        <w:t xml:space="preserve"> </w:t>
+      </w:r>
+      <w:r>
         <w:t>Baner,</w:t>
       </w:r>
       <w:r>
         <w:rPr>
           <w:spacing w:val="-7"/>
         </w:rPr>
-        <w:t> </w:t>
-      </w:r>
-      <w:r>
-        <w:rPr/>
+        <w:t xml:space="preserve"> </w:t>
+      </w:r>
+      <w:r>
         <w:t>Taluka-</w:t>
       </w:r>
       <w:r>
         <w:rPr>
           <w:spacing w:val="-5"/>
         </w:rPr>
-        <w:t> </w:t>
-      </w:r>
-      <w:r>
-        <w:rPr/>
+        <w:t xml:space="preserve"> </w:t>
+      </w:r>
+      <w:r>
         <w:t>Haveli,</w:t>
       </w:r>
       <w:r>
         <w:rPr>
           <w:spacing w:val="-4"/>
         </w:rPr>
-        <w:t> </w:t>
-      </w:r>
-      <w:r>
-        <w:rPr/>
+        <w:t xml:space="preserve"> </w:t>
+      </w:r>
+      <w:r>
         <w:t>District-</w:t>
       </w:r>
       <w:r>
         <w:rPr>
           <w:spacing w:val="-6"/>
         </w:rPr>
-        <w:t> </w:t>
+        <w:t xml:space="preserve"> </w:t>
       </w:r>
       <w:r>
         <w:rPr>
@@ -764,16 +577,16 @@
     <w:p>
       <w:pPr>
         <w:pStyle w:val="BodyText"/>
-        <w:spacing w:after="0"/>
         <w:rPr>
           <w:sz w:val="16"/>
         </w:rPr>
         <w:sectPr>
-          <w:headerReference w:type="default" r:id="rId5"/>
+          <w:headerReference w:type="default" r:id="rId7"/>
           <w:type w:val="continuous"/>
           <w:pgSz w:w="11930" w:h="16850"/>
-          <w:pgMar w:header="1898" w:footer="0" w:top="2480" w:bottom="280" w:left="283" w:right="141"/>
+          <w:pgMar w:top="2480" w:right="141" w:bottom="280" w:left="283" w:header="1898" w:footer="0" w:gutter="0"/>
           <w:pgNumType w:start="1"/>
+          <w:cols w:space="720"/>
         </w:sectPr>
       </w:pPr>
     </w:p>
@@ -792,19 +605,13 @@
     </w:p>
     <w:p>
       <w:pPr>
-        <w:spacing w:line="240" w:lineRule="auto" w:before="85"/>
+        <w:spacing w:before="85"/>
         <w:rPr>
           <w:sz w:val="24"/>
         </w:rPr>
       </w:pPr>
       <w:r>
-        <w:rPr/>
         <w:br w:type="column"/>
-      </w:r>
-      <w:r>
-        <w:rPr>
-          <w:sz w:val="24"/>
-        </w:rPr>
       </w:r>
     </w:p>
     <w:p>
@@ -814,97 +621,87 @@
         <w:ind w:left="78" w:right="1758"/>
       </w:pPr>
       <w:r>
-        <w:rPr/>
         <w:t>With</w:t>
       </w:r>
       <w:r>
         <w:rPr>
           <w:spacing w:val="-3"/>
         </w:rPr>
-        <w:t> </w:t>
-      </w:r>
-      <w:r>
-        <w:rPr/>
+        <w:t xml:space="preserve"> </w:t>
+      </w:r>
+      <w:r>
         <w:t>reference</w:t>
       </w:r>
       <w:r>
         <w:rPr>
           <w:spacing w:val="-3"/>
         </w:rPr>
-        <w:t> </w:t>
-      </w:r>
-      <w:r>
-        <w:rPr/>
+        <w:t xml:space="preserve"> </w:t>
+      </w:r>
+      <w:r>
         <w:t>to</w:t>
       </w:r>
       <w:r>
         <w:rPr>
           <w:spacing w:val="-3"/>
         </w:rPr>
-        <w:t> </w:t>
-      </w:r>
-      <w:r>
-        <w:rPr/>
+        <w:t xml:space="preserve"> </w:t>
+      </w:r>
+      <w:r>
         <w:t>above</w:t>
       </w:r>
       <w:r>
         <w:rPr>
           <w:spacing w:val="-3"/>
         </w:rPr>
-        <w:t> </w:t>
-      </w:r>
-      <w:r>
-        <w:rPr/>
+        <w:t xml:space="preserve"> </w:t>
+      </w:r>
+      <w:r>
         <w:t>Site,</w:t>
       </w:r>
       <w:r>
         <w:rPr>
           <w:spacing w:val="-5"/>
         </w:rPr>
-        <w:t> </w:t>
-      </w:r>
-      <w:r>
-        <w:rPr/>
+        <w:t xml:space="preserve"> </w:t>
+      </w:r>
+      <w:r>
         <w:t>the</w:t>
       </w:r>
       <w:r>
         <w:rPr>
           <w:spacing w:val="-3"/>
         </w:rPr>
-        <w:t> </w:t>
-      </w:r>
-      <w:r>
-        <w:rPr/>
+        <w:t xml:space="preserve"> </w:t>
+      </w:r>
+      <w:r>
         <w:t>Co-ordinates,</w:t>
       </w:r>
       <w:r>
         <w:rPr>
           <w:spacing w:val="-3"/>
         </w:rPr>
-        <w:t> </w:t>
-      </w:r>
-      <w:r>
-        <w:rPr/>
+        <w:t xml:space="preserve"> </w:t>
+      </w:r>
+      <w:r>
         <w:t>Aerial</w:t>
       </w:r>
       <w:r>
         <w:rPr>
           <w:spacing w:val="-3"/>
         </w:rPr>
-        <w:t> </w:t>
-      </w:r>
-      <w:r>
-        <w:rPr/>
+        <w:t xml:space="preserve"> </w:t>
+      </w:r>
+      <w:r>
         <w:t>Distance and</w:t>
       </w:r>
       <w:r>
         <w:rPr>
           <w:spacing w:val="-5"/>
         </w:rPr>
-        <w:t> </w:t>
-      </w:r>
-      <w:r>
-        <w:rPr/>
+        <w:t xml:space="preserve"> </w:t>
+      </w:r>
+      <w:r>
         <w:t>AMSL, Heigths of site shown by you are given in Annexure - I which is enclosed herewith for purpose of Airport NOC.</w:t>
       </w:r>
     </w:p>
@@ -926,9 +723,8 @@
     </w:p>
     <w:p>
       <w:pPr>
-        <w:spacing w:line="232" w:lineRule="auto" w:before="1"/>
+        <w:spacing w:before="1" w:line="232" w:lineRule="auto"/>
         <w:ind w:left="4973" w:right="1758" w:hanging="1282"/>
-        <w:jc w:val="left"/>
         <w:rPr>
           <w:rFonts w:ascii="Arial"/>
           <w:b/>
@@ -950,7 +746,7 @@
           <w:spacing w:val="-7"/>
           <w:sz w:val="24"/>
         </w:rPr>
-        <w:t> </w:t>
+        <w:t xml:space="preserve"> </w:t>
       </w:r>
       <w:r>
         <w:rPr>
@@ -967,7 +763,7 @@
           <w:spacing w:val="-7"/>
           <w:sz w:val="24"/>
         </w:rPr>
-        <w:t> </w:t>
+        <w:t xml:space="preserve"> </w:t>
       </w:r>
       <w:r>
         <w:rPr>
@@ -984,7 +780,7 @@
           <w:spacing w:val="-7"/>
           <w:sz w:val="24"/>
         </w:rPr>
-        <w:t> </w:t>
+        <w:t xml:space="preserve"> </w:t>
       </w:r>
       <w:r>
         <w:rPr>
@@ -1001,7 +797,7 @@
           <w:spacing w:val="-7"/>
           <w:sz w:val="24"/>
         </w:rPr>
-        <w:t> </w:t>
+        <w:t xml:space="preserve"> </w:t>
       </w:r>
       <w:r>
         <w:rPr>
@@ -1033,9 +829,7 @@
     </w:p>
     <w:p>
       <w:pPr>
-        <w:spacing w:before="0"/>
-        <w:ind w:left="6314" w:right="0" w:firstLine="0"/>
-        <w:jc w:val="left"/>
+        <w:ind w:left="6314"/>
         <w:rPr>
           <w:rFonts w:ascii="Arial"/>
           <w:b/>
@@ -1054,8 +848,6 @@
     </w:p>
     <w:p>
       <w:pPr>
-        <w:spacing w:after="0"/>
-        <w:jc w:val="left"/>
         <w:rPr>
           <w:rFonts w:ascii="Arial"/>
           <w:b/>
@@ -1064,8 +856,8 @@
         <w:sectPr>
           <w:type w:val="continuous"/>
           <w:pgSz w:w="11930" w:h="16850"/>
-          <w:pgMar w:header="1898" w:footer="0" w:top="2480" w:bottom="280" w:left="283" w:right="141"/>
-          <w:cols w:num="2" w:equalWidth="0">
+          <w:pgMar w:top="2480" w:right="141" w:bottom="280" w:left="283" w:header="1898" w:footer="0" w:gutter="0"/>
+          <w:cols w:num="2" w:space="720" w:equalWidth="0">
             <w:col w:w="1058" w:space="40"/>
             <w:col w:w="10408"/>
           </w:cols>
@@ -1093,8 +885,8 @@
     </w:p>
     <w:p>
       <w:pPr>
-        <w:spacing w:line="271" w:lineRule="exact" w:before="0"/>
-        <w:ind w:left="410" w:right="0" w:firstLine="0"/>
+        <w:spacing w:line="271" w:lineRule="exact"/>
+        <w:ind w:left="410"/>
         <w:jc w:val="both"/>
         <w:rPr>
           <w:rFonts w:ascii="Arial" w:hAnsi="Arial"/>
@@ -1118,7 +910,7 @@
           <w:w w:val="150"/>
           <w:sz w:val="24"/>
         </w:rPr>
-        <w:t>   </w:t>
+        <w:t xml:space="preserve">   </w:t>
       </w:r>
       <w:r>
         <w:rPr>
@@ -1135,7 +927,7 @@
           <w:spacing w:val="2"/>
           <w:sz w:val="24"/>
         </w:rPr>
-        <w:t> </w:t>
+        <w:t xml:space="preserve"> </w:t>
       </w:r>
       <w:r>
         <w:rPr>
@@ -1152,7 +944,7 @@
           <w:spacing w:val="-8"/>
           <w:sz w:val="24"/>
         </w:rPr>
-        <w:t> </w:t>
+        <w:t xml:space="preserve"> </w:t>
       </w:r>
       <w:r>
         <w:rPr>
@@ -1169,7 +961,7 @@
           <w:spacing w:val="-1"/>
           <w:sz w:val="24"/>
         </w:rPr>
-        <w:t> </w:t>
+        <w:t xml:space="preserve"> </w:t>
       </w:r>
       <w:r>
         <w:rPr>
@@ -1189,10 +981,10 @@
           <w:numId w:val="1"/>
         </w:numPr>
         <w:tabs>
-          <w:tab w:pos="2356" w:val="left" w:leader="none"/>
+          <w:tab w:val="left" w:pos="2356"/>
         </w:tabs>
-        <w:spacing w:line="269" w:lineRule="exact" w:before="0" w:after="0"/>
-        <w:ind w:left="2356" w:right="0" w:hanging="278"/>
+        <w:spacing w:line="269" w:lineRule="exact"/>
+        <w:ind w:left="2356" w:hanging="278"/>
         <w:jc w:val="both"/>
         <w:rPr>
           <w:b/>
@@ -1212,7 +1004,7 @@
           <w:spacing w:val="-2"/>
           <w:sz w:val="24"/>
         </w:rPr>
-        <w:t> </w:t>
+        <w:t xml:space="preserve"> </w:t>
       </w:r>
       <w:r>
         <w:rPr>
@@ -1227,7 +1019,7 @@
           <w:spacing w:val="-2"/>
           <w:sz w:val="24"/>
         </w:rPr>
-        <w:t> </w:t>
+        <w:t xml:space="preserve"> </w:t>
       </w:r>
       <w:r>
         <w:rPr>
@@ -1242,7 +1034,7 @@
           <w:spacing w:val="-2"/>
           <w:sz w:val="24"/>
         </w:rPr>
-        <w:t> </w:t>
+        <w:t xml:space="preserve"> </w:t>
       </w:r>
       <w:r>
         <w:rPr>
@@ -1257,7 +1049,7 @@
           <w:spacing w:val="-2"/>
           <w:sz w:val="24"/>
         </w:rPr>
-        <w:t> </w:t>
+        <w:t xml:space="preserve"> </w:t>
       </w:r>
       <w:r>
         <w:rPr>
@@ -1276,12 +1068,12 @@
           <w:numId w:val="1"/>
         </w:numPr>
         <w:tabs>
-          <w:tab w:pos="2412" w:val="left" w:leader="none"/>
-          <w:tab w:pos="2424" w:val="left" w:leader="none"/>
-          <w:tab w:pos="7178" w:val="left" w:leader="none"/>
-          <w:tab w:pos="8920" w:val="left" w:leader="none"/>
+          <w:tab w:val="left" w:pos="2412"/>
+          <w:tab w:val="left" w:pos="2424"/>
+          <w:tab w:val="left" w:pos="7178"/>
+          <w:tab w:val="left" w:pos="8920"/>
         </w:tabs>
-        <w:spacing w:line="232" w:lineRule="auto" w:before="5" w:after="0"/>
+        <w:spacing w:before="5" w:line="232" w:lineRule="auto"/>
         <w:ind w:left="2412" w:right="2160" w:hanging="334"/>
         <w:jc w:val="both"/>
         <w:rPr>
@@ -1294,14 +1086,7 @@
           <w:b/>
           <w:sz w:val="24"/>
         </w:rPr>
-        <w:t>Survey</w:t>
-      </w:r>
-      <w:r>
-        <w:rPr>
-          <w:b/>
-          <w:sz w:val="24"/>
-        </w:rPr>
-        <w:t> of India Receipt number</w:t>
+        <w:t>Survey of India Receipt number</w:t>
       </w:r>
       <w:r>
         <w:rPr>
@@ -1333,7 +1118,7 @@
           <w:spacing w:val="-4"/>
           <w:sz w:val="24"/>
         </w:rPr>
-        <w:t>has </w:t>
+        <w:t xml:space="preserve">has </w:t>
       </w:r>
       <w:r>
         <w:rPr>
@@ -1423,34 +1208,31 @@
         <w:jc w:val="right"/>
       </w:pPr>
       <w:r>
-        <w:rPr/>
         <w:t>Page</w:t>
       </w:r>
       <w:r>
         <w:rPr>
           <w:spacing w:val="-2"/>
         </w:rPr>
-        <w:t> </w:t>
-      </w:r>
-      <w:r>
-        <w:rPr/>
+        <w:t xml:space="preserve"> </w:t>
+      </w:r>
+      <w:r>
         <w:t>1</w:t>
       </w:r>
       <w:r>
         <w:rPr>
           <w:spacing w:val="-3"/>
         </w:rPr>
-        <w:t> </w:t>
-      </w:r>
-      <w:r>
-        <w:rPr/>
+        <w:t xml:space="preserve"> </w:t>
+      </w:r>
+      <w:r>
         <w:t>of</w:t>
       </w:r>
       <w:r>
         <w:rPr>
           <w:spacing w:val="2"/>
         </w:rPr>
-        <w:t> </w:t>
+        <w:t xml:space="preserve"> </w:t>
       </w:r>
       <w:r>
         <w:rPr>
@@ -1462,20 +1244,19 @@
     <w:p>
       <w:pPr>
         <w:pStyle w:val="BodyText"/>
-        <w:spacing w:after="0"/>
         <w:jc w:val="right"/>
         <w:sectPr>
           <w:type w:val="continuous"/>
           <w:pgSz w:w="11930" w:h="16850"/>
-          <w:pgMar w:header="1898" w:footer="0" w:top="2480" w:bottom="280" w:left="283" w:right="141"/>
+          <w:pgMar w:top="2480" w:right="141" w:bottom="280" w:left="283" w:header="1898" w:footer="0" w:gutter="0"/>
+          <w:cols w:space="720"/>
         </w:sectPr>
       </w:pPr>
     </w:p>
     <w:p>
       <w:pPr>
         <w:spacing w:before="22"/>
-        <w:ind w:left="2947" w:right="0" w:firstLine="0"/>
-        <w:jc w:val="left"/>
+        <w:ind w:left="2947"/>
         <w:rPr>
           <w:rFonts w:ascii="Arial"/>
           <w:b/>
@@ -1488,6 +1269,7 @@
           <w:b/>
           <w:sz w:val="24"/>
         </w:rPr>
+        <w:lastRenderedPageBreak/>
         <w:t>Annexure -</w:t>
       </w:r>
       <w:r>
@@ -1497,7 +1279,7 @@
           <w:spacing w:val="-2"/>
           <w:sz w:val="24"/>
         </w:rPr>
-        <w:t> </w:t>
+        <w:t xml:space="preserve"> </w:t>
       </w:r>
       <w:r>
         <w:rPr>
@@ -1514,7 +1296,7 @@
           <w:spacing w:val="-7"/>
           <w:sz w:val="24"/>
         </w:rPr>
-        <w:t> </w:t>
+        <w:t xml:space="preserve"> </w:t>
       </w:r>
       <w:r>
         <w:rPr>
@@ -1531,7 +1313,7 @@
           <w:spacing w:val="-1"/>
           <w:sz w:val="24"/>
         </w:rPr>
-        <w:t> </w:t>
+        <w:t xml:space="preserve"> </w:t>
       </w:r>
       <w:r>
         <w:rPr>
@@ -1548,7 +1330,7 @@
           <w:spacing w:val="-1"/>
           <w:sz w:val="24"/>
         </w:rPr>
-        <w:t> </w:t>
+        <w:t xml:space="preserve"> </w:t>
       </w:r>
       <w:r>
         <w:rPr>
@@ -1565,7 +1347,7 @@
           <w:spacing w:val="-1"/>
           <w:sz w:val="24"/>
         </w:rPr>
-        <w:t> </w:t>
+        <w:t xml:space="preserve"> </w:t>
       </w:r>
       <w:r>
         <w:rPr>
@@ -1582,7 +1364,7 @@
           <w:spacing w:val="-1"/>
           <w:sz w:val="24"/>
         </w:rPr>
-        <w:t> </w:t>
+        <w:t xml:space="preserve"> </w:t>
       </w:r>
       <w:r>
         <w:rPr>
@@ -1608,7 +1390,6 @@
     <w:tbl>
       <w:tblPr>
         <w:tblW w:w="0" w:type="auto"/>
-        <w:jc w:val="left"/>
         <w:tblInd w:w="82" w:type="dxa"/>
         <w:tblBorders>
           <w:top w:val="single" w:sz="4" w:space="0" w:color="000000"/>
@@ -1620,12 +1401,10 @@
         </w:tblBorders>
         <w:tblLayout w:type="fixed"/>
         <w:tblCellMar>
-          <w:top w:w="0" w:type="dxa"/>
           <w:left w:w="0" w:type="dxa"/>
-          <w:bottom w:w="0" w:type="dxa"/>
           <w:right w:w="0" w:type="dxa"/>
         </w:tblCellMar>
-        <w:tblLook w:val="01E0"/>
+        <w:tblLook w:val="01E0" w:firstRow="1" w:lastRow="1" w:firstColumn="1" w:lastColumn="1" w:noHBand="0" w:noVBand="0"/>
       </w:tblPr>
       <w:tblGrid>
         <w:gridCol w:w="466"/>
@@ -1639,7 +1418,7 @@
       </w:tblGrid>
       <w:tr>
         <w:trPr>
-          <w:trHeight w:val="601" w:hRule="atLeast"/>
+          <w:trHeight w:val="601"/>
         </w:trPr>
         <w:tc>
           <w:tcPr>
@@ -1729,7 +1508,7 @@
                 <w:spacing w:val="-4"/>
                 <w:sz w:val="24"/>
               </w:rPr>
-              <w:t>Sr. </w:t>
+              <w:t xml:space="preserve">Sr. </w:t>
             </w:r>
             <w:r>
               <w:rPr>
@@ -1839,15 +1618,15 @@
                 <w:spacing w:val="-17"/>
                 <w:sz w:val="24"/>
               </w:rPr>
-              <w:t> </w:t>
-            </w:r>
-            <w:r>
-              <w:rPr>
-                <w:rFonts w:ascii="Arial"/>
-                <w:b/>
-                <w:sz w:val="24"/>
-              </w:rPr>
-              <w:t>of </w:t>
+              <w:t xml:space="preserve"> </w:t>
+            </w:r>
+            <w:r>
+              <w:rPr>
+                <w:rFonts w:ascii="Arial"/>
+                <w:b/>
+                <w:sz w:val="24"/>
+              </w:rPr>
+              <w:t xml:space="preserve">of </w:t>
             </w:r>
             <w:r>
               <w:rPr>
@@ -1873,7 +1652,7 @@
           <w:p>
             <w:pPr>
               <w:pStyle w:val="TableParagraph"/>
-              <w:spacing w:line="232" w:lineRule="auto" w:before="26"/>
+              <w:spacing w:before="26" w:line="232" w:lineRule="auto"/>
               <w:ind w:left="1000" w:right="751" w:hanging="20"/>
               <w:rPr>
                 <w:sz w:val="24"/>
@@ -1884,7 +1663,7 @@
                 <w:spacing w:val="-2"/>
                 <w:sz w:val="24"/>
               </w:rPr>
-              <w:t>Co-ordinates </w:t>
+              <w:t xml:space="preserve">Co-ordinates </w:t>
             </w:r>
             <w:r>
               <w:rPr>
@@ -1897,7 +1676,7 @@
                 <w:spacing w:val="-5"/>
                 <w:sz w:val="24"/>
               </w:rPr>
-              <w:t> </w:t>
+              <w:t xml:space="preserve"> </w:t>
             </w:r>
             <w:r>
               <w:rPr>
@@ -1928,7 +1707,7 @@
           <w:p>
             <w:pPr>
               <w:pStyle w:val="TableParagraph"/>
-              <w:spacing w:line="232" w:lineRule="auto" w:before="33"/>
+              <w:spacing w:before="33" w:line="232" w:lineRule="auto"/>
               <w:ind w:left="30" w:right="587"/>
               <w:rPr>
                 <w:rFonts w:ascii="Arial"/>
@@ -1951,7 +1730,7 @@
                 <w:spacing w:val="-3"/>
                 <w:sz w:val="24"/>
               </w:rPr>
-              <w:t> </w:t>
+              <w:t xml:space="preserve"> </w:t>
             </w:r>
             <w:r>
               <w:rPr>
@@ -1968,7 +1747,7 @@
                 <w:spacing w:val="-3"/>
                 <w:sz w:val="24"/>
               </w:rPr>
-              <w:t> </w:t>
+              <w:t xml:space="preserve"> </w:t>
             </w:r>
             <w:r>
               <w:rPr>
@@ -1985,7 +1764,7 @@
                 <w:spacing w:val="-5"/>
                 <w:sz w:val="24"/>
               </w:rPr>
-              <w:t> </w:t>
+              <w:t xml:space="preserve"> </w:t>
             </w:r>
             <w:r>
               <w:rPr>
@@ -2002,7 +1781,7 @@
                 <w:spacing w:val="-17"/>
                 <w:sz w:val="24"/>
               </w:rPr>
-              <w:t> </w:t>
+              <w:t xml:space="preserve"> </w:t>
             </w:r>
             <w:r>
               <w:rPr>
@@ -2019,7 +1798,7 @@
                 <w:spacing w:val="-17"/>
                 <w:sz w:val="24"/>
               </w:rPr>
-              <w:t> </w:t>
+              <w:t xml:space="preserve"> </w:t>
             </w:r>
             <w:r>
               <w:rPr>
@@ -2045,7 +1824,7 @@
           <w:p>
             <w:pPr>
               <w:pStyle w:val="TableParagraph"/>
-              <w:spacing w:line="232" w:lineRule="auto" w:before="32"/>
+              <w:spacing w:before="32" w:line="232" w:lineRule="auto"/>
               <w:ind w:left="30" w:right="587"/>
               <w:rPr>
                 <w:rFonts w:ascii="Arial"/>
@@ -2068,23 +1847,15 @@
                 <w:spacing w:val="-17"/>
                 <w:sz w:val="24"/>
               </w:rPr>
-              <w:t> </w:t>
-            </w:r>
-            <w:r>
-              <w:rPr>
-                <w:rFonts w:ascii="Arial"/>
-                <w:b/>
-                <w:sz w:val="24"/>
-              </w:rPr>
-              <w:t>Co-</w:t>
-            </w:r>
-            <w:r>
-              <w:rPr>
-                <w:rFonts w:ascii="Arial"/>
-                <w:b/>
-                <w:sz w:val="24"/>
-              </w:rPr>
-              <w:t>ordinates given in column (C) and ARP of NDA,</w:t>
+              <w:t xml:space="preserve"> </w:t>
+            </w:r>
+            <w:r>
+              <w:rPr>
+                <w:rFonts w:ascii="Arial"/>
+                <w:b/>
+                <w:sz w:val="24"/>
+              </w:rPr>
+              <w:t>Co-ordinates given in column (C) and ARP of NDA,</w:t>
             </w:r>
           </w:p>
           <w:p>
@@ -2123,7 +1894,7 @@
           <w:p>
             <w:pPr>
               <w:pStyle w:val="TableParagraph"/>
-              <w:spacing w:line="232" w:lineRule="auto" w:before="29"/>
+              <w:spacing w:before="29" w:line="232" w:lineRule="auto"/>
               <w:ind w:left="30" w:right="587"/>
               <w:rPr>
                 <w:rFonts w:ascii="Arial"/>
@@ -2146,23 +1917,15 @@
                 <w:spacing w:val="-17"/>
                 <w:sz w:val="24"/>
               </w:rPr>
-              <w:t> </w:t>
-            </w:r>
-            <w:r>
-              <w:rPr>
-                <w:rFonts w:ascii="Arial"/>
-                <w:b/>
-                <w:sz w:val="24"/>
-              </w:rPr>
-              <w:t>Co-</w:t>
-            </w:r>
-            <w:r>
-              <w:rPr>
-                <w:rFonts w:ascii="Arial"/>
-                <w:b/>
-                <w:sz w:val="24"/>
-              </w:rPr>
-              <w:t>ordinates given in column (C) and ARP</w:t>
+              <w:t xml:space="preserve"> </w:t>
+            </w:r>
+            <w:r>
+              <w:rPr>
+                <w:rFonts w:ascii="Arial"/>
+                <w:b/>
+                <w:sz w:val="24"/>
+              </w:rPr>
+              <w:t>Co-ordinates given in column (C) and ARP</w:t>
             </w:r>
             <w:r>
               <w:rPr>
@@ -2171,7 +1934,7 @@
                 <w:spacing w:val="40"/>
                 <w:sz w:val="24"/>
               </w:rPr>
-              <w:t> </w:t>
+              <w:t xml:space="preserve"> </w:t>
             </w:r>
             <w:r>
               <w:rPr>
@@ -2277,7 +2040,7 @@
       </w:tr>
       <w:tr>
         <w:trPr>
-          <w:trHeight w:val="2630" w:hRule="atLeast"/>
+          <w:trHeight w:val="2630"/>
         </w:trPr>
         <w:tc>
           <w:tcPr>
@@ -2551,7 +2314,7 @@
       </w:tr>
       <w:tr>
         <w:trPr>
-          <w:trHeight w:val="340" w:hRule="atLeast"/>
+          <w:trHeight w:val="340"/>
         </w:trPr>
         <w:tc>
           <w:tcPr>
@@ -2758,7 +2521,7 @@
       </w:tr>
       <w:tr>
         <w:trPr>
-          <w:trHeight w:val="1391" w:hRule="atLeast"/>
+          <w:trHeight w:val="1391"/>
         </w:trPr>
         <w:tc>
           <w:tcPr>
@@ -2821,7 +2584,7 @@
           <w:p>
             <w:pPr>
               <w:pStyle w:val="TableParagraph"/>
-              <w:spacing w:line="232" w:lineRule="auto" w:before="31"/>
+              <w:spacing w:before="31" w:line="232" w:lineRule="auto"/>
               <w:ind w:left="35" w:right="206"/>
               <w:rPr>
                 <w:sz w:val="24"/>
@@ -2831,14 +2594,14 @@
               <w:rPr>
                 <w:sz w:val="24"/>
               </w:rPr>
-              <w:t>Point No. P1 :- Differential GPS </w:t>
+              <w:t xml:space="preserve">Point No. P1 :- Differential GPS </w:t>
             </w:r>
             <w:r>
               <w:rPr>
                 <w:spacing w:val="-2"/>
                 <w:sz w:val="24"/>
               </w:rPr>
-              <w:t>Observation </w:t>
+              <w:t xml:space="preserve">Observation </w:t>
             </w:r>
             <w:r>
               <w:rPr>
@@ -2851,7 +2614,7 @@
                 <w:spacing w:val="-3"/>
                 <w:sz w:val="24"/>
               </w:rPr>
-              <w:t> </w:t>
+              <w:t xml:space="preserve"> </w:t>
             </w:r>
             <w:r>
               <w:rPr>
@@ -2864,7 +2627,7 @@
                 <w:spacing w:val="-2"/>
                 <w:sz w:val="24"/>
               </w:rPr>
-              <w:t> </w:t>
+              <w:t xml:space="preserve"> </w:t>
             </w:r>
             <w:r>
               <w:rPr>
@@ -2918,7 +2681,7 @@
                 <w:spacing w:val="-4"/>
                 <w:sz w:val="24"/>
               </w:rPr>
-              <w:t> </w:t>
+              <w:t xml:space="preserve"> </w:t>
             </w:r>
             <w:r>
               <w:rPr>
@@ -2933,7 +2696,7 @@
                 <w:spacing w:val="-2"/>
                 <w:sz w:val="24"/>
               </w:rPr>
-              <w:t> 08.75''</w:t>
+              <w:t xml:space="preserve"> 08.75''</w:t>
             </w:r>
           </w:p>
         </w:tc>
@@ -2980,7 +2743,7 @@
                 <w:spacing w:val="-4"/>
                 <w:sz w:val="24"/>
               </w:rPr>
-              <w:t> </w:t>
+              <w:t xml:space="preserve"> </w:t>
             </w:r>
             <w:r>
               <w:rPr>
@@ -2995,7 +2758,7 @@
                 <w:spacing w:val="-2"/>
                 <w:sz w:val="24"/>
               </w:rPr>
-              <w:t> 00.21''</w:t>
+              <w:t xml:space="preserve"> 00.21''</w:t>
             </w:r>
           </w:p>
         </w:tc>
@@ -3081,7 +2844,7 @@
                 <w:spacing w:val="-1"/>
                 <w:sz w:val="24"/>
               </w:rPr>
-              <w:t> </w:t>
+              <w:t xml:space="preserve"> </w:t>
             </w:r>
             <w:r>
               <w:rPr>
@@ -3135,7 +2898,7 @@
                 <w:spacing w:val="-4"/>
                 <w:sz w:val="24"/>
               </w:rPr>
-              <w:t> </w:t>
+              <w:t xml:space="preserve"> </w:t>
             </w:r>
             <w:r>
               <w:rPr>
@@ -3179,7 +2942,7 @@
                 <w:spacing w:val="-3"/>
                 <w:sz w:val="20"/>
               </w:rPr>
-              <w:t> </w:t>
+              <w:t xml:space="preserve"> </w:t>
             </w:r>
             <w:r>
               <w:rPr>
@@ -3194,7 +2957,7 @@
                 <w:spacing w:val="-3"/>
                 <w:sz w:val="20"/>
               </w:rPr>
-              <w:t> </w:t>
+              <w:t xml:space="preserve"> </w:t>
             </w:r>
             <w:r>
               <w:rPr>
@@ -3209,7 +2972,7 @@
                 <w:spacing w:val="-13"/>
                 <w:sz w:val="20"/>
               </w:rPr>
-              <w:t> </w:t>
+              <w:t xml:space="preserve"> </w:t>
             </w:r>
             <w:r>
               <w:rPr>
@@ -3224,7 +2987,7 @@
                 <w:spacing w:val="-12"/>
                 <w:sz w:val="20"/>
               </w:rPr>
-              <w:t> </w:t>
+              <w:t xml:space="preserve"> </w:t>
             </w:r>
             <w:r>
               <w:rPr>
@@ -3239,7 +3002,7 @@
                 <w:spacing w:val="-4"/>
                 <w:sz w:val="20"/>
               </w:rPr>
-              <w:t> </w:t>
+              <w:t xml:space="preserve"> </w:t>
             </w:r>
             <w:r>
               <w:rPr>
@@ -3254,7 +3017,7 @@
                 <w:spacing w:val="-2"/>
                 <w:sz w:val="20"/>
               </w:rPr>
-              <w:t> </w:t>
+              <w:t xml:space="preserve"> </w:t>
             </w:r>
             <w:r>
               <w:rPr>
@@ -3288,7 +3051,7 @@
       </w:tr>
       <w:tr>
         <w:trPr>
-          <w:trHeight w:val="1425" w:hRule="atLeast"/>
+          <w:trHeight w:val="1425"/>
         </w:trPr>
         <w:tc>
           <w:tcPr>
@@ -3351,7 +3114,7 @@
           <w:p>
             <w:pPr>
               <w:pStyle w:val="TableParagraph"/>
-              <w:spacing w:line="232" w:lineRule="auto" w:before="28"/>
+              <w:spacing w:before="28" w:line="232" w:lineRule="auto"/>
               <w:ind w:left="35" w:right="206"/>
               <w:rPr>
                 <w:sz w:val="24"/>
@@ -3361,14 +3124,14 @@
               <w:rPr>
                 <w:sz w:val="24"/>
               </w:rPr>
-              <w:t>Point No. P2 :- Differential GPS </w:t>
+              <w:t xml:space="preserve">Point No. P2 :- Differential GPS </w:t>
             </w:r>
             <w:r>
               <w:rPr>
                 <w:spacing w:val="-2"/>
                 <w:sz w:val="24"/>
               </w:rPr>
-              <w:t>Observation </w:t>
+              <w:t xml:space="preserve">Observation </w:t>
             </w:r>
             <w:r>
               <w:rPr>
@@ -3381,7 +3144,7 @@
                 <w:spacing w:val="-3"/>
                 <w:sz w:val="24"/>
               </w:rPr>
-              <w:t> </w:t>
+              <w:t xml:space="preserve"> </w:t>
             </w:r>
             <w:r>
               <w:rPr>
@@ -3394,7 +3157,7 @@
                 <w:spacing w:val="-2"/>
                 <w:sz w:val="24"/>
               </w:rPr>
-              <w:t> </w:t>
+              <w:t xml:space="preserve"> </w:t>
             </w:r>
             <w:r>
               <w:rPr>
@@ -3448,7 +3211,7 @@
                 <w:spacing w:val="-4"/>
                 <w:sz w:val="24"/>
               </w:rPr>
-              <w:t> </w:t>
+              <w:t xml:space="preserve"> </w:t>
             </w:r>
             <w:r>
               <w:rPr>
@@ -3463,7 +3226,7 @@
                 <w:spacing w:val="-3"/>
                 <w:sz w:val="24"/>
               </w:rPr>
-              <w:t> </w:t>
+              <w:t xml:space="preserve"> </w:t>
             </w:r>
             <w:r>
               <w:rPr>
@@ -3518,7 +3281,7 @@
                 <w:spacing w:val="-5"/>
                 <w:sz w:val="24"/>
               </w:rPr>
-              <w:t> </w:t>
+              <w:t xml:space="preserve"> </w:t>
             </w:r>
             <w:r>
               <w:rPr>
@@ -3533,7 +3296,7 @@
                 <w:spacing w:val="-4"/>
                 <w:sz w:val="24"/>
               </w:rPr>
-              <w:t> </w:t>
+              <w:t xml:space="preserve"> </w:t>
             </w:r>
             <w:r>
               <w:rPr>
@@ -3627,7 +3390,7 @@
                 <w:spacing w:val="-1"/>
                 <w:sz w:val="24"/>
               </w:rPr>
-              <w:t> </w:t>
+              <w:t xml:space="preserve"> </w:t>
             </w:r>
             <w:r>
               <w:rPr>
@@ -3681,7 +3444,7 @@
                 <w:spacing w:val="-4"/>
                 <w:sz w:val="24"/>
               </w:rPr>
-              <w:t> </w:t>
+              <w:t xml:space="preserve"> </w:t>
             </w:r>
             <w:r>
               <w:rPr>
@@ -3707,7 +3470,6 @@
               <w:pStyle w:val="TableParagraph"/>
               <w:rPr>
                 <w:rFonts w:ascii="Times New Roman"/>
-                <w:sz w:val="22"/>
               </w:rPr>
             </w:pPr>
           </w:p>
@@ -3715,7 +3477,7 @@
       </w:tr>
       <w:tr>
         <w:trPr>
-          <w:trHeight w:val="1400" w:hRule="atLeast"/>
+          <w:trHeight w:val="1400"/>
         </w:trPr>
         <w:tc>
           <w:tcPr>
@@ -3778,7 +3540,7 @@
           <w:p>
             <w:pPr>
               <w:pStyle w:val="TableParagraph"/>
-              <w:spacing w:line="232" w:lineRule="auto" w:before="31"/>
+              <w:spacing w:before="31" w:line="232" w:lineRule="auto"/>
               <w:ind w:left="35" w:right="206"/>
               <w:rPr>
                 <w:sz w:val="24"/>
@@ -3788,14 +3550,14 @@
               <w:rPr>
                 <w:sz w:val="24"/>
               </w:rPr>
-              <w:t>Point No. P3 :- Differential GPS </w:t>
+              <w:t xml:space="preserve">Point No. P3 :- Differential GPS </w:t>
             </w:r>
             <w:r>
               <w:rPr>
                 <w:spacing w:val="-2"/>
                 <w:sz w:val="24"/>
               </w:rPr>
-              <w:t>Observation </w:t>
+              <w:t xml:space="preserve">Observation </w:t>
             </w:r>
             <w:r>
               <w:rPr>
@@ -3808,7 +3570,7 @@
                 <w:spacing w:val="-3"/>
                 <w:sz w:val="24"/>
               </w:rPr>
-              <w:t> </w:t>
+              <w:t xml:space="preserve"> </w:t>
             </w:r>
             <w:r>
               <w:rPr>
@@ -3821,7 +3583,7 @@
                 <w:spacing w:val="-2"/>
                 <w:sz w:val="24"/>
               </w:rPr>
-              <w:t> </w:t>
+              <w:t xml:space="preserve"> </w:t>
             </w:r>
             <w:r>
               <w:rPr>
@@ -3875,7 +3637,7 @@
                 <w:spacing w:val="-4"/>
                 <w:sz w:val="24"/>
               </w:rPr>
-              <w:t> </w:t>
+              <w:t xml:space="preserve"> </w:t>
             </w:r>
             <w:r>
               <w:rPr>
@@ -3890,7 +3652,7 @@
                 <w:spacing w:val="-3"/>
                 <w:sz w:val="24"/>
               </w:rPr>
-              <w:t> </w:t>
+              <w:t xml:space="preserve"> </w:t>
             </w:r>
             <w:r>
               <w:rPr>
@@ -3945,7 +3707,7 @@
                 <w:spacing w:val="-4"/>
                 <w:sz w:val="24"/>
               </w:rPr>
-              <w:t> </w:t>
+              <w:t xml:space="preserve"> </w:t>
             </w:r>
             <w:r>
               <w:rPr>
@@ -3960,7 +3722,7 @@
                 <w:spacing w:val="-2"/>
                 <w:sz w:val="24"/>
               </w:rPr>
-              <w:t> 00.75''</w:t>
+              <w:t xml:space="preserve"> 00.75''</w:t>
             </w:r>
           </w:p>
         </w:tc>
@@ -4046,7 +3808,7 @@
                 <w:spacing w:val="-1"/>
                 <w:sz w:val="24"/>
               </w:rPr>
-              <w:t> </w:t>
+              <w:t xml:space="preserve"> </w:t>
             </w:r>
             <w:r>
               <w:rPr>
@@ -4100,7 +3862,7 @@
                 <w:spacing w:val="-4"/>
                 <w:sz w:val="24"/>
               </w:rPr>
-              <w:t> </w:t>
+              <w:t xml:space="preserve"> </w:t>
             </w:r>
             <w:r>
               <w:rPr>
@@ -4126,7 +3888,6 @@
               <w:pStyle w:val="TableParagraph"/>
               <w:rPr>
                 <w:rFonts w:ascii="Times New Roman"/>
-                <w:sz w:val="22"/>
               </w:rPr>
             </w:pPr>
           </w:p>
@@ -4134,7 +3895,7 @@
       </w:tr>
       <w:tr>
         <w:trPr>
-          <w:trHeight w:val="1441" w:hRule="atLeast"/>
+          <w:trHeight w:val="1441"/>
         </w:trPr>
         <w:tc>
           <w:tcPr>
@@ -4196,7 +3957,7 @@
           <w:p>
             <w:pPr>
               <w:pStyle w:val="TableParagraph"/>
-              <w:spacing w:line="232" w:lineRule="auto" w:before="28"/>
+              <w:spacing w:before="28" w:line="232" w:lineRule="auto"/>
               <w:ind w:left="35" w:right="206"/>
               <w:rPr>
                 <w:sz w:val="24"/>
@@ -4206,14 +3967,14 @@
               <w:rPr>
                 <w:sz w:val="24"/>
               </w:rPr>
-              <w:t>Point No. P4 :- Differential GPS </w:t>
+              <w:t xml:space="preserve">Point No. P4 :- Differential GPS </w:t>
             </w:r>
             <w:r>
               <w:rPr>
                 <w:spacing w:val="-2"/>
                 <w:sz w:val="24"/>
               </w:rPr>
-              <w:t>Observation </w:t>
+              <w:t xml:space="preserve">Observation </w:t>
             </w:r>
             <w:r>
               <w:rPr>
@@ -4226,7 +3987,7 @@
                 <w:spacing w:val="-3"/>
                 <w:sz w:val="24"/>
               </w:rPr>
-              <w:t> </w:t>
+              <w:t xml:space="preserve"> </w:t>
             </w:r>
             <w:r>
               <w:rPr>
@@ -4239,7 +4000,7 @@
                 <w:spacing w:val="-2"/>
                 <w:sz w:val="24"/>
               </w:rPr>
-              <w:t> </w:t>
+              <w:t xml:space="preserve"> </w:t>
             </w:r>
             <w:r>
               <w:rPr>
@@ -4294,7 +4055,7 @@
                 <w:spacing w:val="-5"/>
                 <w:sz w:val="24"/>
               </w:rPr>
-              <w:t> </w:t>
+              <w:t xml:space="preserve"> </w:t>
             </w:r>
             <w:r>
               <w:rPr>
@@ -4309,7 +4070,7 @@
                 <w:spacing w:val="-4"/>
                 <w:sz w:val="24"/>
               </w:rPr>
-              <w:t> </w:t>
+              <w:t xml:space="preserve"> </w:t>
             </w:r>
             <w:r>
               <w:rPr>
@@ -4365,7 +4126,7 @@
                 <w:spacing w:val="-4"/>
                 <w:sz w:val="24"/>
               </w:rPr>
-              <w:t> </w:t>
+              <w:t xml:space="preserve"> </w:t>
             </w:r>
             <w:r>
               <w:rPr>
@@ -4380,7 +4141,7 @@
                 <w:spacing w:val="-3"/>
                 <w:sz w:val="24"/>
               </w:rPr>
-              <w:t> </w:t>
+              <w:t xml:space="preserve"> </w:t>
             </w:r>
             <w:r>
               <w:rPr>
@@ -4476,7 +4237,7 @@
                 <w:spacing w:val="-1"/>
                 <w:sz w:val="24"/>
               </w:rPr>
-              <w:t> </w:t>
+              <w:t xml:space="preserve"> </w:t>
             </w:r>
             <w:r>
               <w:rPr>
@@ -4531,7 +4292,7 @@
                 <w:spacing w:val="-4"/>
                 <w:sz w:val="24"/>
               </w:rPr>
-              <w:t> </w:t>
+              <w:t xml:space="preserve"> </w:t>
             </w:r>
             <w:r>
               <w:rPr>
@@ -4557,7 +4318,6 @@
               <w:pStyle w:val="TableParagraph"/>
               <w:rPr>
                 <w:rFonts w:ascii="Times New Roman"/>
-                <w:sz w:val="22"/>
               </w:rPr>
             </w:pPr>
           </w:p>
@@ -4565,7 +4325,7 @@
       </w:tr>
       <w:tr>
         <w:trPr>
-          <w:trHeight w:val="1444" w:hRule="atLeast"/>
+          <w:trHeight w:val="1444"/>
         </w:trPr>
         <w:tc>
           <w:tcPr>
@@ -4628,7 +4388,7 @@
           <w:p>
             <w:pPr>
               <w:pStyle w:val="TableParagraph"/>
-              <w:spacing w:line="232" w:lineRule="auto" w:before="31"/>
+              <w:spacing w:before="31" w:line="232" w:lineRule="auto"/>
               <w:ind w:left="35" w:right="206"/>
               <w:rPr>
                 <w:sz w:val="24"/>
@@ -4638,14 +4398,14 @@
               <w:rPr>
                 <w:sz w:val="24"/>
               </w:rPr>
-              <w:t>Point No. P5 :- Differential GPS </w:t>
+              <w:t xml:space="preserve">Point No. P5 :- Differential GPS </w:t>
             </w:r>
             <w:r>
               <w:rPr>
                 <w:spacing w:val="-2"/>
                 <w:sz w:val="24"/>
               </w:rPr>
-              <w:t>Observation </w:t>
+              <w:t xml:space="preserve">Observation </w:t>
             </w:r>
             <w:r>
               <w:rPr>
@@ -4658,7 +4418,7 @@
                 <w:spacing w:val="-3"/>
                 <w:sz w:val="24"/>
               </w:rPr>
-              <w:t> </w:t>
+              <w:t xml:space="preserve"> </w:t>
             </w:r>
             <w:r>
               <w:rPr>
@@ -4671,7 +4431,7 @@
                 <w:spacing w:val="-2"/>
                 <w:sz w:val="24"/>
               </w:rPr>
-              <w:t> </w:t>
+              <w:t xml:space="preserve"> </w:t>
             </w:r>
             <w:r>
               <w:rPr>
@@ -4726,7 +4486,7 @@
                 <w:spacing w:val="-4"/>
                 <w:sz w:val="24"/>
               </w:rPr>
-              <w:t> </w:t>
+              <w:t xml:space="preserve"> </w:t>
             </w:r>
             <w:r>
               <w:rPr>
@@ -4741,7 +4501,7 @@
                 <w:spacing w:val="-3"/>
                 <w:sz w:val="24"/>
               </w:rPr>
-              <w:t> </w:t>
+              <w:t xml:space="preserve"> </w:t>
             </w:r>
             <w:r>
               <w:rPr>
@@ -4797,7 +4557,7 @@
                 <w:spacing w:val="-4"/>
                 <w:sz w:val="24"/>
               </w:rPr>
-              <w:t> </w:t>
+              <w:t xml:space="preserve"> </w:t>
             </w:r>
             <w:r>
               <w:rPr>
@@ -4812,7 +4572,7 @@
                 <w:spacing w:val="-2"/>
                 <w:sz w:val="24"/>
               </w:rPr>
-              <w:t> 04.21''</w:t>
+              <w:t xml:space="preserve"> 04.21''</w:t>
             </w:r>
           </w:p>
         </w:tc>
@@ -4900,7 +4660,7 @@
                 <w:spacing w:val="-1"/>
                 <w:sz w:val="24"/>
               </w:rPr>
-              <w:t> </w:t>
+              <w:t xml:space="preserve"> </w:t>
             </w:r>
             <w:r>
               <w:rPr>
@@ -4955,7 +4715,7 @@
                 <w:spacing w:val="-4"/>
                 <w:sz w:val="24"/>
               </w:rPr>
-              <w:t> </w:t>
+              <w:t xml:space="preserve"> </w:t>
             </w:r>
             <w:r>
               <w:rPr>
@@ -4981,7 +4741,6 @@
               <w:pStyle w:val="TableParagraph"/>
               <w:rPr>
                 <w:rFonts w:ascii="Times New Roman"/>
-                <w:sz w:val="22"/>
               </w:rPr>
             </w:pPr>
           </w:p>
@@ -4989,7 +4748,7 @@
       </w:tr>
       <w:tr>
         <w:trPr>
-          <w:trHeight w:val="1446" w:hRule="atLeast"/>
+          <w:trHeight w:val="1446"/>
         </w:trPr>
         <w:tc>
           <w:tcPr>
@@ -5052,7 +4811,7 @@
           <w:p>
             <w:pPr>
               <w:pStyle w:val="TableParagraph"/>
-              <w:spacing w:line="232" w:lineRule="auto" w:before="31"/>
+              <w:spacing w:before="31" w:line="232" w:lineRule="auto"/>
               <w:ind w:left="35" w:right="206"/>
               <w:rPr>
                 <w:sz w:val="24"/>
@@ -5062,14 +4821,14 @@
               <w:rPr>
                 <w:sz w:val="24"/>
               </w:rPr>
-              <w:t>Point No. P6 :- Differential GPS </w:t>
+              <w:t xml:space="preserve">Point No. P6 :- Differential GPS </w:t>
             </w:r>
             <w:r>
               <w:rPr>
                 <w:spacing w:val="-2"/>
                 <w:sz w:val="24"/>
               </w:rPr>
-              <w:t>Observation </w:t>
+              <w:t xml:space="preserve">Observation </w:t>
             </w:r>
             <w:r>
               <w:rPr>
@@ -5082,7 +4841,7 @@
                 <w:spacing w:val="-3"/>
                 <w:sz w:val="24"/>
               </w:rPr>
-              <w:t> </w:t>
+              <w:t xml:space="preserve"> </w:t>
             </w:r>
             <w:r>
               <w:rPr>
@@ -5095,7 +4854,7 @@
                 <w:spacing w:val="-2"/>
                 <w:sz w:val="24"/>
               </w:rPr>
-              <w:t> </w:t>
+              <w:t xml:space="preserve"> </w:t>
             </w:r>
             <w:r>
               <w:rPr>
@@ -5149,7 +4908,7 @@
                 <w:spacing w:val="-4"/>
                 <w:sz w:val="24"/>
               </w:rPr>
-              <w:t> </w:t>
+              <w:t xml:space="preserve"> </w:t>
             </w:r>
             <w:r>
               <w:rPr>
@@ -5164,7 +4923,7 @@
                 <w:spacing w:val="-3"/>
                 <w:sz w:val="24"/>
               </w:rPr>
-              <w:t> </w:t>
+              <w:t xml:space="preserve"> </w:t>
             </w:r>
             <w:r>
               <w:rPr>
@@ -5219,7 +4978,7 @@
                 <w:spacing w:val="-4"/>
                 <w:sz w:val="24"/>
               </w:rPr>
-              <w:t> </w:t>
+              <w:t xml:space="preserve"> </w:t>
             </w:r>
             <w:r>
               <w:rPr>
@@ -5234,7 +4993,7 @@
                 <w:spacing w:val="-2"/>
                 <w:sz w:val="24"/>
               </w:rPr>
-              <w:t> 04.96''</w:t>
+              <w:t xml:space="preserve"> 04.96''</w:t>
             </w:r>
           </w:p>
         </w:tc>
@@ -5320,7 +5079,7 @@
                 <w:spacing w:val="-1"/>
                 <w:sz w:val="24"/>
               </w:rPr>
-              <w:t> </w:t>
+              <w:t xml:space="preserve"> </w:t>
             </w:r>
             <w:r>
               <w:rPr>
@@ -5374,7 +5133,7 @@
                 <w:spacing w:val="-4"/>
                 <w:sz w:val="24"/>
               </w:rPr>
-              <w:t> </w:t>
+              <w:t xml:space="preserve"> </w:t>
             </w:r>
             <w:r>
               <w:rPr>
@@ -5400,7 +5159,6 @@
               <w:pStyle w:val="TableParagraph"/>
               <w:rPr>
                 <w:rFonts w:ascii="Times New Roman"/>
-                <w:sz w:val="22"/>
               </w:rPr>
             </w:pPr>
           </w:p>
@@ -5410,24 +5168,22 @@
     <w:p>
       <w:pPr>
         <w:pStyle w:val="TableParagraph"/>
-        <w:spacing w:after="0"/>
         <w:rPr>
           <w:rFonts w:ascii="Times New Roman"/>
-          <w:sz w:val="22"/>
         </w:rPr>
         <w:sectPr>
-          <w:headerReference w:type="default" r:id="rId6"/>
-          <w:footerReference w:type="default" r:id="rId7"/>
+          <w:headerReference w:type="default" r:id="rId8"/>
+          <w:footerReference w:type="default" r:id="rId9"/>
           <w:pgSz w:w="11930" w:h="16850"/>
-          <w:pgMar w:header="1898" w:footer="1326" w:top="2480" w:bottom="1520" w:left="283" w:right="141"/>
+          <w:pgMar w:top="2480" w:right="141" w:bottom="1520" w:left="283" w:header="1898" w:footer="1326" w:gutter="0"/>
           <w:pgNumType w:start="2"/>
+          <w:cols w:space="720"/>
         </w:sectPr>
       </w:pPr>
     </w:p>
     <w:tbl>
       <w:tblPr>
         <w:tblW w:w="0" w:type="auto"/>
-        <w:jc w:val="left"/>
         <w:tblInd w:w="82" w:type="dxa"/>
         <w:tblBorders>
           <w:top w:val="single" w:sz="8" w:space="0" w:color="000000"/>
@@ -5439,12 +5195,10 @@
         </w:tblBorders>
         <w:tblLayout w:type="fixed"/>
         <w:tblCellMar>
-          <w:top w:w="0" w:type="dxa"/>
           <w:left w:w="0" w:type="dxa"/>
-          <w:bottom w:w="0" w:type="dxa"/>
           <w:right w:w="0" w:type="dxa"/>
         </w:tblCellMar>
-        <w:tblLook w:val="01E0"/>
+        <w:tblLook w:val="01E0" w:firstRow="1" w:lastRow="1" w:firstColumn="1" w:lastColumn="1" w:noHBand="0" w:noVBand="0"/>
       </w:tblPr>
       <w:tblGrid>
         <w:gridCol w:w="466"/>
@@ -5458,7 +5212,7 @@
       </w:tblGrid>
       <w:tr>
         <w:trPr>
-          <w:trHeight w:val="1444" w:hRule="atLeast"/>
+          <w:trHeight w:val="1444"/>
         </w:trPr>
         <w:tc>
           <w:tcPr>
@@ -5504,7 +5258,7 @@
           <w:p>
             <w:pPr>
               <w:pStyle w:val="TableParagraph"/>
-              <w:spacing w:line="232" w:lineRule="auto" w:before="21"/>
+              <w:spacing w:before="21" w:line="232" w:lineRule="auto"/>
               <w:ind w:left="35" w:right="206"/>
               <w:rPr>
                 <w:sz w:val="24"/>
@@ -5514,14 +5268,14 @@
               <w:rPr>
                 <w:sz w:val="24"/>
               </w:rPr>
-              <w:t>Point No. P7 :- Differential GPS </w:t>
+              <w:t xml:space="preserve">Point No. P7 :- Differential GPS </w:t>
             </w:r>
             <w:r>
               <w:rPr>
                 <w:spacing w:val="-2"/>
                 <w:sz w:val="24"/>
               </w:rPr>
-              <w:t>Observation </w:t>
+              <w:t xml:space="preserve">Observation </w:t>
             </w:r>
             <w:r>
               <w:rPr>
@@ -5534,7 +5288,7 @@
                 <w:spacing w:val="-3"/>
                 <w:sz w:val="24"/>
               </w:rPr>
-              <w:t> </w:t>
+              <w:t xml:space="preserve"> </w:t>
             </w:r>
             <w:r>
               <w:rPr>
@@ -5547,7 +5301,7 @@
                 <w:spacing w:val="-2"/>
                 <w:sz w:val="24"/>
               </w:rPr>
-              <w:t> </w:t>
+              <w:t xml:space="preserve"> </w:t>
             </w:r>
             <w:r>
               <w:rPr>
@@ -5595,7 +5349,7 @@
                 <w:spacing w:val="-4"/>
                 <w:sz w:val="24"/>
               </w:rPr>
-              <w:t> </w:t>
+              <w:t xml:space="preserve"> </w:t>
             </w:r>
             <w:r>
               <w:rPr>
@@ -5610,7 +5364,7 @@
                 <w:spacing w:val="-3"/>
                 <w:sz w:val="24"/>
               </w:rPr>
-              <w:t> </w:t>
+              <w:t xml:space="preserve"> </w:t>
             </w:r>
             <w:r>
               <w:rPr>
@@ -5659,7 +5413,7 @@
                 <w:spacing w:val="-4"/>
                 <w:sz w:val="24"/>
               </w:rPr>
-              <w:t> </w:t>
+              <w:t xml:space="preserve"> </w:t>
             </w:r>
             <w:r>
               <w:rPr>
@@ -5674,7 +5428,7 @@
                 <w:spacing w:val="-2"/>
                 <w:sz w:val="24"/>
               </w:rPr>
-              <w:t> 06.36''</w:t>
+              <w:t xml:space="preserve"> 06.36''</w:t>
             </w:r>
           </w:p>
         </w:tc>
@@ -5748,7 +5502,7 @@
                 <w:spacing w:val="-1"/>
                 <w:sz w:val="24"/>
               </w:rPr>
-              <w:t> </w:t>
+              <w:t xml:space="preserve"> </w:t>
             </w:r>
             <w:r>
               <w:rPr>
@@ -5796,7 +5550,7 @@
                 <w:spacing w:val="-4"/>
                 <w:sz w:val="24"/>
               </w:rPr>
-              <w:t> </w:t>
+              <w:t xml:space="preserve"> </w:t>
             </w:r>
             <w:r>
               <w:rPr>
@@ -5820,7 +5574,6 @@
               <w:pStyle w:val="TableParagraph"/>
               <w:rPr>
                 <w:rFonts w:ascii="Times New Roman"/>
-                <w:sz w:val="22"/>
               </w:rPr>
             </w:pPr>
           </w:p>
@@ -5828,7 +5581,7 @@
       </w:tr>
       <w:tr>
         <w:trPr>
-          <w:trHeight w:val="1444" w:hRule="atLeast"/>
+          <w:trHeight w:val="1444"/>
         </w:trPr>
         <w:tc>
           <w:tcPr>
@@ -5874,7 +5627,7 @@
           <w:p>
             <w:pPr>
               <w:pStyle w:val="TableParagraph"/>
-              <w:spacing w:line="232" w:lineRule="auto" w:before="21"/>
+              <w:spacing w:before="21" w:line="232" w:lineRule="auto"/>
               <w:ind w:left="35" w:right="206"/>
               <w:rPr>
                 <w:sz w:val="24"/>
@@ -5884,14 +5637,14 @@
               <w:rPr>
                 <w:sz w:val="24"/>
               </w:rPr>
-              <w:t>Point No. P8 :- Differential GPS </w:t>
+              <w:t xml:space="preserve">Point No. P8 :- Differential GPS </w:t>
             </w:r>
             <w:r>
               <w:rPr>
                 <w:spacing w:val="-2"/>
                 <w:sz w:val="24"/>
               </w:rPr>
-              <w:t>Observation </w:t>
+              <w:t xml:space="preserve">Observation </w:t>
             </w:r>
             <w:r>
               <w:rPr>
@@ -5904,7 +5657,7 @@
                 <w:spacing w:val="-3"/>
                 <w:sz w:val="24"/>
               </w:rPr>
-              <w:t> </w:t>
+              <w:t xml:space="preserve"> </w:t>
             </w:r>
             <w:r>
               <w:rPr>
@@ -5917,7 +5670,7 @@
                 <w:spacing w:val="-2"/>
                 <w:sz w:val="24"/>
               </w:rPr>
-              <w:t> </w:t>
+              <w:t xml:space="preserve"> </w:t>
             </w:r>
             <w:r>
               <w:rPr>
@@ -5965,7 +5718,7 @@
                 <w:spacing w:val="-4"/>
                 <w:sz w:val="24"/>
               </w:rPr>
-              <w:t> </w:t>
+              <w:t xml:space="preserve"> </w:t>
             </w:r>
             <w:r>
               <w:rPr>
@@ -5980,7 +5733,7 @@
                 <w:spacing w:val="-3"/>
                 <w:sz w:val="24"/>
               </w:rPr>
-              <w:t> </w:t>
+              <w:t xml:space="preserve"> </w:t>
             </w:r>
             <w:r>
               <w:rPr>
@@ -6029,7 +5782,7 @@
                 <w:spacing w:val="-4"/>
                 <w:sz w:val="24"/>
               </w:rPr>
-              <w:t> </w:t>
+              <w:t xml:space="preserve"> </w:t>
             </w:r>
             <w:r>
               <w:rPr>
@@ -6044,7 +5797,7 @@
                 <w:spacing w:val="-2"/>
                 <w:sz w:val="24"/>
               </w:rPr>
-              <w:t> 07.23''</w:t>
+              <w:t xml:space="preserve"> 07.23''</w:t>
             </w:r>
           </w:p>
         </w:tc>
@@ -6118,7 +5871,7 @@
                 <w:spacing w:val="-1"/>
                 <w:sz w:val="24"/>
               </w:rPr>
-              <w:t> </w:t>
+              <w:t xml:space="preserve"> </w:t>
             </w:r>
             <w:r>
               <w:rPr>
@@ -6166,7 +5919,7 @@
                 <w:spacing w:val="-4"/>
                 <w:sz w:val="24"/>
               </w:rPr>
-              <w:t> </w:t>
+              <w:t xml:space="preserve"> </w:t>
             </w:r>
             <w:r>
               <w:rPr>
@@ -6190,7 +5943,6 @@
               <w:pStyle w:val="TableParagraph"/>
               <w:rPr>
                 <w:rFonts w:ascii="Times New Roman"/>
-                <w:sz w:val="22"/>
               </w:rPr>
             </w:pPr>
           </w:p>
@@ -6198,7 +5950,7 @@
       </w:tr>
       <w:tr>
         <w:trPr>
-          <w:trHeight w:val="1444" w:hRule="atLeast"/>
+          <w:trHeight w:val="1444"/>
         </w:trPr>
         <w:tc>
           <w:tcPr>
@@ -6244,7 +5996,7 @@
           <w:p>
             <w:pPr>
               <w:pStyle w:val="TableParagraph"/>
-              <w:spacing w:line="232" w:lineRule="auto" w:before="21"/>
+              <w:spacing w:before="21" w:line="232" w:lineRule="auto"/>
               <w:ind w:left="35" w:right="206"/>
               <w:rPr>
                 <w:sz w:val="24"/>
@@ -6254,14 +6006,14 @@
               <w:rPr>
                 <w:sz w:val="24"/>
               </w:rPr>
-              <w:t>Point No. P9 :- Differential GPS </w:t>
+              <w:t xml:space="preserve">Point No. P9 :- Differential GPS </w:t>
             </w:r>
             <w:r>
               <w:rPr>
                 <w:spacing w:val="-2"/>
                 <w:sz w:val="24"/>
               </w:rPr>
-              <w:t>Observation </w:t>
+              <w:t xml:space="preserve">Observation </w:t>
             </w:r>
             <w:r>
               <w:rPr>
@@ -6274,7 +6026,7 @@
                 <w:spacing w:val="-3"/>
                 <w:sz w:val="24"/>
               </w:rPr>
-              <w:t> </w:t>
+              <w:t xml:space="preserve"> </w:t>
             </w:r>
             <w:r>
               <w:rPr>
@@ -6287,7 +6039,7 @@
                 <w:spacing w:val="-2"/>
                 <w:sz w:val="24"/>
               </w:rPr>
-              <w:t> </w:t>
+              <w:t xml:space="preserve"> </w:t>
             </w:r>
             <w:r>
               <w:rPr>
@@ -6335,7 +6087,7 @@
                 <w:spacing w:val="-4"/>
                 <w:sz w:val="24"/>
               </w:rPr>
-              <w:t> </w:t>
+              <w:t xml:space="preserve"> </w:t>
             </w:r>
             <w:r>
               <w:rPr>
@@ -6350,7 +6102,7 @@
                 <w:spacing w:val="-3"/>
                 <w:sz w:val="24"/>
               </w:rPr>
-              <w:t> </w:t>
+              <w:t xml:space="preserve"> </w:t>
             </w:r>
             <w:r>
               <w:rPr>
@@ -6399,7 +6151,7 @@
                 <w:spacing w:val="-4"/>
                 <w:sz w:val="24"/>
               </w:rPr>
-              <w:t> </w:t>
+              <w:t xml:space="preserve"> </w:t>
             </w:r>
             <w:r>
               <w:rPr>
@@ -6414,7 +6166,7 @@
                 <w:spacing w:val="-2"/>
                 <w:sz w:val="24"/>
               </w:rPr>
-              <w:t> 05.03''</w:t>
+              <w:t xml:space="preserve"> 05.03''</w:t>
             </w:r>
           </w:p>
         </w:tc>
@@ -6488,7 +6240,7 @@
                 <w:spacing w:val="-1"/>
                 <w:sz w:val="24"/>
               </w:rPr>
-              <w:t> </w:t>
+              <w:t xml:space="preserve"> </w:t>
             </w:r>
             <w:r>
               <w:rPr>
@@ -6536,7 +6288,7 @@
                 <w:spacing w:val="-4"/>
                 <w:sz w:val="24"/>
               </w:rPr>
-              <w:t> </w:t>
+              <w:t xml:space="preserve"> </w:t>
             </w:r>
             <w:r>
               <w:rPr>
@@ -6560,7 +6312,6 @@
               <w:pStyle w:val="TableParagraph"/>
               <w:rPr>
                 <w:rFonts w:ascii="Times New Roman"/>
-                <w:sz w:val="22"/>
               </w:rPr>
             </w:pPr>
           </w:p>
@@ -6568,7 +6319,7 @@
       </w:tr>
       <w:tr>
         <w:trPr>
-          <w:trHeight w:val="1444" w:hRule="atLeast"/>
+          <w:trHeight w:val="1444"/>
         </w:trPr>
         <w:tc>
           <w:tcPr>
@@ -6614,7 +6365,7 @@
           <w:p>
             <w:pPr>
               <w:pStyle w:val="TableParagraph"/>
-              <w:spacing w:line="232" w:lineRule="auto" w:before="21"/>
+              <w:spacing w:before="21" w:line="232" w:lineRule="auto"/>
               <w:ind w:left="35" w:right="206"/>
               <w:rPr>
                 <w:sz w:val="24"/>
@@ -6624,14 +6375,14 @@
               <w:rPr>
                 <w:sz w:val="24"/>
               </w:rPr>
-              <w:t>Point No. P10 :- Differential GPS </w:t>
+              <w:t xml:space="preserve">Point No. P10 :- Differential GPS </w:t>
             </w:r>
             <w:r>
               <w:rPr>
                 <w:spacing w:val="-2"/>
                 <w:sz w:val="24"/>
               </w:rPr>
-              <w:t>Observation </w:t>
+              <w:t xml:space="preserve">Observation </w:t>
             </w:r>
             <w:r>
               <w:rPr>
@@ -6644,7 +6395,7 @@
                 <w:spacing w:val="-3"/>
                 <w:sz w:val="24"/>
               </w:rPr>
-              <w:t> </w:t>
+              <w:t xml:space="preserve"> </w:t>
             </w:r>
             <w:r>
               <w:rPr>
@@ -6657,7 +6408,7 @@
                 <w:spacing w:val="-2"/>
                 <w:sz w:val="24"/>
               </w:rPr>
-              <w:t> </w:t>
+              <w:t xml:space="preserve"> </w:t>
             </w:r>
             <w:r>
               <w:rPr>
@@ -6705,7 +6456,7 @@
                 <w:spacing w:val="-4"/>
                 <w:sz w:val="24"/>
               </w:rPr>
-              <w:t> </w:t>
+              <w:t xml:space="preserve"> </w:t>
             </w:r>
             <w:r>
               <w:rPr>
@@ -6720,7 +6471,7 @@
                 <w:spacing w:val="-3"/>
                 <w:sz w:val="24"/>
               </w:rPr>
-              <w:t> </w:t>
+              <w:t xml:space="preserve"> </w:t>
             </w:r>
             <w:r>
               <w:rPr>
@@ -6769,7 +6520,7 @@
                 <w:spacing w:val="-4"/>
                 <w:sz w:val="24"/>
               </w:rPr>
-              <w:t> </w:t>
+              <w:t xml:space="preserve"> </w:t>
             </w:r>
             <w:r>
               <w:rPr>
@@ -6784,7 +6535,7 @@
                 <w:spacing w:val="-2"/>
                 <w:sz w:val="24"/>
               </w:rPr>
-              <w:t> 05.00''</w:t>
+              <w:t xml:space="preserve"> 05.00''</w:t>
             </w:r>
           </w:p>
         </w:tc>
@@ -6858,7 +6609,7 @@
                 <w:spacing w:val="-1"/>
                 <w:sz w:val="24"/>
               </w:rPr>
-              <w:t> </w:t>
+              <w:t xml:space="preserve"> </w:t>
             </w:r>
             <w:r>
               <w:rPr>
@@ -6906,7 +6657,7 @@
                 <w:spacing w:val="-4"/>
                 <w:sz w:val="24"/>
               </w:rPr>
-              <w:t> </w:t>
+              <w:t xml:space="preserve"> </w:t>
             </w:r>
             <w:r>
               <w:rPr>
@@ -6930,7 +6681,6 @@
               <w:pStyle w:val="TableParagraph"/>
               <w:rPr>
                 <w:rFonts w:ascii="Times New Roman"/>
-                <w:sz w:val="22"/>
               </w:rPr>
             </w:pPr>
           </w:p>
@@ -6938,7 +6688,7 @@
       </w:tr>
       <w:tr>
         <w:trPr>
-          <w:trHeight w:val="1444" w:hRule="atLeast"/>
+          <w:trHeight w:val="1444"/>
         </w:trPr>
         <w:tc>
           <w:tcPr>
@@ -6983,7 +6733,7 @@
           <w:p>
             <w:pPr>
               <w:pStyle w:val="TableParagraph"/>
-              <w:spacing w:line="232" w:lineRule="auto" w:before="21"/>
+              <w:spacing w:before="21" w:line="232" w:lineRule="auto"/>
               <w:ind w:left="35" w:right="206"/>
               <w:rPr>
                 <w:sz w:val="24"/>
@@ -6993,14 +6743,14 @@
               <w:rPr>
                 <w:sz w:val="24"/>
               </w:rPr>
-              <w:t>Point No. P11 :- Differential GPS </w:t>
+              <w:t xml:space="preserve">Point No. P11 :- Differential GPS </w:t>
             </w:r>
             <w:r>
               <w:rPr>
                 <w:spacing w:val="-2"/>
                 <w:sz w:val="24"/>
               </w:rPr>
-              <w:t>Observation </w:t>
+              <w:t xml:space="preserve">Observation </w:t>
             </w:r>
             <w:r>
               <w:rPr>
@@ -7013,7 +6763,7 @@
                 <w:spacing w:val="-3"/>
                 <w:sz w:val="24"/>
               </w:rPr>
-              <w:t> </w:t>
+              <w:t xml:space="preserve"> </w:t>
             </w:r>
             <w:r>
               <w:rPr>
@@ -7026,7 +6776,7 @@
                 <w:spacing w:val="-2"/>
                 <w:sz w:val="24"/>
               </w:rPr>
-              <w:t> </w:t>
+              <w:t xml:space="preserve"> </w:t>
             </w:r>
             <w:r>
               <w:rPr>
@@ -7074,7 +6824,7 @@
                 <w:spacing w:val="-4"/>
                 <w:sz w:val="24"/>
               </w:rPr>
-              <w:t> </w:t>
+              <w:t xml:space="preserve"> </w:t>
             </w:r>
             <w:r>
               <w:rPr>
@@ -7089,7 +6839,7 @@
                 <w:spacing w:val="-3"/>
                 <w:sz w:val="24"/>
               </w:rPr>
-              <w:t> </w:t>
+              <w:t xml:space="preserve"> </w:t>
             </w:r>
             <w:r>
               <w:rPr>
@@ -7138,7 +6888,7 @@
                 <w:spacing w:val="-4"/>
                 <w:sz w:val="24"/>
               </w:rPr>
-              <w:t> </w:t>
+              <w:t xml:space="preserve"> </w:t>
             </w:r>
             <w:r>
               <w:rPr>
@@ -7153,7 +6903,7 @@
                 <w:spacing w:val="-2"/>
                 <w:sz w:val="24"/>
               </w:rPr>
-              <w:t> 02.96''</w:t>
+              <w:t xml:space="preserve"> 02.96''</w:t>
             </w:r>
           </w:p>
         </w:tc>
@@ -7227,7 +6977,7 @@
                 <w:spacing w:val="-1"/>
                 <w:sz w:val="24"/>
               </w:rPr>
-              <w:t> </w:t>
+              <w:t xml:space="preserve"> </w:t>
             </w:r>
             <w:r>
               <w:rPr>
@@ -7275,7 +7025,7 @@
                 <w:spacing w:val="-4"/>
                 <w:sz w:val="24"/>
               </w:rPr>
-              <w:t> </w:t>
+              <w:t xml:space="preserve"> </w:t>
             </w:r>
             <w:r>
               <w:rPr>
@@ -7299,7 +7049,6 @@
               <w:pStyle w:val="TableParagraph"/>
               <w:rPr>
                 <w:rFonts w:ascii="Times New Roman"/>
-                <w:sz w:val="22"/>
               </w:rPr>
             </w:pPr>
           </w:p>
@@ -7307,7 +7056,7 @@
       </w:tr>
       <w:tr>
         <w:trPr>
-          <w:trHeight w:val="1444" w:hRule="atLeast"/>
+          <w:trHeight w:val="1444"/>
         </w:trPr>
         <w:tc>
           <w:tcPr>
@@ -7357,7 +7106,7 @@
           <w:p>
             <w:pPr>
               <w:pStyle w:val="TableParagraph"/>
-              <w:spacing w:line="232" w:lineRule="auto" w:before="21"/>
+              <w:spacing w:before="21" w:line="232" w:lineRule="auto"/>
               <w:ind w:left="35" w:right="206"/>
               <w:rPr>
                 <w:sz w:val="24"/>
@@ -7367,14 +7116,14 @@
               <w:rPr>
                 <w:sz w:val="24"/>
               </w:rPr>
-              <w:t>Point No. P12 :- Differential GPS </w:t>
+              <w:t xml:space="preserve">Point No. P12 :- Differential GPS </w:t>
             </w:r>
             <w:r>
               <w:rPr>
                 <w:spacing w:val="-2"/>
                 <w:sz w:val="24"/>
               </w:rPr>
-              <w:t>Observation </w:t>
+              <w:t xml:space="preserve">Observation </w:t>
             </w:r>
             <w:r>
               <w:rPr>
@@ -7387,7 +7136,7 @@
                 <w:spacing w:val="-3"/>
                 <w:sz w:val="24"/>
               </w:rPr>
-              <w:t> </w:t>
+              <w:t xml:space="preserve"> </w:t>
             </w:r>
             <w:r>
               <w:rPr>
@@ -7400,7 +7149,7 @@
                 <w:spacing w:val="-2"/>
                 <w:sz w:val="24"/>
               </w:rPr>
-              <w:t> </w:t>
+              <w:t xml:space="preserve"> </w:t>
             </w:r>
             <w:r>
               <w:rPr>
@@ -7451,7 +7200,7 @@
                 <w:spacing w:val="-4"/>
                 <w:sz w:val="24"/>
               </w:rPr>
-              <w:t> </w:t>
+              <w:t xml:space="preserve"> </w:t>
             </w:r>
             <w:r>
               <w:rPr>
@@ -7466,7 +7215,7 @@
                 <w:spacing w:val="-2"/>
                 <w:sz w:val="24"/>
               </w:rPr>
-              <w:t> 09.21''</w:t>
+              <w:t xml:space="preserve"> 09.21''</w:t>
             </w:r>
           </w:p>
         </w:tc>
@@ -7510,7 +7259,7 @@
                 <w:spacing w:val="-4"/>
                 <w:sz w:val="24"/>
               </w:rPr>
-              <w:t> </w:t>
+              <w:t xml:space="preserve"> </w:t>
             </w:r>
             <w:r>
               <w:rPr>
@@ -7525,7 +7274,7 @@
                 <w:spacing w:val="-2"/>
                 <w:sz w:val="24"/>
               </w:rPr>
-              <w:t> 03.12''</w:t>
+              <w:t xml:space="preserve"> 03.12''</w:t>
             </w:r>
           </w:p>
         </w:tc>
@@ -7605,7 +7354,7 @@
                 <w:spacing w:val="-1"/>
                 <w:sz w:val="24"/>
               </w:rPr>
-              <w:t> </w:t>
+              <w:t xml:space="preserve"> </w:t>
             </w:r>
             <w:r>
               <w:rPr>
@@ -7656,7 +7405,7 @@
                 <w:spacing w:val="-4"/>
                 <w:sz w:val="24"/>
               </w:rPr>
-              <w:t> </w:t>
+              <w:t xml:space="preserve"> </w:t>
             </w:r>
             <w:r>
               <w:rPr>
@@ -7681,7 +7430,6 @@
               <w:pStyle w:val="TableParagraph"/>
               <w:rPr>
                 <w:rFonts w:ascii="Times New Roman"/>
-                <w:sz w:val="22"/>
               </w:rPr>
             </w:pPr>
           </w:p>
@@ -7691,23 +7439,21 @@
     <w:p>
       <w:pPr>
         <w:pStyle w:val="TableParagraph"/>
-        <w:spacing w:after="0"/>
         <w:rPr>
           <w:rFonts w:ascii="Times New Roman"/>
-          <w:sz w:val="22"/>
         </w:rPr>
         <w:sectPr>
           <w:type w:val="continuous"/>
           <w:pgSz w:w="11930" w:h="16850"/>
-          <w:pgMar w:header="1898" w:footer="1326" w:top="2480" w:bottom="1520" w:left="283" w:right="141"/>
+          <w:pgMar w:top="2480" w:right="141" w:bottom="1520" w:left="283" w:header="1898" w:footer="1326" w:gutter="0"/>
+          <w:cols w:space="720"/>
         </w:sectPr>
       </w:pPr>
     </w:p>
     <w:p>
       <w:pPr>
         <w:spacing w:before="14" w:after="60"/>
-        <w:ind w:left="2446" w:right="0" w:firstLine="0"/>
-        <w:jc w:val="left"/>
+        <w:ind w:left="2446"/>
         <w:rPr>
           <w:rFonts w:ascii="Arial"/>
           <w:b/>
@@ -7720,6 +7466,7 @@
           <w:b/>
           <w:sz w:val="24"/>
         </w:rPr>
+        <w:lastRenderedPageBreak/>
         <w:t>Annexure - IB</w:t>
       </w:r>
       <w:r>
@@ -7729,7 +7476,7 @@
           <w:spacing w:val="-2"/>
           <w:sz w:val="24"/>
         </w:rPr>
-        <w:t> </w:t>
+        <w:t xml:space="preserve"> </w:t>
       </w:r>
       <w:r>
         <w:rPr>
@@ -7746,7 +7493,7 @@
           <w:spacing w:val="-1"/>
           <w:sz w:val="24"/>
         </w:rPr>
-        <w:t> </w:t>
+        <w:t xml:space="preserve"> </w:t>
       </w:r>
       <w:r>
         <w:rPr>
@@ -7763,7 +7510,7 @@
           <w:spacing w:val="-1"/>
           <w:sz w:val="24"/>
         </w:rPr>
-        <w:t> </w:t>
+        <w:t xml:space="preserve"> </w:t>
       </w:r>
       <w:r>
         <w:rPr>
@@ -7780,7 +7527,7 @@
           <w:spacing w:val="-2"/>
           <w:sz w:val="24"/>
         </w:rPr>
-        <w:t> </w:t>
+        <w:t xml:space="preserve"> </w:t>
       </w:r>
       <w:r>
         <w:rPr>
@@ -7797,7 +7544,7 @@
           <w:spacing w:val="-1"/>
           <w:sz w:val="24"/>
         </w:rPr>
-        <w:t> </w:t>
+        <w:t xml:space="preserve"> </w:t>
       </w:r>
       <w:r>
         <w:rPr>
@@ -7812,7 +7559,6 @@
     <w:tbl>
       <w:tblPr>
         <w:tblW w:w="0" w:type="auto"/>
-        <w:jc w:val="left"/>
         <w:tblInd w:w="82" w:type="dxa"/>
         <w:tblBorders>
           <w:top w:val="single" w:sz="4" w:space="0" w:color="000000"/>
@@ -7824,12 +7570,10 @@
         </w:tblBorders>
         <w:tblLayout w:type="fixed"/>
         <w:tblCellMar>
-          <w:top w:w="0" w:type="dxa"/>
           <w:left w:w="0" w:type="dxa"/>
-          <w:bottom w:w="0" w:type="dxa"/>
           <w:right w:w="0" w:type="dxa"/>
         </w:tblCellMar>
-        <w:tblLook w:val="01E0"/>
+        <w:tblLook w:val="01E0" w:firstRow="1" w:lastRow="1" w:firstColumn="1" w:lastColumn="1" w:noHBand="0" w:noVBand="0"/>
       </w:tblPr>
       <w:tblGrid>
         <w:gridCol w:w="410"/>
@@ -7843,7 +7587,7 @@
       </w:tblGrid>
       <w:tr>
         <w:trPr>
-          <w:trHeight w:val="601" w:hRule="atLeast"/>
+          <w:trHeight w:val="601"/>
         </w:trPr>
         <w:tc>
           <w:tcPr>
@@ -7933,7 +7677,7 @@
                 <w:spacing w:val="-4"/>
                 <w:sz w:val="24"/>
               </w:rPr>
-              <w:t>Sr. </w:t>
+              <w:t xml:space="preserve">Sr. </w:t>
             </w:r>
             <w:r>
               <w:rPr>
@@ -8043,15 +7787,15 @@
                 <w:spacing w:val="-17"/>
                 <w:sz w:val="24"/>
               </w:rPr>
-              <w:t> </w:t>
-            </w:r>
-            <w:r>
-              <w:rPr>
-                <w:rFonts w:ascii="Arial"/>
-                <w:b/>
-                <w:sz w:val="24"/>
-              </w:rPr>
-              <w:t>of </w:t>
+              <w:t xml:space="preserve"> </w:t>
+            </w:r>
+            <w:r>
+              <w:rPr>
+                <w:rFonts w:ascii="Arial"/>
+                <w:b/>
+                <w:sz w:val="24"/>
+              </w:rPr>
+              <w:t xml:space="preserve">of </w:t>
             </w:r>
             <w:r>
               <w:rPr>
@@ -8077,7 +7821,7 @@
           <w:p>
             <w:pPr>
               <w:pStyle w:val="TableParagraph"/>
-              <w:spacing w:line="232" w:lineRule="auto" w:before="26"/>
+              <w:spacing w:before="26" w:line="232" w:lineRule="auto"/>
               <w:ind w:left="1002" w:right="747" w:hanging="20"/>
               <w:rPr>
                 <w:sz w:val="24"/>
@@ -8088,7 +7832,7 @@
                 <w:spacing w:val="-2"/>
                 <w:sz w:val="24"/>
               </w:rPr>
-              <w:t>Co-ordinates </w:t>
+              <w:t xml:space="preserve">Co-ordinates </w:t>
             </w:r>
             <w:r>
               <w:rPr>
@@ -8101,7 +7845,7 @@
                 <w:spacing w:val="-5"/>
                 <w:sz w:val="24"/>
               </w:rPr>
-              <w:t> </w:t>
+              <w:t xml:space="preserve"> </w:t>
             </w:r>
             <w:r>
               <w:rPr>
@@ -8132,7 +7876,7 @@
           <w:p>
             <w:pPr>
               <w:pStyle w:val="TableParagraph"/>
-              <w:spacing w:line="232" w:lineRule="auto" w:before="37"/>
+              <w:spacing w:before="37" w:line="232" w:lineRule="auto"/>
               <w:ind w:left="30" w:right="587"/>
               <w:rPr>
                 <w:rFonts w:ascii="Arial"/>
@@ -8155,7 +7899,7 @@
                 <w:spacing w:val="-3"/>
                 <w:sz w:val="24"/>
               </w:rPr>
-              <w:t> </w:t>
+              <w:t xml:space="preserve"> </w:t>
             </w:r>
             <w:r>
               <w:rPr>
@@ -8172,7 +7916,7 @@
                 <w:spacing w:val="-3"/>
                 <w:sz w:val="24"/>
               </w:rPr>
-              <w:t> </w:t>
+              <w:t xml:space="preserve"> </w:t>
             </w:r>
             <w:r>
               <w:rPr>
@@ -8189,7 +7933,7 @@
                 <w:spacing w:val="-5"/>
                 <w:sz w:val="24"/>
               </w:rPr>
-              <w:t> </w:t>
+              <w:t xml:space="preserve"> </w:t>
             </w:r>
             <w:r>
               <w:rPr>
@@ -8206,7 +7950,7 @@
                 <w:spacing w:val="-17"/>
                 <w:sz w:val="24"/>
               </w:rPr>
-              <w:t> </w:t>
+              <w:t xml:space="preserve"> </w:t>
             </w:r>
             <w:r>
               <w:rPr>
@@ -8223,7 +7967,7 @@
                 <w:spacing w:val="-17"/>
                 <w:sz w:val="24"/>
               </w:rPr>
-              <w:t> </w:t>
+              <w:t xml:space="preserve"> </w:t>
             </w:r>
             <w:r>
               <w:rPr>
@@ -8249,7 +7993,7 @@
           <w:p>
             <w:pPr>
               <w:pStyle w:val="TableParagraph"/>
-              <w:spacing w:line="232" w:lineRule="auto" w:before="37"/>
+              <w:spacing w:before="37" w:line="232" w:lineRule="auto"/>
               <w:ind w:left="30" w:right="587"/>
               <w:rPr>
                 <w:rFonts w:ascii="Arial"/>
@@ -8272,23 +8016,15 @@
                 <w:spacing w:val="-17"/>
                 <w:sz w:val="24"/>
               </w:rPr>
-              <w:t> </w:t>
-            </w:r>
-            <w:r>
-              <w:rPr>
-                <w:rFonts w:ascii="Arial"/>
-                <w:b/>
-                <w:sz w:val="24"/>
-              </w:rPr>
-              <w:t>Co-</w:t>
-            </w:r>
-            <w:r>
-              <w:rPr>
-                <w:rFonts w:ascii="Arial"/>
-                <w:b/>
-                <w:sz w:val="24"/>
-              </w:rPr>
-              <w:t>ordinates given in column (C) and ARP of NDA,</w:t>
+              <w:t xml:space="preserve"> </w:t>
+            </w:r>
+            <w:r>
+              <w:rPr>
+                <w:rFonts w:ascii="Arial"/>
+                <w:b/>
+                <w:sz w:val="24"/>
+              </w:rPr>
+              <w:t>Co-ordinates given in column (C) and ARP of NDA,</w:t>
             </w:r>
           </w:p>
           <w:p>
@@ -8327,7 +8063,7 @@
           <w:p>
             <w:pPr>
               <w:pStyle w:val="TableParagraph"/>
-              <w:spacing w:line="232" w:lineRule="auto" w:before="35"/>
+              <w:spacing w:before="35" w:line="232" w:lineRule="auto"/>
               <w:ind w:left="30" w:right="587"/>
               <w:rPr>
                 <w:rFonts w:ascii="Arial"/>
@@ -8350,23 +8086,15 @@
                 <w:spacing w:val="-17"/>
                 <w:sz w:val="24"/>
               </w:rPr>
-              <w:t> </w:t>
-            </w:r>
-            <w:r>
-              <w:rPr>
-                <w:rFonts w:ascii="Arial"/>
-                <w:b/>
-                <w:sz w:val="24"/>
-              </w:rPr>
-              <w:t>Co-</w:t>
-            </w:r>
-            <w:r>
-              <w:rPr>
-                <w:rFonts w:ascii="Arial"/>
-                <w:b/>
-                <w:sz w:val="24"/>
-              </w:rPr>
-              <w:t>ordinates given in column (C) and ARP</w:t>
+              <w:t xml:space="preserve"> </w:t>
+            </w:r>
+            <w:r>
+              <w:rPr>
+                <w:rFonts w:ascii="Arial"/>
+                <w:b/>
+                <w:sz w:val="24"/>
+              </w:rPr>
+              <w:t>Co-ordinates given in column (C) and ARP</w:t>
             </w:r>
             <w:r>
               <w:rPr>
@@ -8375,7 +8103,7 @@
                 <w:spacing w:val="40"/>
                 <w:sz w:val="24"/>
               </w:rPr>
-              <w:t> </w:t>
+              <w:t xml:space="preserve"> </w:t>
             </w:r>
             <w:r>
               <w:rPr>
@@ -8481,7 +8209,7 @@
       </w:tr>
       <w:tr>
         <w:trPr>
-          <w:trHeight w:val="2630" w:hRule="atLeast"/>
+          <w:trHeight w:val="2630"/>
         </w:trPr>
         <w:tc>
           <w:tcPr>
@@ -8755,7 +8483,7 @@
       </w:tr>
       <w:tr>
         <w:trPr>
-          <w:trHeight w:val="340" w:hRule="atLeast"/>
+          <w:trHeight w:val="340"/>
         </w:trPr>
         <w:tc>
           <w:tcPr>
@@ -8962,7 +8690,7 @@
       </w:tr>
       <w:tr>
         <w:trPr>
-          <w:trHeight w:val="1400" w:hRule="atLeast"/>
+          <w:trHeight w:val="1400"/>
         </w:trPr>
         <w:tc>
           <w:tcPr>
@@ -9025,7 +8753,7 @@
           <w:p>
             <w:pPr>
               <w:pStyle w:val="TableParagraph"/>
-              <w:spacing w:line="232" w:lineRule="auto" w:before="31"/>
+              <w:spacing w:before="31" w:line="232" w:lineRule="auto"/>
               <w:ind w:left="33"/>
               <w:rPr>
                 <w:sz w:val="24"/>
@@ -9042,7 +8770,7 @@
                 <w:spacing w:val="-17"/>
                 <w:sz w:val="24"/>
               </w:rPr>
-              <w:t> </w:t>
+              <w:t xml:space="preserve"> </w:t>
             </w:r>
             <w:r>
               <w:rPr>
@@ -9095,7 +8823,7 @@
                 <w:spacing w:val="-4"/>
                 <w:sz w:val="24"/>
               </w:rPr>
-              <w:t> </w:t>
+              <w:t xml:space="preserve"> </w:t>
             </w:r>
             <w:r>
               <w:rPr>
@@ -9110,7 +8838,7 @@
                 <w:spacing w:val="-3"/>
                 <w:sz w:val="24"/>
               </w:rPr>
-              <w:t> </w:t>
+              <w:t xml:space="preserve"> </w:t>
             </w:r>
             <w:r>
               <w:rPr>
@@ -9165,7 +8893,7 @@
                 <w:spacing w:val="-4"/>
                 <w:sz w:val="24"/>
               </w:rPr>
-              <w:t> </w:t>
+              <w:t xml:space="preserve"> </w:t>
             </w:r>
             <w:r>
               <w:rPr>
@@ -9180,7 +8908,7 @@
                 <w:spacing w:val="-2"/>
                 <w:sz w:val="24"/>
               </w:rPr>
-              <w:t> 05.74''</w:t>
+              <w:t xml:space="preserve"> 05.74''</w:t>
             </w:r>
           </w:p>
         </w:tc>
@@ -9266,7 +8994,7 @@
                 <w:spacing w:val="-1"/>
                 <w:sz w:val="24"/>
               </w:rPr>
-              <w:t> </w:t>
+              <w:t xml:space="preserve"> </w:t>
             </w:r>
             <w:r>
               <w:rPr>
@@ -9320,7 +9048,7 @@
                 <w:spacing w:val="-4"/>
                 <w:sz w:val="24"/>
               </w:rPr>
-              <w:t> </w:t>
+              <w:t xml:space="preserve"> </w:t>
             </w:r>
             <w:r>
               <w:rPr>
@@ -9346,7 +9074,6 @@
               <w:pStyle w:val="TableParagraph"/>
               <w:rPr>
                 <w:rFonts w:ascii="Times New Roman"/>
-                <w:sz w:val="22"/>
               </w:rPr>
             </w:pPr>
           </w:p>
@@ -9354,7 +9081,7 @@
       </w:tr>
       <w:tr>
         <w:trPr>
-          <w:trHeight w:val="1398" w:hRule="atLeast"/>
+          <w:trHeight w:val="1398"/>
         </w:trPr>
         <w:tc>
           <w:tcPr>
@@ -9416,7 +9143,7 @@
           <w:p>
             <w:pPr>
               <w:pStyle w:val="TableParagraph"/>
-              <w:spacing w:line="232" w:lineRule="auto" w:before="28"/>
+              <w:spacing w:before="28" w:line="232" w:lineRule="auto"/>
               <w:ind w:left="33"/>
               <w:rPr>
                 <w:sz w:val="24"/>
@@ -9433,7 +9160,7 @@
                 <w:spacing w:val="-17"/>
                 <w:sz w:val="24"/>
               </w:rPr>
-              <w:t> </w:t>
+              <w:t xml:space="preserve"> </w:t>
             </w:r>
             <w:r>
               <w:rPr>
@@ -9486,7 +9213,7 @@
                 <w:spacing w:val="-4"/>
                 <w:sz w:val="24"/>
               </w:rPr>
-              <w:t> </w:t>
+              <w:t xml:space="preserve"> </w:t>
             </w:r>
             <w:r>
               <w:rPr>
@@ -9501,7 +9228,7 @@
                 <w:spacing w:val="-3"/>
                 <w:sz w:val="24"/>
               </w:rPr>
-              <w:t> </w:t>
+              <w:t xml:space="preserve"> </w:t>
             </w:r>
             <w:r>
               <w:rPr>
@@ -9556,7 +9283,7 @@
                 <w:spacing w:val="-4"/>
                 <w:sz w:val="24"/>
               </w:rPr>
-              <w:t> </w:t>
+              <w:t xml:space="preserve"> </w:t>
             </w:r>
             <w:r>
               <w:rPr>
@@ -9571,7 +9298,7 @@
                 <w:spacing w:val="-2"/>
                 <w:sz w:val="24"/>
               </w:rPr>
-              <w:t> 05.36''</w:t>
+              <w:t xml:space="preserve"> 05.36''</w:t>
             </w:r>
           </w:p>
         </w:tc>
@@ -9657,7 +9384,7 @@
                 <w:spacing w:val="-1"/>
                 <w:sz w:val="24"/>
               </w:rPr>
-              <w:t> </w:t>
+              <w:t xml:space="preserve"> </w:t>
             </w:r>
             <w:r>
               <w:rPr>
@@ -9711,7 +9438,7 @@
                 <w:spacing w:val="-4"/>
                 <w:sz w:val="24"/>
               </w:rPr>
-              <w:t> </w:t>
+              <w:t xml:space="preserve"> </w:t>
             </w:r>
             <w:r>
               <w:rPr>
@@ -9737,7 +9464,6 @@
               <w:pStyle w:val="TableParagraph"/>
               <w:rPr>
                 <w:rFonts w:ascii="Times New Roman"/>
-                <w:sz w:val="22"/>
               </w:rPr>
             </w:pPr>
           </w:p>
@@ -9745,7 +9471,7 @@
       </w:tr>
       <w:tr>
         <w:trPr>
-          <w:trHeight w:val="1398" w:hRule="atLeast"/>
+          <w:trHeight w:val="1398"/>
         </w:trPr>
         <w:tc>
           <w:tcPr>
@@ -9807,7 +9533,7 @@
           <w:p>
             <w:pPr>
               <w:pStyle w:val="TableParagraph"/>
-              <w:spacing w:line="232" w:lineRule="auto" w:before="28"/>
+              <w:spacing w:before="28" w:line="232" w:lineRule="auto"/>
               <w:ind w:left="33"/>
               <w:rPr>
                 <w:sz w:val="24"/>
@@ -9824,7 +9550,7 @@
                 <w:spacing w:val="-17"/>
                 <w:sz w:val="24"/>
               </w:rPr>
-              <w:t> </w:t>
+              <w:t xml:space="preserve"> </w:t>
             </w:r>
             <w:r>
               <w:rPr>
@@ -9877,7 +9603,7 @@
                 <w:spacing w:val="-4"/>
                 <w:sz w:val="24"/>
               </w:rPr>
-              <w:t> </w:t>
+              <w:t xml:space="preserve"> </w:t>
             </w:r>
             <w:r>
               <w:rPr>
@@ -9892,7 +9618,7 @@
                 <w:spacing w:val="-3"/>
                 <w:sz w:val="24"/>
               </w:rPr>
-              <w:t> </w:t>
+              <w:t xml:space="preserve"> </w:t>
             </w:r>
             <w:r>
               <w:rPr>
@@ -9947,7 +9673,7 @@
                 <w:spacing w:val="-4"/>
                 <w:sz w:val="24"/>
               </w:rPr>
-              <w:t> </w:t>
+              <w:t xml:space="preserve"> </w:t>
             </w:r>
             <w:r>
               <w:rPr>
@@ -9962,7 +9688,7 @@
                 <w:spacing w:val="-2"/>
                 <w:sz w:val="24"/>
               </w:rPr>
-              <w:t> 06.28''</w:t>
+              <w:t xml:space="preserve"> 06.28''</w:t>
             </w:r>
           </w:p>
         </w:tc>
@@ -10048,7 +9774,7 @@
                 <w:spacing w:val="-1"/>
                 <w:sz w:val="24"/>
               </w:rPr>
-              <w:t> </w:t>
+              <w:t xml:space="preserve"> </w:t>
             </w:r>
             <w:r>
               <w:rPr>
@@ -10102,7 +9828,7 @@
                 <w:spacing w:val="-4"/>
                 <w:sz w:val="24"/>
               </w:rPr>
-              <w:t> </w:t>
+              <w:t xml:space="preserve"> </w:t>
             </w:r>
             <w:r>
               <w:rPr>
@@ -10128,7 +9854,6 @@
               <w:pStyle w:val="TableParagraph"/>
               <w:rPr>
                 <w:rFonts w:ascii="Times New Roman"/>
-                <w:sz w:val="22"/>
               </w:rPr>
             </w:pPr>
           </w:p>
@@ -10136,7 +9861,7 @@
       </w:tr>
       <w:tr>
         <w:trPr>
-          <w:trHeight w:val="1393" w:hRule="atLeast"/>
+          <w:trHeight w:val="1393"/>
         </w:trPr>
         <w:tc>
           <w:tcPr>
@@ -10199,7 +9924,7 @@
           <w:p>
             <w:pPr>
               <w:pStyle w:val="TableParagraph"/>
-              <w:spacing w:line="232" w:lineRule="auto" w:before="28"/>
+              <w:spacing w:before="28" w:line="232" w:lineRule="auto"/>
               <w:ind w:left="33"/>
               <w:rPr>
                 <w:sz w:val="24"/>
@@ -10216,7 +9941,7 @@
                 <w:spacing w:val="-17"/>
                 <w:sz w:val="24"/>
               </w:rPr>
-              <w:t> </w:t>
+              <w:t xml:space="preserve"> </w:t>
             </w:r>
             <w:r>
               <w:rPr>
@@ -10270,7 +9995,7 @@
                 <w:spacing w:val="-4"/>
                 <w:sz w:val="24"/>
               </w:rPr>
-              <w:t> </w:t>
+              <w:t xml:space="preserve"> </w:t>
             </w:r>
             <w:r>
               <w:rPr>
@@ -10285,7 +10010,7 @@
                 <w:spacing w:val="-3"/>
                 <w:sz w:val="24"/>
               </w:rPr>
-              <w:t> </w:t>
+              <w:t xml:space="preserve"> </w:t>
             </w:r>
             <w:r>
               <w:rPr>
@@ -10341,7 +10066,7 @@
                 <w:spacing w:val="-4"/>
                 <w:sz w:val="24"/>
               </w:rPr>
-              <w:t> </w:t>
+              <w:t xml:space="preserve"> </w:t>
             </w:r>
             <w:r>
               <w:rPr>
@@ -10356,7 +10081,7 @@
                 <w:spacing w:val="-2"/>
                 <w:sz w:val="24"/>
               </w:rPr>
-              <w:t> 06.69''</w:t>
+              <w:t xml:space="preserve"> 06.69''</w:t>
             </w:r>
           </w:p>
         </w:tc>
@@ -10444,7 +10169,7 @@
                 <w:spacing w:val="-1"/>
                 <w:sz w:val="24"/>
               </w:rPr>
-              <w:t> </w:t>
+              <w:t xml:space="preserve"> </w:t>
             </w:r>
             <w:r>
               <w:rPr>
@@ -10499,7 +10224,7 @@
                 <w:spacing w:val="-4"/>
                 <w:sz w:val="24"/>
               </w:rPr>
-              <w:t> </w:t>
+              <w:t xml:space="preserve"> </w:t>
             </w:r>
             <w:r>
               <w:rPr>
@@ -10525,7 +10250,6 @@
               <w:pStyle w:val="TableParagraph"/>
               <w:rPr>
                 <w:rFonts w:ascii="Times New Roman"/>
-                <w:sz w:val="22"/>
               </w:rPr>
             </w:pPr>
           </w:p>
@@ -10533,7 +10257,7 @@
       </w:tr>
       <w:tr>
         <w:trPr>
-          <w:trHeight w:val="1396" w:hRule="atLeast"/>
+          <w:trHeight w:val="1396"/>
         </w:trPr>
         <w:tc>
           <w:tcPr>
@@ -10594,7 +10318,7 @@
           <w:p>
             <w:pPr>
               <w:pStyle w:val="TableParagraph"/>
-              <w:spacing w:line="232" w:lineRule="auto" w:before="31"/>
+              <w:spacing w:before="31" w:line="232" w:lineRule="auto"/>
               <w:ind w:left="33"/>
               <w:rPr>
                 <w:sz w:val="24"/>
@@ -10611,7 +10335,7 @@
                 <w:spacing w:val="-17"/>
                 <w:sz w:val="24"/>
               </w:rPr>
-              <w:t> </w:t>
+              <w:t xml:space="preserve"> </w:t>
             </w:r>
             <w:r>
               <w:rPr>
@@ -10663,7 +10387,7 @@
                 <w:spacing w:val="-4"/>
                 <w:sz w:val="24"/>
               </w:rPr>
-              <w:t> </w:t>
+              <w:t xml:space="preserve"> </w:t>
             </w:r>
             <w:r>
               <w:rPr>
@@ -10678,7 +10402,7 @@
                 <w:spacing w:val="-3"/>
                 <w:sz w:val="24"/>
               </w:rPr>
-              <w:t> </w:t>
+              <w:t xml:space="preserve"> </w:t>
             </w:r>
             <w:r>
               <w:rPr>
@@ -10732,7 +10456,7 @@
                 <w:spacing w:val="-4"/>
                 <w:sz w:val="24"/>
               </w:rPr>
-              <w:t> </w:t>
+              <w:t xml:space="preserve"> </w:t>
             </w:r>
             <w:r>
               <w:rPr>
@@ -10747,7 +10471,7 @@
                 <w:spacing w:val="-2"/>
                 <w:sz w:val="24"/>
               </w:rPr>
-              <w:t> 03.96''</w:t>
+              <w:t xml:space="preserve"> 03.96''</w:t>
             </w:r>
           </w:p>
         </w:tc>
@@ -10831,7 +10555,7 @@
                 <w:spacing w:val="-1"/>
                 <w:sz w:val="24"/>
               </w:rPr>
-              <w:t> </w:t>
+              <w:t xml:space="preserve"> </w:t>
             </w:r>
             <w:r>
               <w:rPr>
@@ -10884,7 +10608,7 @@
                 <w:spacing w:val="-4"/>
                 <w:sz w:val="24"/>
               </w:rPr>
-              <w:t> </w:t>
+              <w:t xml:space="preserve"> </w:t>
             </w:r>
             <w:r>
               <w:rPr>
@@ -10909,7 +10633,6 @@
               <w:pStyle w:val="TableParagraph"/>
               <w:rPr>
                 <w:rFonts w:ascii="Times New Roman"/>
-                <w:sz w:val="22"/>
               </w:rPr>
             </w:pPr>
           </w:p>
@@ -10919,14 +10642,13 @@
     <w:p>
       <w:pPr>
         <w:pStyle w:val="TableParagraph"/>
-        <w:spacing w:after="0"/>
         <w:rPr>
           <w:rFonts w:ascii="Times New Roman"/>
-          <w:sz w:val="22"/>
         </w:rPr>
         <w:sectPr>
           <w:pgSz w:w="11930" w:h="16850"/>
-          <w:pgMar w:header="1898" w:footer="1326" w:top="2480" w:bottom="1520" w:left="283" w:right="141"/>
+          <w:pgMar w:top="2480" w:right="141" w:bottom="1520" w:left="283" w:header="1898" w:footer="1326" w:gutter="0"/>
+          <w:cols w:space="720"/>
         </w:sectPr>
       </w:pPr>
     </w:p>
@@ -10944,7 +10666,6 @@
     <w:tbl>
       <w:tblPr>
         <w:tblW w:w="0" w:type="auto"/>
-        <w:jc w:val="left"/>
         <w:tblInd w:w="82" w:type="dxa"/>
         <w:tblBorders>
           <w:top w:val="single" w:sz="8" w:space="0" w:color="000000"/>
@@ -10956,12 +10677,10 @@
         </w:tblBorders>
         <w:tblLayout w:type="fixed"/>
         <w:tblCellMar>
-          <w:top w:w="0" w:type="dxa"/>
           <w:left w:w="0" w:type="dxa"/>
-          <w:bottom w:w="0" w:type="dxa"/>
           <w:right w:w="0" w:type="dxa"/>
         </w:tblCellMar>
-        <w:tblLook w:val="01E0"/>
+        <w:tblLook w:val="01E0" w:firstRow="1" w:lastRow="1" w:firstColumn="1" w:lastColumn="1" w:noHBand="0" w:noVBand="0"/>
       </w:tblPr>
       <w:tblGrid>
         <w:gridCol w:w="466"/>
@@ -10971,11 +10690,11 @@
         <w:gridCol w:w="987"/>
         <w:gridCol w:w="1396"/>
         <w:gridCol w:w="1520"/>
-        <w:gridCol w:w="1098"/>
+        <w:gridCol w:w="1445"/>
       </w:tblGrid>
       <w:tr>
         <w:trPr>
-          <w:trHeight w:val="1393" w:hRule="atLeast"/>
+          <w:trHeight w:val="1393"/>
         </w:trPr>
         <w:tc>
           <w:tcPr>
@@ -11030,7 +10749,7 @@
           <w:p>
             <w:pPr>
               <w:pStyle w:val="TableParagraph"/>
-              <w:spacing w:line="232" w:lineRule="auto" w:before="31"/>
+              <w:spacing w:before="31" w:line="232" w:lineRule="auto"/>
               <w:ind w:left="35" w:right="206"/>
               <w:rPr>
                 <w:sz w:val="24"/>
@@ -11040,14 +10759,14 @@
               <w:rPr>
                 <w:sz w:val="24"/>
               </w:rPr>
-              <w:t>Point No. B6 :- Differential GPS </w:t>
+              <w:t xml:space="preserve">Point No. B6 :- Differential GPS </w:t>
             </w:r>
             <w:r>
               <w:rPr>
                 <w:spacing w:val="-2"/>
                 <w:sz w:val="24"/>
               </w:rPr>
-              <w:t>Observation </w:t>
+              <w:t xml:space="preserve">Observation </w:t>
             </w:r>
             <w:r>
               <w:rPr>
@@ -11060,7 +10779,7 @@
                 <w:spacing w:val="-3"/>
                 <w:sz w:val="24"/>
               </w:rPr>
-              <w:t> </w:t>
+              <w:t xml:space="preserve"> </w:t>
             </w:r>
             <w:r>
               <w:rPr>
@@ -11073,7 +10792,7 @@
                 <w:spacing w:val="-2"/>
                 <w:sz w:val="24"/>
               </w:rPr>
-              <w:t> </w:t>
+              <w:t xml:space="preserve"> </w:t>
             </w:r>
             <w:r>
               <w:rPr>
@@ -11122,7 +10841,7 @@
                 <w:spacing w:val="-4"/>
                 <w:sz w:val="24"/>
               </w:rPr>
-              <w:t> </w:t>
+              <w:t xml:space="preserve"> </w:t>
             </w:r>
             <w:r>
               <w:rPr>
@@ -11137,7 +10856,7 @@
                 <w:spacing w:val="-3"/>
                 <w:sz w:val="24"/>
               </w:rPr>
-              <w:t> </w:t>
+              <w:t xml:space="preserve"> </w:t>
             </w:r>
             <w:r>
               <w:rPr>
@@ -11187,7 +10906,7 @@
                 <w:spacing w:val="-4"/>
                 <w:sz w:val="24"/>
               </w:rPr>
-              <w:t> </w:t>
+              <w:t xml:space="preserve"> </w:t>
             </w:r>
             <w:r>
               <w:rPr>
@@ -11202,7 +10921,7 @@
                 <w:spacing w:val="-2"/>
                 <w:sz w:val="24"/>
               </w:rPr>
-              <w:t> 04.87''</w:t>
+              <w:t xml:space="preserve"> 04.87''</w:t>
             </w:r>
           </w:p>
         </w:tc>
@@ -11278,7 +10997,7 @@
                 <w:spacing w:val="-1"/>
                 <w:sz w:val="24"/>
               </w:rPr>
-              <w:t> </w:t>
+              <w:t xml:space="preserve"> </w:t>
             </w:r>
             <w:r>
               <w:rPr>
@@ -11327,7 +11046,7 @@
                 <w:spacing w:val="-4"/>
                 <w:sz w:val="24"/>
               </w:rPr>
-              <w:t> </w:t>
+              <w:t xml:space="preserve"> </w:t>
             </w:r>
             <w:r>
               <w:rPr>
@@ -11341,7 +11060,7 @@
         </w:tc>
         <w:tc>
           <w:tcPr>
-            <w:tcW w:w="1098" w:type="dxa"/>
+            <w:tcW w:w="1445" w:type="dxa"/>
             <w:tcBorders>
               <w:right w:val="single" w:sz="4" w:space="0" w:color="000000"/>
             </w:tcBorders>
@@ -11351,7 +11070,6 @@
               <w:pStyle w:val="TableParagraph"/>
               <w:rPr>
                 <w:rFonts w:ascii="Times New Roman"/>
-                <w:sz w:val="22"/>
               </w:rPr>
             </w:pPr>
           </w:p>
@@ -11359,7 +11077,7 @@
       </w:tr>
       <w:tr>
         <w:trPr>
-          <w:trHeight w:val="1396" w:hRule="atLeast"/>
+          <w:trHeight w:val="1396"/>
         </w:trPr>
         <w:tc>
           <w:tcPr>
@@ -11414,7 +11132,7 @@
           <w:p>
             <w:pPr>
               <w:pStyle w:val="TableParagraph"/>
-              <w:spacing w:line="232" w:lineRule="auto" w:before="31"/>
+              <w:spacing w:before="31" w:line="232" w:lineRule="auto"/>
               <w:ind w:left="35" w:right="206"/>
               <w:rPr>
                 <w:sz w:val="24"/>
@@ -11424,14 +11142,14 @@
               <w:rPr>
                 <w:sz w:val="24"/>
               </w:rPr>
-              <w:t>Point No. B7 :- Differential GPS </w:t>
+              <w:t xml:space="preserve">Point No. B7 :- Differential GPS </w:t>
             </w:r>
             <w:r>
               <w:rPr>
                 <w:spacing w:val="-2"/>
                 <w:sz w:val="24"/>
               </w:rPr>
-              <w:t>Observation </w:t>
+              <w:t xml:space="preserve">Observation </w:t>
             </w:r>
             <w:r>
               <w:rPr>
@@ -11444,7 +11162,7 @@
                 <w:spacing w:val="-3"/>
                 <w:sz w:val="24"/>
               </w:rPr>
-              <w:t> </w:t>
+              <w:t xml:space="preserve"> </w:t>
             </w:r>
             <w:r>
               <w:rPr>
@@ -11457,7 +11175,7 @@
                 <w:spacing w:val="-2"/>
                 <w:sz w:val="24"/>
               </w:rPr>
-              <w:t> </w:t>
+              <w:t xml:space="preserve"> </w:t>
             </w:r>
             <w:r>
               <w:rPr>
@@ -11506,7 +11224,7 @@
                 <w:spacing w:val="-4"/>
                 <w:sz w:val="24"/>
               </w:rPr>
-              <w:t> </w:t>
+              <w:t xml:space="preserve"> </w:t>
             </w:r>
             <w:r>
               <w:rPr>
@@ -11521,7 +11239,7 @@
                 <w:spacing w:val="-3"/>
                 <w:sz w:val="24"/>
               </w:rPr>
-              <w:t> </w:t>
+              <w:t xml:space="preserve"> </w:t>
             </w:r>
             <w:r>
               <w:rPr>
@@ -11571,7 +11289,7 @@
                 <w:spacing w:val="-4"/>
                 <w:sz w:val="24"/>
               </w:rPr>
-              <w:t> </w:t>
+              <w:t xml:space="preserve"> </w:t>
             </w:r>
             <w:r>
               <w:rPr>
@@ -11586,7 +11304,7 @@
                 <w:spacing w:val="-2"/>
                 <w:sz w:val="24"/>
               </w:rPr>
-              <w:t> 01.33''</w:t>
+              <w:t xml:space="preserve"> 01.33''</w:t>
             </w:r>
           </w:p>
         </w:tc>
@@ -11662,7 +11380,7 @@
                 <w:spacing w:val="-1"/>
                 <w:sz w:val="24"/>
               </w:rPr>
-              <w:t> </w:t>
+              <w:t xml:space="preserve"> </w:t>
             </w:r>
             <w:r>
               <w:rPr>
@@ -11711,7 +11429,7 @@
                 <w:spacing w:val="-4"/>
                 <w:sz w:val="24"/>
               </w:rPr>
-              <w:t> </w:t>
+              <w:t xml:space="preserve"> </w:t>
             </w:r>
             <w:r>
               <w:rPr>
@@ -11725,7 +11443,7 @@
         </w:tc>
         <w:tc>
           <w:tcPr>
-            <w:tcW w:w="1098" w:type="dxa"/>
+            <w:tcW w:w="1445" w:type="dxa"/>
             <w:tcBorders>
               <w:right w:val="single" w:sz="4" w:space="0" w:color="000000"/>
             </w:tcBorders>
@@ -11735,7 +11453,6 @@
               <w:pStyle w:val="TableParagraph"/>
               <w:rPr>
                 <w:rFonts w:ascii="Times New Roman"/>
-                <w:sz w:val="22"/>
               </w:rPr>
             </w:pPr>
           </w:p>
@@ -11743,7 +11460,7 @@
       </w:tr>
       <w:tr>
         <w:trPr>
-          <w:trHeight w:val="1393" w:hRule="atLeast"/>
+          <w:trHeight w:val="1393"/>
         </w:trPr>
         <w:tc>
           <w:tcPr>
@@ -11797,7 +11514,7 @@
           <w:p>
             <w:pPr>
               <w:pStyle w:val="TableParagraph"/>
-              <w:spacing w:line="232" w:lineRule="auto" w:before="28"/>
+              <w:spacing w:before="28" w:line="232" w:lineRule="auto"/>
               <w:ind w:left="35" w:right="206"/>
               <w:rPr>
                 <w:sz w:val="24"/>
@@ -11807,14 +11524,14 @@
               <w:rPr>
                 <w:sz w:val="24"/>
               </w:rPr>
-              <w:t>Point No. B8 :- Differential GPS </w:t>
+              <w:t xml:space="preserve">Point No. B8 :- Differential GPS </w:t>
             </w:r>
             <w:r>
               <w:rPr>
                 <w:spacing w:val="-2"/>
                 <w:sz w:val="24"/>
               </w:rPr>
-              <w:t>Observation </w:t>
+              <w:t xml:space="preserve">Observation </w:t>
             </w:r>
             <w:r>
               <w:rPr>
@@ -11827,7 +11544,7 @@
                 <w:spacing w:val="-3"/>
                 <w:sz w:val="24"/>
               </w:rPr>
-              <w:t> </w:t>
+              <w:t xml:space="preserve"> </w:t>
             </w:r>
             <w:r>
               <w:rPr>
@@ -11840,7 +11557,7 @@
                 <w:spacing w:val="-2"/>
                 <w:sz w:val="24"/>
               </w:rPr>
-              <w:t> </w:t>
+              <w:t xml:space="preserve"> </w:t>
             </w:r>
             <w:r>
               <w:rPr>
@@ -11889,7 +11606,7 @@
                 <w:spacing w:val="-4"/>
                 <w:sz w:val="24"/>
               </w:rPr>
-              <w:t> </w:t>
+              <w:t xml:space="preserve"> </w:t>
             </w:r>
             <w:r>
               <w:rPr>
@@ -11904,7 +11621,7 @@
                 <w:spacing w:val="-3"/>
                 <w:sz w:val="24"/>
               </w:rPr>
-              <w:t> </w:t>
+              <w:t xml:space="preserve"> </w:t>
             </w:r>
             <w:r>
               <w:rPr>
@@ -11954,7 +11671,7 @@
                 <w:spacing w:val="-4"/>
                 <w:sz w:val="24"/>
               </w:rPr>
-              <w:t> </w:t>
+              <w:t xml:space="preserve"> </w:t>
             </w:r>
             <w:r>
               <w:rPr>
@@ -11969,7 +11686,7 @@
                 <w:spacing w:val="-2"/>
                 <w:sz w:val="24"/>
               </w:rPr>
-              <w:t> 00.30''</w:t>
+              <w:t xml:space="preserve"> 00.30''</w:t>
             </w:r>
           </w:p>
         </w:tc>
@@ -12045,7 +11762,7 @@
                 <w:spacing w:val="-1"/>
                 <w:sz w:val="24"/>
               </w:rPr>
-              <w:t> </w:t>
+              <w:t xml:space="preserve"> </w:t>
             </w:r>
             <w:r>
               <w:rPr>
@@ -12094,7 +11811,7 @@
                 <w:spacing w:val="-4"/>
                 <w:sz w:val="24"/>
               </w:rPr>
-              <w:t> </w:t>
+              <w:t xml:space="preserve"> </w:t>
             </w:r>
             <w:r>
               <w:rPr>
@@ -12108,7 +11825,7 @@
         </w:tc>
         <w:tc>
           <w:tcPr>
-            <w:tcW w:w="1098" w:type="dxa"/>
+            <w:tcW w:w="1445" w:type="dxa"/>
             <w:tcBorders>
               <w:right w:val="single" w:sz="4" w:space="0" w:color="000000"/>
             </w:tcBorders>
@@ -12118,7 +11835,6 @@
               <w:pStyle w:val="TableParagraph"/>
               <w:rPr>
                 <w:rFonts w:ascii="Times New Roman"/>
-                <w:sz w:val="22"/>
               </w:rPr>
             </w:pPr>
           </w:p>
@@ -12126,7 +11842,7 @@
       </w:tr>
       <w:tr>
         <w:trPr>
-          <w:trHeight w:val="1393" w:hRule="atLeast"/>
+          <w:trHeight w:val="1393"/>
         </w:trPr>
         <w:tc>
           <w:tcPr>
@@ -12181,7 +11897,7 @@
           <w:p>
             <w:pPr>
               <w:pStyle w:val="TableParagraph"/>
-              <w:spacing w:line="232" w:lineRule="auto" w:before="28"/>
+              <w:spacing w:before="28" w:line="232" w:lineRule="auto"/>
               <w:ind w:left="35" w:right="206"/>
               <w:rPr>
                 <w:sz w:val="24"/>
@@ -12191,14 +11907,14 @@
               <w:rPr>
                 <w:sz w:val="24"/>
               </w:rPr>
-              <w:t>Point No. B9 :- Differential GPS </w:t>
+              <w:t xml:space="preserve">Point No. B9 :- Differential GPS </w:t>
             </w:r>
             <w:r>
               <w:rPr>
                 <w:spacing w:val="-2"/>
                 <w:sz w:val="24"/>
               </w:rPr>
-              <w:t>Observation </w:t>
+              <w:t xml:space="preserve">Observation </w:t>
             </w:r>
             <w:r>
               <w:rPr>
@@ -12211,7 +11927,7 @@
                 <w:spacing w:val="-3"/>
                 <w:sz w:val="24"/>
               </w:rPr>
-              <w:t> </w:t>
+              <w:t xml:space="preserve"> </w:t>
             </w:r>
             <w:r>
               <w:rPr>
@@ -12224,7 +11940,7 @@
                 <w:spacing w:val="-2"/>
                 <w:sz w:val="24"/>
               </w:rPr>
-              <w:t> </w:t>
+              <w:t xml:space="preserve"> </w:t>
             </w:r>
             <w:r>
               <w:rPr>
@@ -12273,7 +11989,7 @@
                 <w:spacing w:val="-4"/>
                 <w:sz w:val="24"/>
               </w:rPr>
-              <w:t> </w:t>
+              <w:t xml:space="preserve"> </w:t>
             </w:r>
             <w:r>
               <w:rPr>
@@ -12288,7 +12004,7 @@
                 <w:spacing w:val="-3"/>
                 <w:sz w:val="24"/>
               </w:rPr>
-              <w:t> </w:t>
+              <w:t xml:space="preserve"> </w:t>
             </w:r>
             <w:r>
               <w:rPr>
@@ -12338,7 +12054,7 @@
                 <w:spacing w:val="-4"/>
                 <w:sz w:val="24"/>
               </w:rPr>
-              <w:t> </w:t>
+              <w:t xml:space="preserve"> </w:t>
             </w:r>
             <w:r>
               <w:rPr>
@@ -12353,7 +12069,7 @@
                 <w:spacing w:val="-2"/>
                 <w:sz w:val="24"/>
               </w:rPr>
-              <w:t> 01.49''</w:t>
+              <w:t xml:space="preserve"> 01.49''</w:t>
             </w:r>
           </w:p>
         </w:tc>
@@ -12429,7 +12145,7 @@
                 <w:spacing w:val="-1"/>
                 <w:sz w:val="24"/>
               </w:rPr>
-              <w:t> </w:t>
+              <w:t xml:space="preserve"> </w:t>
             </w:r>
             <w:r>
               <w:rPr>
@@ -12478,7 +12194,7 @@
                 <w:spacing w:val="-4"/>
                 <w:sz w:val="24"/>
               </w:rPr>
-              <w:t> </w:t>
+              <w:t xml:space="preserve"> </w:t>
             </w:r>
             <w:r>
               <w:rPr>
@@ -12492,7 +12208,7 @@
         </w:tc>
         <w:tc>
           <w:tcPr>
-            <w:tcW w:w="1098" w:type="dxa"/>
+            <w:tcW w:w="1445" w:type="dxa"/>
             <w:tcBorders>
               <w:right w:val="single" w:sz="4" w:space="0" w:color="000000"/>
             </w:tcBorders>
@@ -12502,7 +12218,6 @@
               <w:pStyle w:val="TableParagraph"/>
               <w:rPr>
                 <w:rFonts w:ascii="Times New Roman"/>
-                <w:sz w:val="22"/>
               </w:rPr>
             </w:pPr>
           </w:p>
@@ -12510,7 +12225,7 @@
       </w:tr>
       <w:tr>
         <w:trPr>
-          <w:trHeight w:val="1394" w:hRule="atLeast"/>
+          <w:trHeight w:val="1433"/>
         </w:trPr>
         <w:tc>
           <w:tcPr>
@@ -12570,7 +12285,7 @@
           <w:p>
             <w:pPr>
               <w:pStyle w:val="TableParagraph"/>
-              <w:spacing w:line="232" w:lineRule="auto" w:before="28"/>
+              <w:spacing w:before="28" w:line="232" w:lineRule="auto"/>
               <w:ind w:left="35" w:right="206"/>
               <w:rPr>
                 <w:sz w:val="24"/>
@@ -12580,14 +12295,14 @@
               <w:rPr>
                 <w:sz w:val="24"/>
               </w:rPr>
-              <w:t>Point No. B10 :- Differential GPS </w:t>
+              <w:t xml:space="preserve">Point No. B10 :- Differential GPS </w:t>
             </w:r>
             <w:r>
               <w:rPr>
                 <w:spacing w:val="-2"/>
                 <w:sz w:val="24"/>
               </w:rPr>
-              <w:t>Observation </w:t>
+              <w:t xml:space="preserve">Observation </w:t>
             </w:r>
             <w:r>
               <w:rPr>
@@ -12600,7 +12315,7 @@
                 <w:spacing w:val="-3"/>
                 <w:sz w:val="24"/>
               </w:rPr>
-              <w:t> </w:t>
+              <w:t xml:space="preserve"> </w:t>
             </w:r>
             <w:r>
               <w:rPr>
@@ -12613,7 +12328,7 @@
                 <w:spacing w:val="-2"/>
                 <w:sz w:val="24"/>
               </w:rPr>
-              <w:t> </w:t>
+              <w:t xml:space="preserve"> </w:t>
             </w:r>
             <w:r>
               <w:rPr>
@@ -12664,7 +12379,7 @@
                 <w:spacing w:val="-4"/>
                 <w:sz w:val="24"/>
               </w:rPr>
-              <w:t> </w:t>
+              <w:t xml:space="preserve"> </w:t>
             </w:r>
             <w:r>
               <w:rPr>
@@ -12679,7 +12394,7 @@
                 <w:spacing w:val="-3"/>
                 <w:sz w:val="24"/>
               </w:rPr>
-              <w:t> </w:t>
+              <w:t xml:space="preserve"> </w:t>
             </w:r>
             <w:r>
               <w:rPr>
@@ -12731,7 +12446,7 @@
                 <w:spacing w:val="-4"/>
                 <w:sz w:val="24"/>
               </w:rPr>
-              <w:t> </w:t>
+              <w:t xml:space="preserve"> </w:t>
             </w:r>
             <w:r>
               <w:rPr>
@@ -12746,7 +12461,7 @@
                 <w:spacing w:val="-2"/>
                 <w:sz w:val="24"/>
               </w:rPr>
-              <w:t> 01.67''</w:t>
+              <w:t xml:space="preserve"> 01.67''</w:t>
             </w:r>
           </w:p>
         </w:tc>
@@ -12826,7 +12541,7 @@
                 <w:spacing w:val="-1"/>
                 <w:sz w:val="24"/>
               </w:rPr>
-              <w:t> </w:t>
+              <w:t xml:space="preserve"> </w:t>
             </w:r>
             <w:r>
               <w:rPr>
@@ -12877,7 +12592,7 @@
                 <w:spacing w:val="-4"/>
                 <w:sz w:val="24"/>
               </w:rPr>
-              <w:t> </w:t>
+              <w:t xml:space="preserve"> </w:t>
             </w:r>
             <w:r>
               <w:rPr>
@@ -12891,7 +12606,7 @@
         </w:tc>
         <w:tc>
           <w:tcPr>
-            <w:tcW w:w="1098" w:type="dxa"/>
+            <w:tcW w:w="1445" w:type="dxa"/>
             <w:tcBorders>
               <w:bottom w:val="single" w:sz="4" w:space="0" w:color="000000"/>
               <w:right w:val="single" w:sz="4" w:space="0" w:color="000000"/>
@@ -12902,7 +12617,6 @@
               <w:pStyle w:val="TableParagraph"/>
               <w:rPr>
                 <w:rFonts w:ascii="Times New Roman"/>
-                <w:sz w:val="22"/>
               </w:rPr>
             </w:pPr>
           </w:p>
@@ -12912,14 +12626,13 @@
     <w:p>
       <w:pPr>
         <w:pStyle w:val="TableParagraph"/>
-        <w:spacing w:after="0"/>
         <w:rPr>
           <w:rFonts w:ascii="Times New Roman"/>
-          <w:sz w:val="22"/>
         </w:rPr>
         <w:sectPr>
           <w:pgSz w:w="11930" w:h="16850"/>
-          <w:pgMar w:header="1898" w:footer="1326" w:top="2480" w:bottom="1520" w:left="283" w:right="141"/>
+          <w:pgMar w:top="2480" w:right="141" w:bottom="1520" w:left="283" w:header="1898" w:footer="1326" w:gutter="0"/>
+          <w:cols w:space="720"/>
         </w:sectPr>
       </w:pPr>
     </w:p>
@@ -12933,7 +12646,7 @@
         </w:rPr>
       </w:pPr>
       <w:r>
-        <w:rPr/>
+        <w:lastRenderedPageBreak/>
         <w:t>Note:</w:t>
       </w:r>
       <w:r>
@@ -12941,7 +12654,7 @@
           <w:spacing w:val="66"/>
           <w:w w:val="150"/>
         </w:rPr>
-        <w:t> </w:t>
+        <w:t xml:space="preserve"> </w:t>
       </w:r>
       <w:r>
         <w:rPr>
@@ -13058,19 +12771,13 @@
     </w:p>
     <w:p>
       <w:pPr>
-        <w:spacing w:line="240" w:lineRule="auto" w:before="26"/>
+        <w:spacing w:before="26"/>
         <w:rPr>
           <w:sz w:val="24"/>
         </w:rPr>
       </w:pPr>
       <w:r>
-        <w:rPr/>
         <w:br w:type="column"/>
-      </w:r>
-      <w:r>
-        <w:rPr>
-          <w:sz w:val="24"/>
-        </w:rPr>
       </w:r>
     </w:p>
     <w:p>
@@ -13080,308 +12787,277 @@
         <w:ind w:left="206" w:right="1499"/>
       </w:pPr>
       <w:r>
-        <w:rPr/>
         <w:t>The</w:t>
       </w:r>
       <w:r>
         <w:rPr>
           <w:spacing w:val="-2"/>
         </w:rPr>
-        <w:t> </w:t>
-      </w:r>
-      <w:r>
-        <w:rPr/>
+        <w:t xml:space="preserve"> </w:t>
+      </w:r>
+      <w:r>
         <w:t>Co-ordinates</w:t>
       </w:r>
       <w:r>
         <w:rPr>
           <w:spacing w:val="-5"/>
         </w:rPr>
-        <w:t> </w:t>
-      </w:r>
-      <w:r>
-        <w:rPr/>
+        <w:t xml:space="preserve"> </w:t>
+      </w:r>
+      <w:r>
         <w:t>given</w:t>
       </w:r>
       <w:r>
         <w:rPr>
           <w:spacing w:val="-2"/>
         </w:rPr>
-        <w:t> </w:t>
-      </w:r>
-      <w:r>
-        <w:rPr/>
+        <w:t xml:space="preserve"> </w:t>
+      </w:r>
+      <w:r>
         <w:t>in</w:t>
       </w:r>
       <w:r>
         <w:rPr>
           <w:spacing w:val="-2"/>
         </w:rPr>
-        <w:t> </w:t>
-      </w:r>
-      <w:r>
-        <w:rPr/>
+        <w:t xml:space="preserve"> </w:t>
+      </w:r>
+      <w:r>
         <w:t>column</w:t>
       </w:r>
       <w:r>
         <w:rPr>
           <w:spacing w:val="-2"/>
         </w:rPr>
-        <w:t> </w:t>
-      </w:r>
-      <w:r>
-        <w:rPr/>
+        <w:t xml:space="preserve"> </w:t>
+      </w:r>
+      <w:r>
         <w:t>(</w:t>
       </w:r>
       <w:r>
         <w:rPr>
           <w:spacing w:val="-2"/>
         </w:rPr>
-        <w:t> </w:t>
-      </w:r>
-      <w:r>
-        <w:rPr/>
+        <w:t xml:space="preserve"> </w:t>
+      </w:r>
+      <w:r>
         <w:t>C</w:t>
       </w:r>
       <w:r>
         <w:rPr>
           <w:spacing w:val="-2"/>
         </w:rPr>
-        <w:t> </w:t>
-      </w:r>
-      <w:r>
-        <w:rPr/>
+        <w:t xml:space="preserve"> </w:t>
+      </w:r>
+      <w:r>
         <w:t>)</w:t>
       </w:r>
       <w:r>
         <w:rPr>
           <w:spacing w:val="-2"/>
         </w:rPr>
-        <w:t> </w:t>
-      </w:r>
-      <w:r>
-        <w:rPr/>
+        <w:t xml:space="preserve"> </w:t>
+      </w:r>
+      <w:r>
         <w:t>of</w:t>
       </w:r>
       <w:r>
         <w:rPr>
           <w:spacing w:val="-2"/>
         </w:rPr>
-        <w:t> </w:t>
-      </w:r>
-      <w:r>
-        <w:rPr/>
+        <w:t xml:space="preserve"> </w:t>
+      </w:r>
+      <w:r>
         <w:t>above</w:t>
       </w:r>
       <w:r>
         <w:rPr>
           <w:spacing w:val="-2"/>
         </w:rPr>
-        <w:t> </w:t>
-      </w:r>
-      <w:r>
-        <w:rPr/>
+        <w:t xml:space="preserve"> </w:t>
+      </w:r>
+      <w:r>
         <w:t>table</w:t>
       </w:r>
       <w:r>
         <w:rPr>
           <w:spacing w:val="-4"/>
         </w:rPr>
-        <w:t> </w:t>
-      </w:r>
-      <w:r>
-        <w:rPr/>
+        <w:t xml:space="preserve"> </w:t>
+      </w:r>
+      <w:r>
         <w:t>are</w:t>
       </w:r>
       <w:r>
         <w:rPr>
           <w:spacing w:val="-2"/>
         </w:rPr>
-        <w:t> </w:t>
-      </w:r>
-      <w:r>
-        <w:rPr/>
+        <w:t xml:space="preserve"> </w:t>
+      </w:r>
+      <w:r>
         <w:t>of</w:t>
       </w:r>
       <w:r>
         <w:rPr>
           <w:spacing w:val="-2"/>
         </w:rPr>
-        <w:t> </w:t>
-      </w:r>
-      <w:r>
-        <w:rPr/>
+        <w:t xml:space="preserve"> </w:t>
+      </w:r>
+      <w:r>
         <w:t>Points</w:t>
       </w:r>
       <w:r>
         <w:rPr>
           <w:spacing w:val="-4"/>
         </w:rPr>
-        <w:t> </w:t>
-      </w:r>
-      <w:r>
-        <w:rPr/>
+        <w:t xml:space="preserve"> </w:t>
+      </w:r>
+      <w:r>
         <w:t>shown</w:t>
       </w:r>
       <w:r>
         <w:rPr>
           <w:spacing w:val="-2"/>
         </w:rPr>
-        <w:t> </w:t>
-      </w:r>
-      <w:r>
-        <w:rPr/>
+        <w:t xml:space="preserve"> </w:t>
+      </w:r>
+      <w:r>
         <w:t>by Applicant in his site.These Co-ordinates are based on observations of Differential GPS instrument in STATIC mode and they are in WGS84 Co- ordinates system.</w:t>
       </w:r>
     </w:p>
     <w:p>
       <w:pPr>
         <w:pStyle w:val="BodyText"/>
-        <w:spacing w:line="232" w:lineRule="auto" w:before="2"/>
+        <w:spacing w:before="2" w:line="232" w:lineRule="auto"/>
         <w:ind w:left="206" w:right="1499"/>
       </w:pPr>
       <w:r>
-        <w:rPr/>
         <w:t>The</w:t>
       </w:r>
       <w:r>
         <w:rPr>
           <w:spacing w:val="-2"/>
         </w:rPr>
-        <w:t> </w:t>
-      </w:r>
-      <w:r>
-        <w:rPr/>
+        <w:t xml:space="preserve"> </w:t>
+      </w:r>
+      <w:r>
         <w:t>heights</w:t>
       </w:r>
       <w:r>
         <w:rPr>
           <w:spacing w:val="-2"/>
         </w:rPr>
-        <w:t> </w:t>
-      </w:r>
-      <w:r>
-        <w:rPr/>
+        <w:t xml:space="preserve"> </w:t>
+      </w:r>
+      <w:r>
         <w:t>given</w:t>
       </w:r>
       <w:r>
         <w:rPr>
           <w:spacing w:val="-2"/>
         </w:rPr>
-        <w:t> </w:t>
-      </w:r>
-      <w:r>
-        <w:rPr/>
+        <w:t xml:space="preserve"> </w:t>
+      </w:r>
+      <w:r>
         <w:t>in</w:t>
       </w:r>
       <w:r>
         <w:rPr>
           <w:spacing w:val="-2"/>
         </w:rPr>
-        <w:t> </w:t>
-      </w:r>
-      <w:r>
-        <w:rPr/>
+        <w:t xml:space="preserve"> </w:t>
+      </w:r>
+      <w:r>
         <w:t>column</w:t>
       </w:r>
       <w:r>
         <w:rPr>
           <w:spacing w:val="-2"/>
         </w:rPr>
-        <w:t> </w:t>
-      </w:r>
-      <w:r>
-        <w:rPr/>
+        <w:t xml:space="preserve"> </w:t>
+      </w:r>
+      <w:r>
         <w:t>(</w:t>
       </w:r>
       <w:r>
         <w:rPr>
           <w:spacing w:val="-2"/>
         </w:rPr>
-        <w:t> </w:t>
-      </w:r>
-      <w:r>
-        <w:rPr/>
+        <w:t xml:space="preserve"> </w:t>
+      </w:r>
+      <w:r>
         <w:t>D</w:t>
       </w:r>
       <w:r>
         <w:rPr>
           <w:spacing w:val="-3"/>
         </w:rPr>
-        <w:t> </w:t>
-      </w:r>
-      <w:r>
-        <w:rPr/>
+        <w:t xml:space="preserve"> </w:t>
+      </w:r>
+      <w:r>
         <w:t>)</w:t>
       </w:r>
       <w:r>
         <w:rPr>
           <w:spacing w:val="-2"/>
         </w:rPr>
-        <w:t> </w:t>
-      </w:r>
-      <w:r>
-        <w:rPr/>
+        <w:t xml:space="preserve"> </w:t>
+      </w:r>
+      <w:r>
         <w:t>are</w:t>
       </w:r>
       <w:r>
         <w:rPr>
           <w:spacing w:val="-4"/>
         </w:rPr>
-        <w:t> </w:t>
-      </w:r>
-      <w:r>
-        <w:rPr/>
+        <w:t xml:space="preserve"> </w:t>
+      </w:r>
+      <w:r>
         <w:t>based</w:t>
       </w:r>
       <w:r>
         <w:rPr>
           <w:spacing w:val="-4"/>
         </w:rPr>
-        <w:t> </w:t>
-      </w:r>
-      <w:r>
-        <w:rPr/>
+        <w:t xml:space="preserve"> </w:t>
+      </w:r>
+      <w:r>
         <w:t>on</w:t>
       </w:r>
       <w:r>
         <w:rPr>
           <w:spacing w:val="-2"/>
         </w:rPr>
-        <w:t> </w:t>
-      </w:r>
-      <w:r>
-        <w:rPr/>
+        <w:t xml:space="preserve"> </w:t>
+      </w:r>
+      <w:r>
         <w:t>the</w:t>
       </w:r>
       <w:r>
         <w:rPr>
           <w:spacing w:val="-2"/>
         </w:rPr>
-        <w:t> </w:t>
-      </w:r>
-      <w:r>
-        <w:rPr/>
+        <w:t xml:space="preserve"> </w:t>
+      </w:r>
+      <w:r>
         <w:t>Height</w:t>
       </w:r>
       <w:r>
         <w:rPr>
           <w:spacing w:val="-4"/>
         </w:rPr>
-        <w:t> </w:t>
-      </w:r>
-      <w:r>
-        <w:rPr/>
+        <w:t xml:space="preserve"> </w:t>
+      </w:r>
+      <w:r>
         <w:t>of Reference</w:t>
       </w:r>
       <w:r>
         <w:rPr>
           <w:spacing w:val="-2"/>
         </w:rPr>
-        <w:t> </w:t>
-      </w:r>
-      <w:r>
-        <w:rPr/>
+        <w:t xml:space="preserve"> </w:t>
+      </w:r>
+      <w:r>
         <w:t>station which is connected to SOI GTS BM using DT levelling.</w:t>
       </w:r>
     </w:p>
@@ -13392,448 +13068,403 @@
         <w:ind w:left="206" w:right="1672"/>
       </w:pPr>
       <w:r>
-        <w:rPr/>
         <w:t>Monarch Surveyors &amp; Engineering Consultants Pvt. Ltd. is not responsible for the correctness of the Survey Nos. / Gut Nos./ Hissa Nos, address and ownership</w:t>
       </w:r>
       <w:r>
         <w:rPr>
           <w:spacing w:val="-1"/>
         </w:rPr>
-        <w:t> </w:t>
-      </w:r>
-      <w:r>
-        <w:rPr/>
+        <w:t xml:space="preserve"> </w:t>
+      </w:r>
+      <w:r>
         <w:t>of</w:t>
       </w:r>
       <w:r>
         <w:rPr>
           <w:spacing w:val="-1"/>
         </w:rPr>
-        <w:t> </w:t>
-      </w:r>
-      <w:r>
-        <w:rPr/>
+        <w:t xml:space="preserve"> </w:t>
+      </w:r>
+      <w:r>
         <w:t>property.Responsibility</w:t>
       </w:r>
       <w:r>
         <w:rPr>
           <w:spacing w:val="-4"/>
         </w:rPr>
-        <w:t> </w:t>
-      </w:r>
-      <w:r>
-        <w:rPr/>
+        <w:t xml:space="preserve"> </w:t>
+      </w:r>
+      <w:r>
         <w:t>of correctness</w:t>
       </w:r>
       <w:r>
         <w:rPr>
           <w:spacing w:val="-4"/>
         </w:rPr>
-        <w:t> </w:t>
-      </w:r>
-      <w:r>
-        <w:rPr/>
+        <w:t xml:space="preserve"> </w:t>
+      </w:r>
+      <w:r>
         <w:t>of said</w:t>
       </w:r>
       <w:r>
         <w:rPr>
           <w:spacing w:val="-2"/>
         </w:rPr>
-        <w:t> </w:t>
-      </w:r>
-      <w:r>
-        <w:rPr/>
+        <w:t xml:space="preserve"> </w:t>
+      </w:r>
+      <w:r>
         <w:t>details</w:t>
       </w:r>
       <w:r>
         <w:rPr>
           <w:spacing w:val="-2"/>
         </w:rPr>
-        <w:t> </w:t>
-      </w:r>
-      <w:r>
-        <w:rPr/>
+        <w:t xml:space="preserve"> </w:t>
+      </w:r>
+      <w:r>
         <w:t>lies</w:t>
       </w:r>
       <w:r>
         <w:rPr>
           <w:spacing w:val="-2"/>
         </w:rPr>
-        <w:t> </w:t>
-      </w:r>
-      <w:r>
-        <w:rPr/>
+        <w:t xml:space="preserve"> </w:t>
+      </w:r>
+      <w:r>
         <w:t>with</w:t>
       </w:r>
       <w:r>
         <w:rPr>
           <w:spacing w:val="-2"/>
         </w:rPr>
-        <w:t> </w:t>
-      </w:r>
-      <w:r>
-        <w:rPr/>
+        <w:t xml:space="preserve"> </w:t>
+      </w:r>
+      <w:r>
         <w:t>the Applicant. This certificate is being issued on Applicants request vide Letter under</w:t>
       </w:r>
       <w:r>
         <w:rPr>
           <w:spacing w:val="-1"/>
         </w:rPr>
-        <w:t> </w:t>
-      </w:r>
-      <w:r>
-        <w:rPr/>
+        <w:t xml:space="preserve"> </w:t>
+      </w:r>
+      <w:r>
         <w:t>reference</w:t>
       </w:r>
       <w:r>
         <w:rPr>
           <w:spacing w:val="-1"/>
         </w:rPr>
-        <w:t> </w:t>
-      </w:r>
-      <w:r>
-        <w:rPr/>
+        <w:t xml:space="preserve"> </w:t>
+      </w:r>
+      <w:r>
         <w:t>in</w:t>
       </w:r>
       <w:r>
         <w:rPr>
           <w:spacing w:val="-3"/>
         </w:rPr>
-        <w:t> </w:t>
-      </w:r>
-      <w:r>
-        <w:rPr/>
+        <w:t xml:space="preserve"> </w:t>
+      </w:r>
+      <w:r>
         <w:t>covering</w:t>
       </w:r>
       <w:r>
         <w:rPr>
           <w:spacing w:val="-3"/>
         </w:rPr>
-        <w:t> </w:t>
-      </w:r>
-      <w:r>
-        <w:rPr/>
+        <w:t xml:space="preserve"> </w:t>
+      </w:r>
+      <w:r>
         <w:t>letter</w:t>
       </w:r>
       <w:r>
         <w:rPr>
           <w:spacing w:val="-1"/>
         </w:rPr>
-        <w:t> </w:t>
-      </w:r>
-      <w:r>
-        <w:rPr/>
+        <w:t xml:space="preserve"> </w:t>
+      </w:r>
+      <w:r>
         <w:t>only</w:t>
       </w:r>
       <w:r>
         <w:rPr>
           <w:spacing w:val="-4"/>
         </w:rPr>
-        <w:t> </w:t>
-      </w:r>
-      <w:r>
-        <w:rPr/>
+        <w:t xml:space="preserve"> </w:t>
+      </w:r>
+      <w:r>
         <w:t>to</w:t>
       </w:r>
       <w:r>
         <w:rPr>
           <w:spacing w:val="-3"/>
         </w:rPr>
-        <w:t> </w:t>
-      </w:r>
-      <w:r>
-        <w:rPr/>
+        <w:t xml:space="preserve"> </w:t>
+      </w:r>
+      <w:r>
         <w:t>enable</w:t>
       </w:r>
       <w:r>
         <w:rPr>
           <w:spacing w:val="-1"/>
         </w:rPr>
-        <w:t> </w:t>
-      </w:r>
-      <w:r>
-        <w:rPr/>
+        <w:t xml:space="preserve"> </w:t>
+      </w:r>
+      <w:r>
         <w:t>him to</w:t>
       </w:r>
       <w:r>
         <w:rPr>
           <w:spacing w:val="-3"/>
         </w:rPr>
-        <w:t> </w:t>
-      </w:r>
-      <w:r>
-        <w:rPr/>
+        <w:t xml:space="preserve"> </w:t>
+      </w:r>
+      <w:r>
         <w:t>apply</w:t>
       </w:r>
       <w:r>
         <w:rPr>
           <w:spacing w:val="-4"/>
         </w:rPr>
-        <w:t> </w:t>
-      </w:r>
-      <w:r>
-        <w:rPr/>
+        <w:t xml:space="preserve"> </w:t>
+      </w:r>
+      <w:r>
         <w:t>for</w:t>
       </w:r>
       <w:r>
         <w:rPr>
           <w:spacing w:val="-1"/>
         </w:rPr>
-        <w:t> </w:t>
-      </w:r>
-      <w:r>
-        <w:rPr/>
+        <w:t xml:space="preserve"> </w:t>
+      </w:r>
+      <w:r>
         <w:t>the</w:t>
       </w:r>
       <w:r>
         <w:rPr>
           <w:spacing w:val="-3"/>
         </w:rPr>
-        <w:t> </w:t>
-      </w:r>
-      <w:r>
-        <w:rPr/>
+        <w:t xml:space="preserve"> </w:t>
+      </w:r>
+      <w:r>
         <w:t>clearance from</w:t>
       </w:r>
       <w:r>
         <w:rPr>
           <w:spacing w:val="-1"/>
         </w:rPr>
-        <w:t> </w:t>
-      </w:r>
-      <w:r>
-        <w:rPr/>
+        <w:t xml:space="preserve"> </w:t>
+      </w:r>
+      <w:r>
         <w:t>the</w:t>
       </w:r>
       <w:r>
         <w:rPr>
           <w:spacing w:val="-2"/>
         </w:rPr>
-        <w:t> </w:t>
-      </w:r>
-      <w:r>
-        <w:rPr/>
+        <w:t xml:space="preserve"> </w:t>
+      </w:r>
+      <w:r>
         <w:t>concerned</w:t>
       </w:r>
       <w:r>
         <w:rPr>
           <w:spacing w:val="-4"/>
         </w:rPr>
-        <w:t> </w:t>
-      </w:r>
-      <w:r>
-        <w:rPr/>
+        <w:t xml:space="preserve"> </w:t>
+      </w:r>
+      <w:r>
         <w:t>authorities.</w:t>
       </w:r>
       <w:r>
         <w:rPr>
           <w:spacing w:val="-4"/>
         </w:rPr>
-        <w:t> </w:t>
-      </w:r>
-      <w:r>
-        <w:rPr/>
+        <w:t xml:space="preserve"> </w:t>
+      </w:r>
+      <w:r>
         <w:t>This</w:t>
       </w:r>
       <w:r>
         <w:rPr>
           <w:spacing w:val="-2"/>
         </w:rPr>
-        <w:t> </w:t>
-      </w:r>
-      <w:r>
-        <w:rPr/>
+        <w:t xml:space="preserve"> </w:t>
+      </w:r>
+      <w:r>
         <w:t>certificate</w:t>
       </w:r>
       <w:r>
         <w:rPr>
           <w:spacing w:val="-2"/>
         </w:rPr>
-        <w:t> </w:t>
-      </w:r>
-      <w:r>
-        <w:rPr/>
+        <w:t xml:space="preserve"> </w:t>
+      </w:r>
+      <w:r>
         <w:t>to</w:t>
       </w:r>
       <w:r>
         <w:rPr>
           <w:spacing w:val="-4"/>
         </w:rPr>
-        <w:t> </w:t>
-      </w:r>
-      <w:r>
-        <w:rPr/>
+        <w:t xml:space="preserve"> </w:t>
+      </w:r>
+      <w:r>
         <w:t>be</w:t>
       </w:r>
       <w:r>
         <w:rPr>
           <w:spacing w:val="-4"/>
         </w:rPr>
-        <w:t> </w:t>
-      </w:r>
-      <w:r>
-        <w:rPr/>
+        <w:t xml:space="preserve"> </w:t>
+      </w:r>
+      <w:r>
         <w:t>used</w:t>
       </w:r>
       <w:r>
         <w:rPr>
           <w:spacing w:val="-2"/>
         </w:rPr>
-        <w:t> </w:t>
-      </w:r>
-      <w:r>
-        <w:rPr/>
+        <w:t xml:space="preserve"> </w:t>
+      </w:r>
+      <w:r>
         <w:t>only</w:t>
       </w:r>
       <w:r>
         <w:rPr>
           <w:spacing w:val="-7"/>
         </w:rPr>
-        <w:t> </w:t>
-      </w:r>
-      <w:r>
-        <w:rPr/>
+        <w:t xml:space="preserve"> </w:t>
+      </w:r>
+      <w:r>
         <w:t>for</w:t>
       </w:r>
       <w:r>
         <w:rPr>
           <w:spacing w:val="-2"/>
         </w:rPr>
-        <w:t> </w:t>
-      </w:r>
-      <w:r>
-        <w:rPr/>
+        <w:t xml:space="preserve"> </w:t>
+      </w:r>
+      <w:r>
         <w:t>the</w:t>
       </w:r>
       <w:r>
         <w:rPr>
           <w:spacing w:val="-2"/>
         </w:rPr>
-        <w:t> </w:t>
-      </w:r>
-      <w:r>
-        <w:rPr/>
+        <w:t xml:space="preserve"> </w:t>
+      </w:r>
+      <w:r>
         <w:t>purpose for which it is indented and not to be used for any other purpose. No request for any change in the above certificate will be entertained after issuance.</w:t>
       </w:r>
     </w:p>
     <w:p>
       <w:pPr>
         <w:pStyle w:val="BodyText"/>
-        <w:spacing w:line="232" w:lineRule="auto" w:before="4"/>
+        <w:spacing w:before="4" w:line="232" w:lineRule="auto"/>
         <w:ind w:left="206" w:right="1499"/>
       </w:pPr>
       <w:r>
-        <w:rPr/>
         <w:t>Accuracy</w:t>
       </w:r>
       <w:r>
         <w:rPr>
           <w:spacing w:val="-4"/>
         </w:rPr>
-        <w:t> </w:t>
-      </w:r>
-      <w:r>
-        <w:rPr/>
+        <w:t xml:space="preserve"> </w:t>
+      </w:r>
+      <w:r>
         <w:t>of Co-ordinates</w:t>
       </w:r>
       <w:r>
         <w:rPr>
           <w:spacing w:val="-2"/>
         </w:rPr>
-        <w:t> </w:t>
-      </w:r>
-      <w:r>
-        <w:rPr/>
+        <w:t xml:space="preserve"> </w:t>
+      </w:r>
+      <w:r>
         <w:t>is</w:t>
       </w:r>
       <w:r>
         <w:rPr>
           <w:spacing w:val="-2"/>
         </w:rPr>
-        <w:t> </w:t>
-      </w:r>
-      <w:r>
-        <w:rPr/>
+        <w:t xml:space="preserve"> </w:t>
+      </w:r>
+      <w:r>
         <w:t>± 1</w:t>
       </w:r>
       <w:r>
         <w:rPr>
           <w:spacing w:val="-3"/>
         </w:rPr>
-        <w:t> </w:t>
-      </w:r>
-      <w:r>
-        <w:rPr/>
+        <w:t xml:space="preserve"> </w:t>
+      </w:r>
+      <w:r>
         <w:t>m and</w:t>
       </w:r>
       <w:r>
         <w:rPr>
           <w:spacing w:val="-3"/>
         </w:rPr>
-        <w:t> </w:t>
-      </w:r>
-      <w:r>
-        <w:rPr/>
+        <w:t xml:space="preserve"> </w:t>
+      </w:r>
+      <w:r>
         <w:t>Aerial</w:t>
       </w:r>
       <w:r>
         <w:rPr>
           <w:spacing w:val="-4"/>
         </w:rPr>
-        <w:t> </w:t>
-      </w:r>
-      <w:r>
-        <w:rPr/>
+        <w:t xml:space="preserve"> </w:t>
+      </w:r>
+      <w:r>
         <w:t>distnace</w:t>
       </w:r>
       <w:r>
         <w:rPr>
           <w:spacing w:val="-1"/>
         </w:rPr>
-        <w:t> </w:t>
-      </w:r>
-      <w:r>
-        <w:rPr/>
+        <w:t xml:space="preserve"> </w:t>
+      </w:r>
+      <w:r>
         <w:t>rounded</w:t>
       </w:r>
       <w:r>
         <w:rPr>
           <w:spacing w:val="-1"/>
         </w:rPr>
-        <w:t> </w:t>
-      </w:r>
-      <w:r>
-        <w:rPr/>
+        <w:t xml:space="preserve"> </w:t>
+      </w:r>
+      <w:r>
         <w:t>off</w:t>
       </w:r>
       <w:r>
         <w:rPr>
           <w:spacing w:val="-1"/>
         </w:rPr>
-        <w:t> </w:t>
-      </w:r>
-      <w:r>
-        <w:rPr/>
+        <w:t xml:space="preserve"> </w:t>
+      </w:r>
+      <w:r>
         <w:t>up</w:t>
       </w:r>
       <w:r>
         <w:rPr>
           <w:spacing w:val="-1"/>
         </w:rPr>
-        <w:t> </w:t>
-      </w:r>
-      <w:r>
-        <w:rPr/>
+        <w:t xml:space="preserve"> </w:t>
+      </w:r>
+      <w:r>
         <w:t>to</w:t>
       </w:r>
       <w:r>
         <w:rPr>
           <w:spacing w:val="-3"/>
         </w:rPr>
-        <w:t> </w:t>
-      </w:r>
-      <w:r>
-        <w:rPr/>
+        <w:t xml:space="preserve"> </w:t>
+      </w:r>
+      <w:r>
         <w:t>first decimal of Km.</w:t>
       </w:r>
     </w:p>
@@ -13844,147 +13475,132 @@
         <w:ind w:left="206" w:right="1499"/>
       </w:pPr>
       <w:r>
-        <w:rPr/>
         <w:t>The distance between point P1 and IAF compound wall of NDA is calculated based</w:t>
       </w:r>
       <w:r>
         <w:rPr>
           <w:spacing w:val="-1"/>
         </w:rPr>
-        <w:t> </w:t>
-      </w:r>
-      <w:r>
-        <w:rPr/>
+        <w:t xml:space="preserve"> </w:t>
+      </w:r>
+      <w:r>
         <w:t>on</w:t>
       </w:r>
       <w:r>
         <w:rPr>
           <w:spacing w:val="-3"/>
         </w:rPr>
-        <w:t> </w:t>
-      </w:r>
-      <w:r>
-        <w:rPr/>
+        <w:t xml:space="preserve"> </w:t>
+      </w:r>
+      <w:r>
         <w:t>satellite</w:t>
       </w:r>
       <w:r>
         <w:rPr>
           <w:spacing w:val="-1"/>
         </w:rPr>
-        <w:t> </w:t>
-      </w:r>
-      <w:r>
-        <w:rPr/>
+        <w:t xml:space="preserve"> </w:t>
+      </w:r>
+      <w:r>
         <w:t>image</w:t>
       </w:r>
       <w:r>
         <w:rPr>
           <w:spacing w:val="-1"/>
         </w:rPr>
-        <w:t> </w:t>
-      </w:r>
-      <w:r>
-        <w:rPr/>
+        <w:t xml:space="preserve"> </w:t>
+      </w:r>
+      <w:r>
         <w:t>available</w:t>
       </w:r>
       <w:r>
         <w:rPr>
           <w:spacing w:val="-1"/>
         </w:rPr>
-        <w:t> </w:t>
-      </w:r>
-      <w:r>
-        <w:rPr/>
+        <w:t xml:space="preserve"> </w:t>
+      </w:r>
+      <w:r>
         <w:t>on</w:t>
       </w:r>
       <w:r>
         <w:rPr>
           <w:spacing w:val="-1"/>
         </w:rPr>
-        <w:t> </w:t>
-      </w:r>
-      <w:r>
-        <w:rPr/>
+        <w:t xml:space="preserve"> </w:t>
+      </w:r>
+      <w:r>
         <w:t>Google</w:t>
       </w:r>
       <w:r>
         <w:rPr>
           <w:spacing w:val="-3"/>
         </w:rPr>
-        <w:t> </w:t>
-      </w:r>
-      <w:r>
-        <w:rPr/>
+        <w:t xml:space="preserve"> </w:t>
+      </w:r>
+      <w:r>
         <w:t>Earth</w:t>
       </w:r>
       <w:r>
         <w:rPr>
           <w:spacing w:val="-3"/>
         </w:rPr>
-        <w:t> </w:t>
-      </w:r>
-      <w:r>
-        <w:rPr/>
+        <w:t xml:space="preserve"> </w:t>
+      </w:r>
+      <w:r>
         <w:t>and</w:t>
       </w:r>
       <w:r>
         <w:rPr>
           <w:spacing w:val="-3"/>
         </w:rPr>
-        <w:t> </w:t>
-      </w:r>
-      <w:r>
-        <w:rPr/>
+        <w:t xml:space="preserve"> </w:t>
+      </w:r>
+      <w:r>
         <w:t>it</w:t>
       </w:r>
       <w:r>
         <w:rPr>
           <w:spacing w:val="-1"/>
         </w:rPr>
-        <w:t> </w:t>
-      </w:r>
-      <w:r>
-        <w:rPr/>
+        <w:t xml:space="preserve"> </w:t>
+      </w:r>
+      <w:r>
         <w:t>may</w:t>
       </w:r>
       <w:r>
         <w:rPr>
           <w:spacing w:val="-4"/>
         </w:rPr>
-        <w:t> </w:t>
-      </w:r>
-      <w:r>
-        <w:rPr/>
+        <w:t xml:space="preserve"> </w:t>
+      </w:r>
+      <w:r>
         <w:t>vary</w:t>
       </w:r>
       <w:r>
         <w:rPr>
           <w:spacing w:val="-1"/>
         </w:rPr>
-        <w:t> </w:t>
-      </w:r>
-      <w:r>
-        <w:rPr/>
+        <w:t xml:space="preserve"> </w:t>
+      </w:r>
+      <w:r>
         <w:t>by</w:t>
       </w:r>
       <w:r>
         <w:rPr>
           <w:spacing w:val="-4"/>
         </w:rPr>
-        <w:t> </w:t>
-      </w:r>
-      <w:r>
-        <w:rPr/>
+        <w:t xml:space="preserve"> </w:t>
+      </w:r>
+      <w:r>
         <w:t>± 20</w:t>
       </w:r>
       <w:r>
         <w:rPr>
           <w:spacing w:val="-1"/>
         </w:rPr>
-        <w:t> </w:t>
-      </w:r>
-      <w:r>
-        <w:rPr/>
+        <w:t xml:space="preserve"> </w:t>
+      </w:r>
+      <w:r>
         <w:t>m</w:t>
       </w:r>
     </w:p>
@@ -13996,8 +13612,7 @@
     </w:p>
     <w:p>
       <w:pPr>
-        <w:spacing w:before="0"/>
-        <w:ind w:left="1858" w:right="1982" w:firstLine="0"/>
+        <w:ind w:left="1858" w:right="1982"/>
         <w:jc w:val="center"/>
         <w:rPr>
           <w:rFonts w:ascii="Arial"/>
@@ -14020,7 +13635,7 @@
           <w:spacing w:val="-2"/>
           <w:sz w:val="24"/>
         </w:rPr>
-        <w:t> </w:t>
+        <w:t xml:space="preserve"> </w:t>
       </w:r>
       <w:r>
         <w:rPr>
@@ -14037,7 +13652,7 @@
           <w:spacing w:val="-2"/>
           <w:sz w:val="24"/>
         </w:rPr>
-        <w:t> </w:t>
+        <w:t xml:space="preserve"> </w:t>
       </w:r>
       <w:r>
         <w:rPr>
@@ -14054,7 +13669,7 @@
           <w:spacing w:val="-1"/>
           <w:sz w:val="24"/>
         </w:rPr>
-        <w:t> </w:t>
+        <w:t xml:space="preserve"> </w:t>
       </w:r>
       <w:r>
         <w:rPr>
@@ -14071,7 +13686,7 @@
           <w:spacing w:val="-2"/>
           <w:sz w:val="24"/>
         </w:rPr>
-        <w:t> </w:t>
+        <w:t xml:space="preserve"> </w:t>
       </w:r>
       <w:r>
         <w:rPr>
@@ -14088,7 +13703,7 @@
           <w:spacing w:val="-2"/>
           <w:sz w:val="24"/>
         </w:rPr>
-        <w:t> </w:t>
+        <w:t xml:space="preserve"> </w:t>
       </w:r>
       <w:r>
         <w:rPr>
@@ -14105,7 +13720,7 @@
           <w:spacing w:val="3"/>
           <w:sz w:val="24"/>
         </w:rPr>
-        <w:t> </w:t>
+        <w:t xml:space="preserve"> </w:t>
       </w:r>
       <w:r>
         <w:rPr>
@@ -14138,8 +13753,7 @@
     </w:p>
     <w:p>
       <w:pPr>
-        <w:spacing w:before="0"/>
-        <w:ind w:left="1858" w:right="0" w:firstLine="0"/>
+        <w:ind w:left="1858"/>
         <w:jc w:val="center"/>
         <w:rPr>
           <w:rFonts w:ascii="Arial"/>
@@ -14159,7 +13773,6 @@
     </w:p>
     <w:p>
       <w:pPr>
-        <w:spacing w:after="0"/>
         <w:jc w:val="center"/>
         <w:rPr>
           <w:rFonts w:ascii="Arial"/>
@@ -14168,8 +13781,8 @@
         </w:rPr>
         <w:sectPr>
           <w:pgSz w:w="11930" w:h="16850"/>
-          <w:pgMar w:header="1898" w:footer="1326" w:top="2480" w:bottom="1520" w:left="283" w:right="141"/>
-          <w:cols w:num="2" w:equalWidth="0">
+          <w:pgMar w:top="2480" w:right="141" w:bottom="1520" w:left="283" w:header="1898" w:footer="1326" w:gutter="0"/>
+          <w:cols w:num="2" w:space="720" w:equalWidth="0">
             <w:col w:w="1223" w:space="59"/>
             <w:col w:w="10224"/>
           </w:cols>
@@ -14224,9 +13837,8 @@
     </w:p>
     <w:p>
       <w:pPr>
-        <w:spacing w:line="232" w:lineRule="auto" w:before="0"/>
+        <w:spacing w:line="232" w:lineRule="auto"/>
         <w:ind w:left="1742" w:right="1169" w:hanging="1335"/>
-        <w:jc w:val="left"/>
         <w:rPr>
           <w:rFonts w:ascii="Arial"/>
           <w:b/>
@@ -14248,7 +13860,7 @@
           <w:spacing w:val="40"/>
           <w:sz w:val="24"/>
         </w:rPr>
-        <w:t> </w:t>
+        <w:t xml:space="preserve"> </w:t>
       </w:r>
       <w:r>
         <w:rPr>
@@ -14265,7 +13877,7 @@
           <w:spacing w:val="-3"/>
           <w:sz w:val="24"/>
         </w:rPr>
-        <w:t> </w:t>
+        <w:t xml:space="preserve"> </w:t>
       </w:r>
       <w:r>
         <w:rPr>
@@ -14282,7 +13894,7 @@
           <w:spacing w:val="-3"/>
           <w:sz w:val="24"/>
         </w:rPr>
-        <w:t> </w:t>
+        <w:t xml:space="preserve"> </w:t>
       </w:r>
       <w:r>
         <w:rPr>
@@ -14299,7 +13911,7 @@
           <w:spacing w:val="-2"/>
           <w:sz w:val="24"/>
         </w:rPr>
-        <w:t> </w:t>
+        <w:t xml:space="preserve"> </w:t>
       </w:r>
       <w:r>
         <w:rPr>
@@ -14316,7 +13928,7 @@
           <w:spacing w:val="-1"/>
           <w:sz w:val="24"/>
         </w:rPr>
-        <w:t> </w:t>
+        <w:t xml:space="preserve"> </w:t>
       </w:r>
       <w:r>
         <w:rPr>
@@ -14333,7 +13945,7 @@
           <w:spacing w:val="-5"/>
           <w:sz w:val="24"/>
         </w:rPr>
-        <w:t> </w:t>
+        <w:t xml:space="preserve"> </w:t>
       </w:r>
       <w:r>
         <w:rPr>
@@ -14350,7 +13962,7 @@
           <w:spacing w:val="-2"/>
           <w:sz w:val="24"/>
         </w:rPr>
-        <w:t> </w:t>
+        <w:t xml:space="preserve"> </w:t>
       </w:r>
       <w:r>
         <w:rPr>
@@ -14367,7 +13979,7 @@
           <w:spacing w:val="-2"/>
           <w:sz w:val="24"/>
         </w:rPr>
-        <w:t> </w:t>
+        <w:t xml:space="preserve"> </w:t>
       </w:r>
       <w:r>
         <w:rPr>
@@ -14384,7 +13996,7 @@
           <w:spacing w:val="-2"/>
           <w:sz w:val="24"/>
         </w:rPr>
-        <w:t> </w:t>
+        <w:t xml:space="preserve"> </w:t>
       </w:r>
       <w:r>
         <w:rPr>
@@ -14401,7 +14013,7 @@
           <w:spacing w:val="-2"/>
           <w:sz w:val="24"/>
         </w:rPr>
-        <w:t> </w:t>
+        <w:t xml:space="preserve"> </w:t>
       </w:r>
       <w:r>
         <w:rPr>
@@ -14418,7 +14030,7 @@
           <w:spacing w:val="-8"/>
           <w:sz w:val="24"/>
         </w:rPr>
-        <w:t> </w:t>
+        <w:t xml:space="preserve"> </w:t>
       </w:r>
       <w:r>
         <w:rPr>
@@ -14435,7 +14047,7 @@
           <w:spacing w:val="-1"/>
           <w:sz w:val="24"/>
         </w:rPr>
-        <w:t> </w:t>
+        <w:t xml:space="preserve"> </w:t>
       </w:r>
       <w:r>
         <w:rPr>
@@ -14449,14 +14061,34 @@
     <w:sectPr>
       <w:type w:val="continuous"/>
       <w:pgSz w:w="11930" w:h="16850"/>
-      <w:pgMar w:header="1898" w:footer="1326" w:top="2480" w:bottom="280" w:left="283" w:right="141"/>
+      <w:pgMar w:top="2480" w:right="141" w:bottom="280" w:left="283" w:header="1898" w:footer="1326" w:gutter="0"/>
+      <w:cols w:space="720"/>
     </w:sectPr>
   </w:body>
 </w:document>
 </file>
 
+<file path=word/endnotes.xml><?xml version="1.0" encoding="utf-8"?>
+<w:endnotes xmlns:wpc="http://schemas.microsoft.com/office/word/2010/wordprocessingCanvas" xmlns:cx="http://schemas.microsoft.com/office/drawing/2014/chartex" xmlns:cx1="http://schemas.microsoft.com/office/drawing/2015/9/8/chartex" xmlns:cx2="http://schemas.microsoft.com/office/drawing/2015/10/21/chartex" xmlns:cx3="http://schemas.microsoft.com/office/drawing/2016/5/9/chartex" xmlns:cx4="http://schemas.microsoft.com/office/drawing/2016/5/10/chartex" xmlns:cx5="http://schemas.microsoft.com/office/drawing/2016/5/11/chartex" xmlns:cx6="http://schemas.microsoft.com/office/drawing/2016/5/12/chartex" xmlns:cx7="http://schemas.microsoft.com/office/drawing/2016/5/13/chartex" xmlns:cx8="http://schemas.microsoft.com/office/drawing/2016/5/14/chartex" xmlns:mc="http://schemas.openxmlformats.org/markup-compatibility/2006" xmlns:aink="http://schemas.microsoft.com/office/drawing/2016/ink" xmlns:am3d="http://schemas.microsoft.com/office/drawing/2017/model3d" xmlns:o="urn:schemas-microsoft-com:office:office" xmlns:oel="http://schemas.microsoft.com/office/2019/extlst" xmlns:r="http://schemas.openxmlformats.org/officeDocument/2006/relationships" xmlns:m="http://schemas.openxmlformats.org/officeDocument/2006/math" xmlns:v="urn:schemas-microsoft-com:vml" xmlns:wp14="http://schemas.microsoft.com/office/word/2010/wordprocessingDrawing" xmlns:wp="http://schemas.openxmlformats.org/drawingml/2006/wordprocessingDrawing" xmlns:w10="urn:schemas-microsoft-com:office:word" xmlns:w="http://schemas.openxmlformats.org/wordprocessingml/2006/main" xmlns:w14="http://schemas.microsoft.com/office/word/2010/wordml" xmlns:w15="http://schemas.microsoft.com/office/word/2012/wordml" xmlns:w16cex="http://schemas.microsoft.com/office/word/2018/wordml/cex" xmlns:w16cid="http://schemas.microsoft.com/office/word/2016/wordml/cid" xmlns:w16="http://schemas.microsoft.com/office/word/2018/wordml" xmlns:w16du="http://schemas.microsoft.com/office/word/2023/wordml/word16du" xmlns:w16sdtdh="http://schemas.microsoft.com/office/word/2020/wordml/sdtdatahash" xmlns:w16sdtfl="http://schemas.microsoft.com/office/word/2024/wordml/sdtformatlock" xmlns:w16se="http://schemas.microsoft.com/office/word/2015/wordml/symex" xmlns:wpg="http://schemas.microsoft.com/office/word/2010/wordprocessingGroup" xmlns:wpi="http://schemas.microsoft.com/office/word/2010/wordprocessingInk" xmlns:wne="http://schemas.microsoft.com/office/word/2006/wordml" xmlns:wps="http://schemas.microsoft.com/office/word/2010/wordprocessingShape" mc:Ignorable="w14 w15 w16se w16cid w16 w16cex w16sdtdh w16sdtfl w16du wp14">
+  <w:endnote w:type="separator" w:id="-1">
+    <w:p>
+      <w:r>
+        <w:separator/>
+      </w:r>
+    </w:p>
+  </w:endnote>
+  <w:endnote w:type="continuationSeparator" w:id="0">
+    <w:p>
+      <w:r>
+        <w:continuationSeparator/>
+      </w:r>
+    </w:p>
+  </w:endnote>
+</w:endnotes>
+</file>
+
 <file path=word/footer1.xml><?xml version="1.0" encoding="utf-8"?>
-<w:ftr xmlns:mc="http://schemas.openxmlformats.org/markup-compatibility/2006" xmlns:ve="http://schemas.openxmlformats.org/markup-compatibility/2006" xmlns:o="urn:schemas-microsoft-com:office:office" xmlns:r="http://schemas.openxmlformats.org/officeDocument/2006/relationships" xmlns:m="http://schemas.openxmlformats.org/officeDocument/2006/math" xmlns:v="urn:schemas-microsoft-com:vml" xmlns:wp="http://schemas.openxmlformats.org/drawingml/2006/wordprocessingDrawing" xmlns:w10="urn:schemas-microsoft-com:office:word" xmlns:w="http://schemas.openxmlformats.org/wordprocessingml/2006/main" xmlns:wne="http://schemas.microsoft.com/office/word/2006/wordml" xmlns:a="http://schemas.openxmlformats.org/drawingml/2006/main" xmlns:pic="http://schemas.openxmlformats.org/drawingml/2006/picture" xmlns:wpg="http://schemas.microsoft.com/office/word/2010/wordprocessingGroup" xmlns:wps="http://schemas.microsoft.com/office/word/2010/wordprocessingShape" xmlns:w14="http://schemas.microsoft.com/office/word/2010/wordml" mc:Ignorable="w14" xml:space="preserve">
+<w:ftr xmlns:wpc="http://schemas.microsoft.com/office/word/2010/wordprocessingCanvas" xmlns:cx="http://schemas.microsoft.com/office/drawing/2014/chartex" xmlns:cx1="http://schemas.microsoft.com/office/drawing/2015/9/8/chartex" xmlns:cx2="http://schemas.microsoft.com/office/drawing/2015/10/21/chartex" xmlns:cx3="http://schemas.microsoft.com/office/drawing/2016/5/9/chartex" xmlns:cx4="http://schemas.microsoft.com/office/drawing/2016/5/10/chartex" xmlns:cx5="http://schemas.microsoft.com/office/drawing/2016/5/11/chartex" xmlns:cx6="http://schemas.microsoft.com/office/drawing/2016/5/12/chartex" xmlns:cx7="http://schemas.microsoft.com/office/drawing/2016/5/13/chartex" xmlns:cx8="http://schemas.microsoft.com/office/drawing/2016/5/14/chartex" xmlns:mc="http://schemas.openxmlformats.org/markup-compatibility/2006" xmlns:aink="http://schemas.microsoft.com/office/drawing/2016/ink" xmlns:am3d="http://schemas.microsoft.com/office/drawing/2017/model3d" xmlns:o="urn:schemas-microsoft-com:office:office" xmlns:oel="http://schemas.microsoft.com/office/2019/extlst" xmlns:r="http://schemas.openxmlformats.org/officeDocument/2006/relationships" xmlns:m="http://schemas.openxmlformats.org/officeDocument/2006/math" xmlns:v="urn:schemas-microsoft-com:vml" xmlns:wp14="http://schemas.microsoft.com/office/word/2010/wordprocessingDrawing" xmlns:wp="http://schemas.openxmlformats.org/drawingml/2006/wordprocessingDrawing" xmlns:w10="urn:schemas-microsoft-com:office:word" xmlns:w="http://schemas.openxmlformats.org/wordprocessingml/2006/main" xmlns:w14="http://schemas.microsoft.com/office/word/2010/wordml" xmlns:w15="http://schemas.microsoft.com/office/word/2012/wordml" xmlns:w16cex="http://schemas.microsoft.com/office/word/2018/wordml/cex" xmlns:w16cid="http://schemas.microsoft.com/office/word/2016/wordml/cid" xmlns:w16="http://schemas.microsoft.com/office/word/2018/wordml" xmlns:w16du="http://schemas.microsoft.com/office/word/2023/wordml/word16du" xmlns:w16sdtdh="http://schemas.microsoft.com/office/word/2020/wordml/sdtdatahash" xmlns:w16sdtfl="http://schemas.microsoft.com/office/word/2024/wordml/sdtformatlock" xmlns:w16se="http://schemas.microsoft.com/office/word/2015/wordml/symex" xmlns:wpg="http://schemas.microsoft.com/office/word/2010/wordprocessingGroup" xmlns:wpi="http://schemas.microsoft.com/office/word/2010/wordprocessingInk" xmlns:wne="http://schemas.microsoft.com/office/word/2006/wordml" xmlns:wps="http://schemas.microsoft.com/office/word/2010/wordprocessingShape" mc:Ignorable="w14 w15 w16se w16cid w16 w16cex w16sdtdh w16sdtfl w16du wp14">
   <w:p>
     <w:pPr>
       <w:pStyle w:val="BodyText"/>
@@ -14467,12 +14099,13 @@
     </w:pPr>
     <w:r>
       <w:rPr>
+        <w:noProof/>
         <w:sz w:val="20"/>
       </w:rPr>
       <mc:AlternateContent>
         <mc:Choice Requires="wps">
           <w:drawing>
-            <wp:anchor distT="0" distB="0" distL="0" distR="0" allowOverlap="1" layoutInCell="1" locked="0" behindDoc="1" simplePos="0" relativeHeight="487090176">
+            <wp:anchor distT="0" distB="0" distL="0" distR="0" simplePos="0" relativeHeight="487090176" behindDoc="1" locked="0" layoutInCell="1" allowOverlap="1">
               <wp:simplePos x="0" y="0"/>
               <wp:positionH relativeFrom="page">
                 <wp:posOffset>6453378</wp:posOffset>
@@ -14485,13 +14118,14 @@
               <wp:wrapNone/>
               <wp:docPr id="5" name="Textbox 5"/>
               <wp:cNvGraphicFramePr>
-                <a:graphicFrameLocks/>
+                <a:graphicFrameLocks xmlns:a="http://schemas.openxmlformats.org/drawingml/2006/main"/>
               </wp:cNvGraphicFramePr>
-              <a:graphic>
+              <a:graphic xmlns:a="http://schemas.openxmlformats.org/drawingml/2006/main">
                 <a:graphicData uri="http://schemas.microsoft.com/office/word/2010/wordprocessingShape">
                   <wps:wsp>
-                    <wps:cNvPr id="5" name="Textbox 5"/>
-                    <wps:cNvSpPr txBox="1"/>
+                    <wps:cNvSpPr txBox="1">
+                      <a:spLocks/>
+                    </wps:cNvSpPr>
                     <wps:spPr>
                       <a:xfrm>
                         <a:off x="0" y="0"/>
@@ -14506,8 +14140,7 @@
                         <w:p>
                           <w:pPr>
                             <w:spacing w:before="12"/>
-                            <w:ind w:left="20" w:right="0" w:firstLine="0"/>
-                            <w:jc w:val="left"/>
+                            <w:ind w:left="20"/>
                             <w:rPr>
                               <w:position w:val="3"/>
                               <w:sz w:val="20"/>
@@ -14524,7 +14157,7 @@
                               <w:spacing w:val="-3"/>
                               <w:sz w:val="24"/>
                             </w:rPr>
-                            <w:t> </w:t>
+                            <w:t xml:space="preserve"> </w:t>
                           </w:r>
                           <w:r>
                             <w:rPr>
@@ -14538,7 +14171,7 @@
                               <w:position w:val="3"/>
                               <w:sz w:val="20"/>
                             </w:rPr>
-                            <w:instrText> PAGE </w:instrText>
+                            <w:instrText xml:space="preserve"> PAGE </w:instrText>
                           </w:r>
                           <w:r>
                             <w:rPr>
@@ -14567,7 +14200,7 @@
                               <w:position w:val="3"/>
                               <w:sz w:val="20"/>
                             </w:rPr>
-                            <w:t> </w:t>
+                            <w:t xml:space="preserve"> </w:t>
                           </w:r>
                           <w:r>
                             <w:rPr>
@@ -14591,14 +14224,17 @@
         </mc:Choice>
         <mc:Fallback>
           <w:pict>
-            <v:shape style="position:absolute;margin-left:508.140015pt;margin-top:764.15271pt;width:49.95pt;height:15.45pt;mso-position-horizontal-relative:page;mso-position-vertical-relative:page;z-index:-16226304" type="#_x0000_t202" id="docshape5" filled="false" stroked="false">
+            <v:shapetype id="_x0000_t202" coordsize="21600,21600" o:spt="202" path="m,l,21600r21600,l21600,xe">
+              <v:stroke joinstyle="miter"/>
+              <v:path gradientshapeok="t" o:connecttype="rect"/>
+            </v:shapetype>
+            <v:shape id="Textbox 5" o:spid="_x0000_s1030" type="#_x0000_t202" style="position:absolute;margin-left:508.15pt;margin-top:764.15pt;width:49.95pt;height:15.45pt;z-index:-16226304;visibility:visible;mso-wrap-style:square;mso-wrap-distance-left:0;mso-wrap-distance-top:0;mso-wrap-distance-right:0;mso-wrap-distance-bottom:0;mso-position-horizontal:absolute;mso-position-horizontal-relative:page;mso-position-vertical:absolute;mso-position-vertical-relative:page;v-text-anchor:top" o:gfxdata="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" filled="f" stroked="f">
               <v:textbox inset="0,0,0,0">
                 <w:txbxContent>
                   <w:p>
                     <w:pPr>
                       <w:spacing w:before="12"/>
-                      <w:ind w:left="20" w:right="0" w:firstLine="0"/>
-                      <w:jc w:val="left"/>
+                      <w:ind w:left="20"/>
                       <w:rPr>
                         <w:position w:val="3"/>
                         <w:sz w:val="20"/>
@@ -14615,7 +14251,7 @@
                         <w:spacing w:val="-3"/>
                         <w:sz w:val="24"/>
                       </w:rPr>
-                      <w:t> </w:t>
+                      <w:t xml:space="preserve"> </w:t>
                     </w:r>
                     <w:r>
                       <w:rPr>
@@ -14629,7 +14265,7 @@
                         <w:position w:val="3"/>
                         <w:sz w:val="20"/>
                       </w:rPr>
-                      <w:instrText> PAGE </w:instrText>
+                      <w:instrText xml:space="preserve"> PAGE </w:instrText>
                     </w:r>
                     <w:r>
                       <w:rPr>
@@ -14658,7 +14294,7 @@
                         <w:position w:val="3"/>
                         <w:sz w:val="20"/>
                       </w:rPr>
-                      <w:t> </w:t>
+                      <w:t xml:space="preserve"> </w:t>
                     </w:r>
                     <w:r>
                       <w:rPr>
@@ -14671,7 +14307,7 @@
                   </w:p>
                 </w:txbxContent>
               </v:textbox>
-              <w10:wrap type="none"/>
+              <w10:wrap anchorx="page" anchory="page"/>
             </v:shape>
           </w:pict>
         </mc:Fallback>
@@ -14679,12 +14315,13 @@
     </w:r>
     <w:r>
       <w:rPr>
+        <w:noProof/>
         <w:sz w:val="20"/>
       </w:rPr>
       <mc:AlternateContent>
         <mc:Choice Requires="wps">
           <w:drawing>
-            <wp:anchor distT="0" distB="0" distL="0" distR="0" allowOverlap="1" layoutInCell="1" locked="0" behindDoc="1" simplePos="0" relativeHeight="487090688">
+            <wp:anchor distT="0" distB="0" distL="0" distR="0" simplePos="0" relativeHeight="487090688" behindDoc="1" locked="0" layoutInCell="1" allowOverlap="1">
               <wp:simplePos x="0" y="0"/>
               <wp:positionH relativeFrom="page">
                 <wp:posOffset>7137907</wp:posOffset>
@@ -14697,13 +14334,14 @@
               <wp:wrapNone/>
               <wp:docPr id="6" name="Textbox 6"/>
               <wp:cNvGraphicFramePr>
-                <a:graphicFrameLocks/>
+                <a:graphicFrameLocks xmlns:a="http://schemas.openxmlformats.org/drawingml/2006/main"/>
               </wp:cNvGraphicFramePr>
-              <a:graphic>
+              <a:graphic xmlns:a="http://schemas.openxmlformats.org/drawingml/2006/main">
                 <a:graphicData uri="http://schemas.microsoft.com/office/word/2010/wordprocessingShape">
                   <wps:wsp>
-                    <wps:cNvPr id="6" name="Textbox 6"/>
-                    <wps:cNvSpPr txBox="1"/>
+                    <wps:cNvSpPr txBox="1">
+                      <a:spLocks/>
+                    </wps:cNvSpPr>
                     <wps:spPr>
                       <a:xfrm>
                         <a:off x="0" y="0"/>
@@ -14718,8 +14356,7 @@
                         <w:p>
                           <w:pPr>
                             <w:spacing w:before="12"/>
-                            <w:ind w:left="20" w:right="0" w:firstLine="0"/>
-                            <w:jc w:val="left"/>
+                            <w:ind w:left="20"/>
                             <w:rPr>
                               <w:sz w:val="20"/>
                             </w:rPr>
@@ -14736,7 +14373,7 @@
                               <w:spacing w:val="-10"/>
                               <w:sz w:val="20"/>
                             </w:rPr>
-                            <w:instrText> NUMPAGES </w:instrText>
+                            <w:instrText xml:space="preserve"> NUMPAGES </w:instrText>
                           </w:r>
                           <w:r>
                             <w:rPr>
@@ -14773,14 +14410,13 @@
         </mc:Choice>
         <mc:Fallback>
           <w:pict>
-            <v:shape style="position:absolute;margin-left:562.039978pt;margin-top:764.439453pt;width:7.55pt;height:13.15pt;mso-position-horizontal-relative:page;mso-position-vertical-relative:page;z-index:-16225792" type="#_x0000_t202" id="docshape6" filled="false" stroked="false">
+            <v:shape id="Textbox 6" o:spid="_x0000_s1031" type="#_x0000_t202" style="position:absolute;margin-left:562.05pt;margin-top:764.45pt;width:7.55pt;height:13.15pt;z-index:-16225792;visibility:visible;mso-wrap-style:square;mso-wrap-distance-left:0;mso-wrap-distance-top:0;mso-wrap-distance-right:0;mso-wrap-distance-bottom:0;mso-position-horizontal:absolute;mso-position-horizontal-relative:page;mso-position-vertical:absolute;mso-position-vertical-relative:page;v-text-anchor:top" o:gfxdata="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" filled="f" stroked="f">
               <v:textbox inset="0,0,0,0">
                 <w:txbxContent>
                   <w:p>
                     <w:pPr>
                       <w:spacing w:before="12"/>
-                      <w:ind w:left="20" w:right="0" w:firstLine="0"/>
-                      <w:jc w:val="left"/>
+                      <w:ind w:left="20"/>
                       <w:rPr>
                         <w:sz w:val="20"/>
                       </w:rPr>
@@ -14797,7 +14433,7 @@
                         <w:spacing w:val="-10"/>
                         <w:sz w:val="20"/>
                       </w:rPr>
-                      <w:instrText> NUMPAGES </w:instrText>
+                      <w:instrText xml:space="preserve"> NUMPAGES </w:instrText>
                     </w:r>
                     <w:r>
                       <w:rPr>
@@ -14823,7 +14459,7 @@
                   </w:p>
                 </w:txbxContent>
               </v:textbox>
-              <w10:wrap type="none"/>
+              <w10:wrap anchorx="page" anchory="page"/>
             </v:shape>
           </w:pict>
         </mc:Fallback>
@@ -14833,8 +14469,27 @@
 </w:ftr>
 </file>
 
+<file path=word/footnotes.xml><?xml version="1.0" encoding="utf-8"?>
+<w:footnotes xmlns:wpc="http://schemas.microsoft.com/office/word/2010/wordprocessingCanvas" xmlns:cx="http://schemas.microsoft.com/office/drawing/2014/chartex" xmlns:cx1="http://schemas.microsoft.com/office/drawing/2015/9/8/chartex" xmlns:cx2="http://schemas.microsoft.com/office/drawing/2015/10/21/chartex" xmlns:cx3="http://schemas.microsoft.com/office/drawing/2016/5/9/chartex" xmlns:cx4="http://schemas.microsoft.com/office/drawing/2016/5/10/chartex" xmlns:cx5="http://schemas.microsoft.com/office/drawing/2016/5/11/chartex" xmlns:cx6="http://schemas.microsoft.com/office/drawing/2016/5/12/chartex" xmlns:cx7="http://schemas.microsoft.com/office/drawing/2016/5/13/chartex" xmlns:cx8="http://schemas.microsoft.com/office/drawing/2016/5/14/chartex" xmlns:mc="http://schemas.openxmlformats.org/markup-compatibility/2006" xmlns:aink="http://schemas.microsoft.com/office/drawing/2016/ink" xmlns:am3d="http://schemas.microsoft.com/office/drawing/2017/model3d" xmlns:o="urn:schemas-microsoft-com:office:office" xmlns:oel="http://schemas.microsoft.com/office/2019/extlst" xmlns:r="http://schemas.openxmlformats.org/officeDocument/2006/relationships" xmlns:m="http://schemas.openxmlformats.org/officeDocument/2006/math" xmlns:v="urn:schemas-microsoft-com:vml" xmlns:wp14="http://schemas.microsoft.com/office/word/2010/wordprocessingDrawing" xmlns:wp="http://schemas.openxmlformats.org/drawingml/2006/wordprocessingDrawing" xmlns:w10="urn:schemas-microsoft-com:office:word" xmlns:w="http://schemas.openxmlformats.org/wordprocessingml/2006/main" xmlns:w14="http://schemas.microsoft.com/office/word/2010/wordml" xmlns:w15="http://schemas.microsoft.com/office/word/2012/wordml" xmlns:w16cex="http://schemas.microsoft.com/office/word/2018/wordml/cex" xmlns:w16cid="http://schemas.microsoft.com/office/word/2016/wordml/cid" xmlns:w16="http://schemas.microsoft.com/office/word/2018/wordml" xmlns:w16du="http://schemas.microsoft.com/office/word/2023/wordml/word16du" xmlns:w16sdtdh="http://schemas.microsoft.com/office/word/2020/wordml/sdtdatahash" xmlns:w16sdtfl="http://schemas.microsoft.com/office/word/2024/wordml/sdtformatlock" xmlns:w16se="http://schemas.microsoft.com/office/word/2015/wordml/symex" xmlns:wpg="http://schemas.microsoft.com/office/word/2010/wordprocessingGroup" xmlns:wpi="http://schemas.microsoft.com/office/word/2010/wordprocessingInk" xmlns:wne="http://schemas.microsoft.com/office/word/2006/wordml" xmlns:wps="http://schemas.microsoft.com/office/word/2010/wordprocessingShape" mc:Ignorable="w14 w15 w16se w16cid w16 w16cex w16sdtdh w16sdtfl w16du wp14">
+  <w:footnote w:type="separator" w:id="-1">
+    <w:p>
+      <w:r>
+        <w:separator/>
+      </w:r>
+    </w:p>
+  </w:footnote>
+  <w:footnote w:type="continuationSeparator" w:id="0">
+    <w:p>
+      <w:r>
+        <w:continuationSeparator/>
+      </w:r>
+    </w:p>
+  </w:footnote>
+</w:footnotes>
+</file>
+
 <file path=word/header1.xml><?xml version="1.0" encoding="utf-8"?>
-<w:hdr xmlns:mc="http://schemas.openxmlformats.org/markup-compatibility/2006" xmlns:ve="http://schemas.openxmlformats.org/markup-compatibility/2006" xmlns:o="urn:schemas-microsoft-com:office:office" xmlns:r="http://schemas.openxmlformats.org/officeDocument/2006/relationships" xmlns:m="http://schemas.openxmlformats.org/officeDocument/2006/math" xmlns:v="urn:schemas-microsoft-com:vml" xmlns:wp="http://schemas.openxmlformats.org/drawingml/2006/wordprocessingDrawing" xmlns:w10="urn:schemas-microsoft-com:office:word" xmlns:w="http://schemas.openxmlformats.org/wordprocessingml/2006/main" xmlns:wne="http://schemas.microsoft.com/office/word/2006/wordml" xmlns:a="http://schemas.openxmlformats.org/drawingml/2006/main" xmlns:pic="http://schemas.openxmlformats.org/drawingml/2006/picture" xmlns:wpg="http://schemas.microsoft.com/office/word/2010/wordprocessingGroup" xmlns:wps="http://schemas.microsoft.com/office/word/2010/wordprocessingShape" xmlns:w14="http://schemas.microsoft.com/office/word/2010/wordml" mc:Ignorable="w14" xml:space="preserve">
+<w:hdr xmlns:wpc="http://schemas.microsoft.com/office/word/2010/wordprocessingCanvas" xmlns:cx="http://schemas.microsoft.com/office/drawing/2014/chartex" xmlns:cx1="http://schemas.microsoft.com/office/drawing/2015/9/8/chartex" xmlns:cx2="http://schemas.microsoft.com/office/drawing/2015/10/21/chartex" xmlns:cx3="http://schemas.microsoft.com/office/drawing/2016/5/9/chartex" xmlns:cx4="http://schemas.microsoft.com/office/drawing/2016/5/10/chartex" xmlns:cx5="http://schemas.microsoft.com/office/drawing/2016/5/11/chartex" xmlns:cx6="http://schemas.microsoft.com/office/drawing/2016/5/12/chartex" xmlns:cx7="http://schemas.microsoft.com/office/drawing/2016/5/13/chartex" xmlns:cx8="http://schemas.microsoft.com/office/drawing/2016/5/14/chartex" xmlns:mc="http://schemas.openxmlformats.org/markup-compatibility/2006" xmlns:aink="http://schemas.microsoft.com/office/drawing/2016/ink" xmlns:am3d="http://schemas.microsoft.com/office/drawing/2017/model3d" xmlns:o="urn:schemas-microsoft-com:office:office" xmlns:oel="http://schemas.microsoft.com/office/2019/extlst" xmlns:r="http://schemas.openxmlformats.org/officeDocument/2006/relationships" xmlns:m="http://schemas.openxmlformats.org/officeDocument/2006/math" xmlns:v="urn:schemas-microsoft-com:vml" xmlns:wp14="http://schemas.microsoft.com/office/word/2010/wordprocessingDrawing" xmlns:wp="http://schemas.openxmlformats.org/drawingml/2006/wordprocessingDrawing" xmlns:w10="urn:schemas-microsoft-com:office:word" xmlns:w="http://schemas.openxmlformats.org/wordprocessingml/2006/main" xmlns:w14="http://schemas.microsoft.com/office/word/2010/wordml" xmlns:w15="http://schemas.microsoft.com/office/word/2012/wordml" xmlns:w16cex="http://schemas.microsoft.com/office/word/2018/wordml/cex" xmlns:w16cid="http://schemas.microsoft.com/office/word/2016/wordml/cid" xmlns:w16="http://schemas.microsoft.com/office/word/2018/wordml" xmlns:w16du="http://schemas.microsoft.com/office/word/2023/wordml/word16du" xmlns:w16sdtdh="http://schemas.microsoft.com/office/word/2020/wordml/sdtdatahash" xmlns:w16sdtfl="http://schemas.microsoft.com/office/word/2024/wordml/sdtformatlock" xmlns:w16se="http://schemas.microsoft.com/office/word/2015/wordml/symex" xmlns:wpg="http://schemas.microsoft.com/office/word/2010/wordprocessingGroup" xmlns:wpi="http://schemas.microsoft.com/office/word/2010/wordprocessingInk" xmlns:wne="http://schemas.microsoft.com/office/word/2006/wordml" xmlns:wps="http://schemas.microsoft.com/office/word/2010/wordprocessingShape" mc:Ignorable="w14 w15 w16se w16cid w16 w16cex w16sdtdh w16sdtfl w16du wp14">
   <w:p>
     <w:pPr>
       <w:pStyle w:val="BodyText"/>
@@ -14845,12 +14500,13 @@
     </w:pPr>
     <w:r>
       <w:rPr>
+        <w:noProof/>
         <w:sz w:val="20"/>
       </w:rPr>
       <mc:AlternateContent>
         <mc:Choice Requires="wps">
           <w:drawing>
-            <wp:anchor distT="0" distB="0" distL="0" distR="0" allowOverlap="1" layoutInCell="1" locked="0" behindDoc="1" simplePos="0" relativeHeight="487088128">
+            <wp:anchor distT="0" distB="0" distL="0" distR="0" simplePos="0" relativeHeight="487088128" behindDoc="1" locked="0" layoutInCell="1" allowOverlap="1">
               <wp:simplePos x="0" y="0"/>
               <wp:positionH relativeFrom="page">
                 <wp:posOffset>426212</wp:posOffset>
@@ -14863,13 +14519,14 @@
               <wp:wrapNone/>
               <wp:docPr id="1" name="Textbox 1"/>
               <wp:cNvGraphicFramePr>
-                <a:graphicFrameLocks/>
+                <a:graphicFrameLocks xmlns:a="http://schemas.openxmlformats.org/drawingml/2006/main"/>
               </wp:cNvGraphicFramePr>
-              <a:graphic>
+              <a:graphic xmlns:a="http://schemas.openxmlformats.org/drawingml/2006/main">
                 <a:graphicData uri="http://schemas.microsoft.com/office/word/2010/wordprocessingShape">
                   <wps:wsp>
-                    <wps:cNvPr id="1" name="Textbox 1"/>
-                    <wps:cNvSpPr txBox="1"/>
+                    <wps:cNvSpPr txBox="1">
+                      <a:spLocks/>
+                    </wps:cNvSpPr>
                     <wps:spPr>
                       <a:xfrm>
                         <a:off x="0" y="0"/>
@@ -14888,17 +14545,15 @@
                             <w:ind w:left="20"/>
                           </w:pPr>
                           <w:r>
-                            <w:rPr/>
                             <w:t>MONARCH/PMC</w:t>
                           </w:r>
                           <w:r>
                             <w:rPr>
                               <w:spacing w:val="59"/>
                             </w:rPr>
-                            <w:t> </w:t>
+                            <w:t xml:space="preserve"> </w:t>
                           </w:r>
                           <w:r>
-                            <w:rPr/>
                             <w:t>MONARCH/PMC-AAI/AN_15622 SHOP ACT LICENSE No. 1831000311939271</w:t>
                           </w:r>
                         </w:p>
@@ -14915,11 +14570,11 @@
         </mc:Choice>
         <mc:Fallback>
           <w:pict>
-            <v:shapetype id="_x0000_t202" o:spt="202" coordsize="21600,21600" path="m,l,21600r21600,l21600,xe">
+            <v:shapetype id="_x0000_t202" coordsize="21600,21600" o:spt="202" path="m,l,21600r21600,l21600,xe">
               <v:stroke joinstyle="miter"/>
               <v:path gradientshapeok="t" o:connecttype="rect"/>
             </v:shapetype>
-            <v:shape style="position:absolute;margin-left:33.560001pt;margin-top:93.876694pt;width:277.6pt;height:31.75pt;mso-position-horizontal-relative:page;mso-position-vertical-relative:page;z-index:-16228352" type="#_x0000_t202" id="docshape1" filled="false" stroked="false">
+            <v:shape id="Textbox 1" o:spid="_x0000_s1026" type="#_x0000_t202" style="position:absolute;margin-left:33.55pt;margin-top:93.9pt;width:277.6pt;height:31.75pt;z-index:-16228352;visibility:visible;mso-wrap-style:square;mso-wrap-distance-left:0;mso-wrap-distance-top:0;mso-wrap-distance-right:0;mso-wrap-distance-bottom:0;mso-position-horizontal:absolute;mso-position-horizontal-relative:page;mso-position-vertical:absolute;mso-position-vertical-relative:page;v-text-anchor:top" o:gfxdata="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" filled="f" stroked="f">
               <v:textbox inset="0,0,0,0">
                 <w:txbxContent>
                   <w:p>
@@ -14929,23 +14584,21 @@
                       <w:ind w:left="20"/>
                     </w:pPr>
                     <w:r>
-                      <w:rPr/>
                       <w:t>MONARCH/PMC</w:t>
                     </w:r>
                     <w:r>
                       <w:rPr>
                         <w:spacing w:val="59"/>
                       </w:rPr>
-                      <w:t> </w:t>
+                      <w:t xml:space="preserve"> </w:t>
                     </w:r>
                     <w:r>
-                      <w:rPr/>
                       <w:t>MONARCH/PMC-AAI/AN_15622 SHOP ACT LICENSE No. 1831000311939271</w:t>
                     </w:r>
                   </w:p>
                 </w:txbxContent>
               </v:textbox>
-              <w10:wrap type="none"/>
+              <w10:wrap anchorx="page" anchory="page"/>
             </v:shape>
           </w:pict>
         </mc:Fallback>
@@ -14953,12 +14606,13 @@
     </w:r>
     <w:r>
       <w:rPr>
+        <w:noProof/>
         <w:sz w:val="20"/>
       </w:rPr>
       <mc:AlternateContent>
         <mc:Choice Requires="wps">
           <w:drawing>
-            <wp:anchor distT="0" distB="0" distL="0" distR="0" allowOverlap="1" layoutInCell="1" locked="0" behindDoc="1" simplePos="0" relativeHeight="487088640">
+            <wp:anchor distT="0" distB="0" distL="0" distR="0" simplePos="0" relativeHeight="487088640" behindDoc="1" locked="0" layoutInCell="1" allowOverlap="1">
               <wp:simplePos x="0" y="0"/>
               <wp:positionH relativeFrom="page">
                 <wp:posOffset>5247894</wp:posOffset>
@@ -14971,13 +14625,14 @@
               <wp:wrapNone/>
               <wp:docPr id="2" name="Textbox 2"/>
               <wp:cNvGraphicFramePr>
-                <a:graphicFrameLocks/>
+                <a:graphicFrameLocks xmlns:a="http://schemas.openxmlformats.org/drawingml/2006/main"/>
               </wp:cNvGraphicFramePr>
-              <a:graphic>
+              <a:graphic xmlns:a="http://schemas.openxmlformats.org/drawingml/2006/main">
                 <a:graphicData uri="http://schemas.microsoft.com/office/word/2010/wordprocessingShape">
                   <wps:wsp>
-                    <wps:cNvPr id="2" name="Textbox 2"/>
-                    <wps:cNvSpPr txBox="1"/>
+                    <wps:cNvSpPr txBox="1">
+                      <a:spLocks/>
+                    </wps:cNvSpPr>
                     <wps:spPr>
                       <a:xfrm>
                         <a:off x="0" y="0"/>
@@ -14993,34 +14648,7 @@
                           <w:pPr>
                             <w:pStyle w:val="BodyText"/>
                             <w:spacing w:before="12"/>
-                            <w:ind w:left="20"/>
                           </w:pPr>
-                          <w:r>
-                            <w:rPr/>
-                            <w:t>Date</w:t>
-                          </w:r>
-                          <w:r>
-                            <w:rPr>
-                              <w:spacing w:val="-3"/>
-                            </w:rPr>
-                            <w:t> </w:t>
-                          </w:r>
-                          <w:r>
-                            <w:rPr/>
-                            <w:t>–</w:t>
-                          </w:r>
-                          <w:r>
-                            <w:rPr>
-                              <w:spacing w:val="-40"/>
-                            </w:rPr>
-                            <w:t> </w:t>
-                          </w:r>
-                          <w:r>
-                            <w:rPr>
-                              <w:spacing w:val="-2"/>
-                            </w:rPr>
-                            <w:t>01/03/2025</w:t>
-                          </w:r>
                         </w:p>
                       </w:txbxContent>
                     </wps:txbx>
@@ -15035,45 +14663,18 @@
         </mc:Choice>
         <mc:Fallback>
           <w:pict>
-            <v:shape style="position:absolute;margin-left:413.220001pt;margin-top:110.196693pt;width:98.9pt;height:15.45pt;mso-position-horizontal-relative:page;mso-position-vertical-relative:page;z-index:-16227840" type="#_x0000_t202" id="docshape2" filled="false" stroked="false">
+            <v:shape id="Textbox 2" o:spid="_x0000_s1027" type="#_x0000_t202" style="position:absolute;margin-left:413.2pt;margin-top:110.2pt;width:98.9pt;height:15.45pt;z-index:-16227840;visibility:visible;mso-wrap-style:square;mso-wrap-distance-left:0;mso-wrap-distance-top:0;mso-wrap-distance-right:0;mso-wrap-distance-bottom:0;mso-position-horizontal:absolute;mso-position-horizontal-relative:page;mso-position-vertical:absolute;mso-position-vertical-relative:page;v-text-anchor:top" o:gfxdata="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" filled="f" stroked="f">
               <v:textbox inset="0,0,0,0">
                 <w:txbxContent>
                   <w:p>
                     <w:pPr>
                       <w:pStyle w:val="BodyText"/>
                       <w:spacing w:before="12"/>
-                      <w:ind w:left="20"/>
                     </w:pPr>
-                    <w:r>
-                      <w:rPr/>
-                      <w:t>Date</w:t>
-                    </w:r>
-                    <w:r>
-                      <w:rPr>
-                        <w:spacing w:val="-3"/>
-                      </w:rPr>
-                      <w:t> </w:t>
-                    </w:r>
-                    <w:r>
-                      <w:rPr/>
-                      <w:t>–</w:t>
-                    </w:r>
-                    <w:r>
-                      <w:rPr>
-                        <w:spacing w:val="-40"/>
-                      </w:rPr>
-                      <w:t> </w:t>
-                    </w:r>
-                    <w:r>
-                      <w:rPr>
-                        <w:spacing w:val="-2"/>
-                      </w:rPr>
-                      <w:t>01/03/2025</w:t>
-                    </w:r>
                   </w:p>
                 </w:txbxContent>
               </v:textbox>
-              <w10:wrap type="none"/>
+              <w10:wrap anchorx="page" anchory="page"/>
             </v:shape>
           </w:pict>
         </mc:Fallback>
@@ -15084,7 +14685,7 @@
 </file>
 
 <file path=word/header2.xml><?xml version="1.0" encoding="utf-8"?>
-<w:hdr xmlns:mc="http://schemas.openxmlformats.org/markup-compatibility/2006" xmlns:ve="http://schemas.openxmlformats.org/markup-compatibility/2006" xmlns:o="urn:schemas-microsoft-com:office:office" xmlns:r="http://schemas.openxmlformats.org/officeDocument/2006/relationships" xmlns:m="http://schemas.openxmlformats.org/officeDocument/2006/math" xmlns:v="urn:schemas-microsoft-com:vml" xmlns:wp="http://schemas.openxmlformats.org/drawingml/2006/wordprocessingDrawing" xmlns:w10="urn:schemas-microsoft-com:office:word" xmlns:w="http://schemas.openxmlformats.org/wordprocessingml/2006/main" xmlns:wne="http://schemas.microsoft.com/office/word/2006/wordml" xmlns:a="http://schemas.openxmlformats.org/drawingml/2006/main" xmlns:pic="http://schemas.openxmlformats.org/drawingml/2006/picture" xmlns:wpg="http://schemas.microsoft.com/office/word/2010/wordprocessingGroup" xmlns:wps="http://schemas.microsoft.com/office/word/2010/wordprocessingShape" xmlns:w14="http://schemas.microsoft.com/office/word/2010/wordml" mc:Ignorable="w14" xml:space="preserve">
+<w:hdr xmlns:wpc="http://schemas.microsoft.com/office/word/2010/wordprocessingCanvas" xmlns:cx="http://schemas.microsoft.com/office/drawing/2014/chartex" xmlns:cx1="http://schemas.microsoft.com/office/drawing/2015/9/8/chartex" xmlns:cx2="http://schemas.microsoft.com/office/drawing/2015/10/21/chartex" xmlns:cx3="http://schemas.microsoft.com/office/drawing/2016/5/9/chartex" xmlns:cx4="http://schemas.microsoft.com/office/drawing/2016/5/10/chartex" xmlns:cx5="http://schemas.microsoft.com/office/drawing/2016/5/11/chartex" xmlns:cx6="http://schemas.microsoft.com/office/drawing/2016/5/12/chartex" xmlns:cx7="http://schemas.microsoft.com/office/drawing/2016/5/13/chartex" xmlns:cx8="http://schemas.microsoft.com/office/drawing/2016/5/14/chartex" xmlns:mc="http://schemas.openxmlformats.org/markup-compatibility/2006" xmlns:aink="http://schemas.microsoft.com/office/drawing/2016/ink" xmlns:am3d="http://schemas.microsoft.com/office/drawing/2017/model3d" xmlns:o="urn:schemas-microsoft-com:office:office" xmlns:oel="http://schemas.microsoft.com/office/2019/extlst" xmlns:r="http://schemas.openxmlformats.org/officeDocument/2006/relationships" xmlns:m="http://schemas.openxmlformats.org/officeDocument/2006/math" xmlns:v="urn:schemas-microsoft-com:vml" xmlns:wp14="http://schemas.microsoft.com/office/word/2010/wordprocessingDrawing" xmlns:wp="http://schemas.openxmlformats.org/drawingml/2006/wordprocessingDrawing" xmlns:w10="urn:schemas-microsoft-com:office:word" xmlns:w="http://schemas.openxmlformats.org/wordprocessingml/2006/main" xmlns:w14="http://schemas.microsoft.com/office/word/2010/wordml" xmlns:w15="http://schemas.microsoft.com/office/word/2012/wordml" xmlns:w16cex="http://schemas.microsoft.com/office/word/2018/wordml/cex" xmlns:w16cid="http://schemas.microsoft.com/office/word/2016/wordml/cid" xmlns:w16="http://schemas.microsoft.com/office/word/2018/wordml" xmlns:w16du="http://schemas.microsoft.com/office/word/2023/wordml/word16du" xmlns:w16sdtdh="http://schemas.microsoft.com/office/word/2020/wordml/sdtdatahash" xmlns:w16sdtfl="http://schemas.microsoft.com/office/word/2024/wordml/sdtformatlock" xmlns:w16se="http://schemas.microsoft.com/office/word/2015/wordml/symex" xmlns:wpg="http://schemas.microsoft.com/office/word/2010/wordprocessingGroup" xmlns:wpi="http://schemas.microsoft.com/office/word/2010/wordprocessingInk" xmlns:wne="http://schemas.microsoft.com/office/word/2006/wordml" xmlns:wps="http://schemas.microsoft.com/office/word/2010/wordprocessingShape" mc:Ignorable="w14 w15 w16se w16cid w16 w16cex w16sdtdh w16sdtfl w16du wp14">
   <w:p>
     <w:pPr>
       <w:pStyle w:val="BodyText"/>
@@ -15095,12 +14696,13 @@
     </w:pPr>
     <w:r>
       <w:rPr>
+        <w:noProof/>
         <w:sz w:val="20"/>
       </w:rPr>
       <mc:AlternateContent>
         <mc:Choice Requires="wps">
           <w:drawing>
-            <wp:anchor distT="0" distB="0" distL="0" distR="0" allowOverlap="1" layoutInCell="1" locked="0" behindDoc="1" simplePos="0" relativeHeight="487089152">
+            <wp:anchor distT="0" distB="0" distL="0" distR="0" simplePos="0" relativeHeight="487089152" behindDoc="1" locked="0" layoutInCell="1" allowOverlap="1">
               <wp:simplePos x="0" y="0"/>
               <wp:positionH relativeFrom="page">
                 <wp:posOffset>426212</wp:posOffset>
@@ -15113,13 +14715,14 @@
               <wp:wrapNone/>
               <wp:docPr id="3" name="Textbox 3"/>
               <wp:cNvGraphicFramePr>
-                <a:graphicFrameLocks/>
+                <a:graphicFrameLocks xmlns:a="http://schemas.openxmlformats.org/drawingml/2006/main"/>
               </wp:cNvGraphicFramePr>
-              <a:graphic>
+              <a:graphic xmlns:a="http://schemas.openxmlformats.org/drawingml/2006/main">
                 <a:graphicData uri="http://schemas.microsoft.com/office/word/2010/wordprocessingShape">
                   <wps:wsp>
-                    <wps:cNvPr id="3" name="Textbox 3"/>
-                    <wps:cNvSpPr txBox="1"/>
+                    <wps:cNvSpPr txBox="1">
+                      <a:spLocks/>
+                    </wps:cNvSpPr>
                     <wps:spPr>
                       <a:xfrm>
                         <a:off x="0" y="0"/>
@@ -15138,17 +14741,15 @@
                             <w:ind w:left="20"/>
                           </w:pPr>
                           <w:r>
-                            <w:rPr/>
                             <w:t>MONARCH/PMC</w:t>
                           </w:r>
                           <w:r>
                             <w:rPr>
                               <w:spacing w:val="59"/>
                             </w:rPr>
-                            <w:t> </w:t>
+                            <w:t xml:space="preserve"> </w:t>
                           </w:r>
                           <w:r>
-                            <w:rPr/>
                             <w:t>MONARCH/PMC-AAI/AN_15622 SHOP ACT LICENSE No. 1831000311939271</w:t>
                           </w:r>
                         </w:p>
@@ -15165,7 +14766,11 @@
         </mc:Choice>
         <mc:Fallback>
           <w:pict>
-            <v:shape style="position:absolute;margin-left:33.560001pt;margin-top:93.876694pt;width:277.6pt;height:31.75pt;mso-position-horizontal-relative:page;mso-position-vertical-relative:page;z-index:-16227328" type="#_x0000_t202" id="docshape3" filled="false" stroked="false">
+            <v:shapetype id="_x0000_t202" coordsize="21600,21600" o:spt="202" path="m,l,21600r21600,l21600,xe">
+              <v:stroke joinstyle="miter"/>
+              <v:path gradientshapeok="t" o:connecttype="rect"/>
+            </v:shapetype>
+            <v:shape id="Textbox 3" o:spid="_x0000_s1028" type="#_x0000_t202" style="position:absolute;margin-left:33.55pt;margin-top:93.9pt;width:277.6pt;height:31.75pt;z-index:-16227328;visibility:visible;mso-wrap-style:square;mso-wrap-distance-left:0;mso-wrap-distance-top:0;mso-wrap-distance-right:0;mso-wrap-distance-bottom:0;mso-position-horizontal:absolute;mso-position-horizontal-relative:page;mso-position-vertical:absolute;mso-position-vertical-relative:page;v-text-anchor:top" o:gfxdata="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" filled="f" stroked="f">
               <v:textbox inset="0,0,0,0">
                 <w:txbxContent>
                   <w:p>
@@ -15175,23 +14780,21 @@
                       <w:ind w:left="20"/>
                     </w:pPr>
                     <w:r>
-                      <w:rPr/>
                       <w:t>MONARCH/PMC</w:t>
                     </w:r>
                     <w:r>
                       <w:rPr>
                         <w:spacing w:val="59"/>
                       </w:rPr>
-                      <w:t> </w:t>
+                      <w:t xml:space="preserve"> </w:t>
                     </w:r>
                     <w:r>
-                      <w:rPr/>
                       <w:t>MONARCH/PMC-AAI/AN_15622 SHOP ACT LICENSE No. 1831000311939271</w:t>
                     </w:r>
                   </w:p>
                 </w:txbxContent>
               </v:textbox>
-              <w10:wrap type="none"/>
+              <w10:wrap anchorx="page" anchory="page"/>
             </v:shape>
           </w:pict>
         </mc:Fallback>
@@ -15199,12 +14802,13 @@
     </w:r>
     <w:r>
       <w:rPr>
+        <w:noProof/>
         <w:sz w:val="20"/>
       </w:rPr>
       <mc:AlternateContent>
         <mc:Choice Requires="wps">
           <w:drawing>
-            <wp:anchor distT="0" distB="0" distL="0" distR="0" allowOverlap="1" layoutInCell="1" locked="0" behindDoc="1" simplePos="0" relativeHeight="487089664">
+            <wp:anchor distT="0" distB="0" distL="0" distR="0" simplePos="0" relativeHeight="487089664" behindDoc="1" locked="0" layoutInCell="1" allowOverlap="1">
               <wp:simplePos x="0" y="0"/>
               <wp:positionH relativeFrom="page">
                 <wp:posOffset>5247894</wp:posOffset>
@@ -15217,13 +14821,14 @@
               <wp:wrapNone/>
               <wp:docPr id="4" name="Textbox 4"/>
               <wp:cNvGraphicFramePr>
-                <a:graphicFrameLocks/>
+                <a:graphicFrameLocks xmlns:a="http://schemas.openxmlformats.org/drawingml/2006/main"/>
               </wp:cNvGraphicFramePr>
-              <a:graphic>
+              <a:graphic xmlns:a="http://schemas.openxmlformats.org/drawingml/2006/main">
                 <a:graphicData uri="http://schemas.microsoft.com/office/word/2010/wordprocessingShape">
                   <wps:wsp>
-                    <wps:cNvPr id="4" name="Textbox 4"/>
-                    <wps:cNvSpPr txBox="1"/>
+                    <wps:cNvSpPr txBox="1">
+                      <a:spLocks/>
+                    </wps:cNvSpPr>
                     <wps:spPr>
                       <a:xfrm>
                         <a:off x="0" y="0"/>
@@ -15239,34 +14844,7 @@
                           <w:pPr>
                             <w:pStyle w:val="BodyText"/>
                             <w:spacing w:before="12"/>
-                            <w:ind w:left="20"/>
                           </w:pPr>
-                          <w:r>
-                            <w:rPr/>
-                            <w:t>Date</w:t>
-                          </w:r>
-                          <w:r>
-                            <w:rPr>
-                              <w:spacing w:val="-3"/>
-                            </w:rPr>
-                            <w:t> </w:t>
-                          </w:r>
-                          <w:r>
-                            <w:rPr/>
-                            <w:t>–</w:t>
-                          </w:r>
-                          <w:r>
-                            <w:rPr>
-                              <w:spacing w:val="-40"/>
-                            </w:rPr>
-                            <w:t> </w:t>
-                          </w:r>
-                          <w:r>
-                            <w:rPr>
-                              <w:spacing w:val="-2"/>
-                            </w:rPr>
-                            <w:t>01/03/2025</w:t>
-                          </w:r>
                         </w:p>
                       </w:txbxContent>
                     </wps:txbx>
@@ -15281,45 +14859,18 @@
         </mc:Choice>
         <mc:Fallback>
           <w:pict>
-            <v:shape style="position:absolute;margin-left:413.220001pt;margin-top:110.196693pt;width:98.9pt;height:15.45pt;mso-position-horizontal-relative:page;mso-position-vertical-relative:page;z-index:-16226816" type="#_x0000_t202" id="docshape4" filled="false" stroked="false">
+            <v:shape id="Textbox 4" o:spid="_x0000_s1029" type="#_x0000_t202" style="position:absolute;margin-left:413.2pt;margin-top:110.2pt;width:98.9pt;height:15.45pt;z-index:-16226816;visibility:visible;mso-wrap-style:square;mso-wrap-distance-left:0;mso-wrap-distance-top:0;mso-wrap-distance-right:0;mso-wrap-distance-bottom:0;mso-position-horizontal:absolute;mso-position-horizontal-relative:page;mso-position-vertical:absolute;mso-position-vertical-relative:page;v-text-anchor:top" o:gfxdata="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" filled="f" stroked="f">
               <v:textbox inset="0,0,0,0">
                 <w:txbxContent>
                   <w:p>
                     <w:pPr>
                       <w:pStyle w:val="BodyText"/>
                       <w:spacing w:before="12"/>
-                      <w:ind w:left="20"/>
                     </w:pPr>
-                    <w:r>
-                      <w:rPr/>
-                      <w:t>Date</w:t>
-                    </w:r>
-                    <w:r>
-                      <w:rPr>
-                        <w:spacing w:val="-3"/>
-                      </w:rPr>
-                      <w:t> </w:t>
-                    </w:r>
-                    <w:r>
-                      <w:rPr/>
-                      <w:t>–</w:t>
-                    </w:r>
-                    <w:r>
-                      <w:rPr>
-                        <w:spacing w:val="-40"/>
-                      </w:rPr>
-                      <w:t> </w:t>
-                    </w:r>
-                    <w:r>
-                      <w:rPr>
-                        <w:spacing w:val="-2"/>
-                      </w:rPr>
-                      <w:t>01/03/2025</w:t>
-                    </w:r>
                   </w:p>
                 </w:txbxContent>
               </v:textbox>
-              <w10:wrap type="none"/>
+              <w10:wrap anchorx="page" anchory="page"/>
             </v:shape>
           </w:pict>
         </mc:Fallback>
@@ -15330,10 +14881,12 @@
 </file>
 
 <file path=word/numbering.xml><?xml version="1.0" encoding="utf-8"?>
-<w:numbering xmlns:ve="http://schemas.openxmlformats.org/markup-compatibility/2006" xmlns:o="urn:schemas-microsoft-com:office:office" xmlns:r="http://schemas.openxmlformats.org/officeDocument/2006/relationships" xmlns:m="http://schemas.openxmlformats.org/officeDocument/2006/math" xmlns:v="urn:schemas-microsoft-com:vml" xmlns:wp="http://schemas.openxmlformats.org/drawingml/2006/wordprocessingDrawing" xmlns:w10="urn:schemas-microsoft-com:office:word" xmlns:w="http://schemas.openxmlformats.org/wordprocessingml/2006/main" xmlns:wne="http://schemas.microsoft.com/office/word/2006/wordml">
-  <w:abstractNum w:abstractNumId="0">
+<w:numbering xmlns:wpc="http://schemas.microsoft.com/office/word/2010/wordprocessingCanvas" xmlns:cx="http://schemas.microsoft.com/office/drawing/2014/chartex" xmlns:cx1="http://schemas.microsoft.com/office/drawing/2015/9/8/chartex" xmlns:cx2="http://schemas.microsoft.com/office/drawing/2015/10/21/chartex" xmlns:cx3="http://schemas.microsoft.com/office/drawing/2016/5/9/chartex" xmlns:cx4="http://schemas.microsoft.com/office/drawing/2016/5/10/chartex" xmlns:cx5="http://schemas.microsoft.com/office/drawing/2016/5/11/chartex" xmlns:cx6="http://schemas.microsoft.com/office/drawing/2016/5/12/chartex" xmlns:cx7="http://schemas.microsoft.com/office/drawing/2016/5/13/chartex" xmlns:cx8="http://schemas.microsoft.com/office/drawing/2016/5/14/chartex" xmlns:mc="http://schemas.openxmlformats.org/markup-compatibility/2006" xmlns:aink="http://schemas.microsoft.com/office/drawing/2016/ink" xmlns:am3d="http://schemas.microsoft.com/office/drawing/2017/model3d" xmlns:o="urn:schemas-microsoft-com:office:office" xmlns:oel="http://schemas.microsoft.com/office/2019/extlst" xmlns:r="http://schemas.openxmlformats.org/officeDocument/2006/relationships" xmlns:m="http://schemas.openxmlformats.org/officeDocument/2006/math" xmlns:v="urn:schemas-microsoft-com:vml" xmlns:wp14="http://schemas.microsoft.com/office/word/2010/wordprocessingDrawing" xmlns:wp="http://schemas.openxmlformats.org/drawingml/2006/wordprocessingDrawing" xmlns:w10="urn:schemas-microsoft-com:office:word" xmlns:w="http://schemas.openxmlformats.org/wordprocessingml/2006/main" xmlns:w14="http://schemas.microsoft.com/office/word/2010/wordml" xmlns:w15="http://schemas.microsoft.com/office/word/2012/wordml" xmlns:w16cex="http://schemas.microsoft.com/office/word/2018/wordml/cex" xmlns:w16cid="http://schemas.microsoft.com/office/word/2016/wordml/cid" xmlns:w16="http://schemas.microsoft.com/office/word/2018/wordml" xmlns:w16du="http://schemas.microsoft.com/office/word/2023/wordml/word16du" xmlns:w16sdtdh="http://schemas.microsoft.com/office/word/2020/wordml/sdtdatahash" xmlns:w16sdtfl="http://schemas.microsoft.com/office/word/2024/wordml/sdtformatlock" xmlns:w16se="http://schemas.microsoft.com/office/word/2015/wordml/symex" xmlns:wpg="http://schemas.microsoft.com/office/word/2010/wordprocessingGroup" xmlns:wpi="http://schemas.microsoft.com/office/word/2010/wordprocessingInk" xmlns:wne="http://schemas.microsoft.com/office/word/2006/wordml" xmlns:wps="http://schemas.microsoft.com/office/word/2010/wordprocessingShape" mc:Ignorable="w14 w15 w16se w16cid w16 w16cex w16sdtdh w16sdtfl w16du wp14">
+  <w:abstractNum w:abstractNumId="0" w15:restartNumberingAfterBreak="0">
+    <w:nsid w:val="49C60458"/>
     <w:multiLevelType w:val="hybridMultilevel"/>
-    <w:lvl w:ilvl="0">
+    <w:tmpl w:val="BD40E400"/>
+    <w:lvl w:ilvl="0" w:tplc="9968CDCC">
       <w:start w:val="2"/>
       <w:numFmt w:val="lowerRoman"/>
       <w:lvlText w:val="%1)"/>
@@ -15343,7 +14896,7 @@
         <w:jc w:val="left"/>
       </w:pPr>
       <w:rPr>
-        <w:rFonts w:hint="default" w:ascii="Arial" w:hAnsi="Arial" w:eastAsia="Arial" w:cs="Arial"/>
+        <w:rFonts w:ascii="Arial" w:eastAsia="Arial" w:hAnsi="Arial" w:cs="Arial" w:hint="default"/>
         <w:b/>
         <w:bCs/>
         <w:i w:val="0"/>
@@ -15355,8 +14908,7 @@
         <w:lang w:val="en-US" w:eastAsia="en-US" w:bidi="ar-SA"/>
       </w:rPr>
     </w:lvl>
-    <w:lvl w:ilvl="1">
-      <w:start w:val="0"/>
+    <w:lvl w:ilvl="1" w:tplc="C5FE4C60">
       <w:numFmt w:val="bullet"/>
       <w:lvlText w:val="•"/>
       <w:lvlJc w:val="left"/>
@@ -15368,8 +14920,7 @@
         <w:lang w:val="en-US" w:eastAsia="en-US" w:bidi="ar-SA"/>
       </w:rPr>
     </w:lvl>
-    <w:lvl w:ilvl="2">
-      <w:start w:val="0"/>
+    <w:lvl w:ilvl="2" w:tplc="62328EAE">
       <w:numFmt w:val="bullet"/>
       <w:lvlText w:val="•"/>
       <w:lvlJc w:val="left"/>
@@ -15381,8 +14932,7 @@
         <w:lang w:val="en-US" w:eastAsia="en-US" w:bidi="ar-SA"/>
       </w:rPr>
     </w:lvl>
-    <w:lvl w:ilvl="3">
-      <w:start w:val="0"/>
+    <w:lvl w:ilvl="3" w:tplc="50B0DE1C">
       <w:numFmt w:val="bullet"/>
       <w:lvlText w:val="•"/>
       <w:lvlJc w:val="left"/>
@@ -15394,8 +14944,7 @@
         <w:lang w:val="en-US" w:eastAsia="en-US" w:bidi="ar-SA"/>
       </w:rPr>
     </w:lvl>
-    <w:lvl w:ilvl="4">
-      <w:start w:val="0"/>
+    <w:lvl w:ilvl="4" w:tplc="9AD8E518">
       <w:numFmt w:val="bullet"/>
       <w:lvlText w:val="•"/>
       <w:lvlJc w:val="left"/>
@@ -15407,8 +14956,7 @@
         <w:lang w:val="en-US" w:eastAsia="en-US" w:bidi="ar-SA"/>
       </w:rPr>
     </w:lvl>
-    <w:lvl w:ilvl="5">
-      <w:start w:val="0"/>
+    <w:lvl w:ilvl="5" w:tplc="7504A978">
       <w:numFmt w:val="bullet"/>
       <w:lvlText w:val="•"/>
       <w:lvlJc w:val="left"/>
@@ -15420,8 +14968,7 @@
         <w:lang w:val="en-US" w:eastAsia="en-US" w:bidi="ar-SA"/>
       </w:rPr>
     </w:lvl>
-    <w:lvl w:ilvl="6">
-      <w:start w:val="0"/>
+    <w:lvl w:ilvl="6" w:tplc="1018DE6E">
       <w:numFmt w:val="bullet"/>
       <w:lvlText w:val="•"/>
       <w:lvlJc w:val="left"/>
@@ -15433,8 +14980,7 @@
         <w:lang w:val="en-US" w:eastAsia="en-US" w:bidi="ar-SA"/>
       </w:rPr>
     </w:lvl>
-    <w:lvl w:ilvl="7">
-      <w:start w:val="0"/>
+    <w:lvl w:ilvl="7" w:tplc="A9D01112">
       <w:numFmt w:val="bullet"/>
       <w:lvlText w:val="•"/>
       <w:lvlJc w:val="left"/>
@@ -15446,8 +14992,7 @@
         <w:lang w:val="en-US" w:eastAsia="en-US" w:bidi="ar-SA"/>
       </w:rPr>
     </w:lvl>
-    <w:lvl w:ilvl="8">
-      <w:start w:val="0"/>
+    <w:lvl w:ilvl="8" w:tplc="6248C154">
       <w:numFmt w:val="bullet"/>
       <w:lvlText w:val="•"/>
       <w:lvlJc w:val="left"/>
@@ -15460,21 +15005,21 @@
       </w:rPr>
     </w:lvl>
   </w:abstractNum>
-  <w:num w:numId="1">
+  <w:num w:numId="1" w16cid:durableId="442264262">
     <w:abstractNumId w:val="0"/>
   </w:num>
 </w:numbering>
 </file>
 
 <file path=word/styles.xml><?xml version="1.0" encoding="utf-8"?>
-<w:styles xmlns:r="http://schemas.openxmlformats.org/officeDocument/2006/relationships" xmlns:w="http://schemas.openxmlformats.org/wordprocessingml/2006/main">
+<w:styles xmlns:mc="http://schemas.openxmlformats.org/markup-compatibility/2006" xmlns:r="http://schemas.openxmlformats.org/officeDocument/2006/relationships" xmlns:w="http://schemas.openxmlformats.org/wordprocessingml/2006/main" xmlns:w14="http://schemas.microsoft.com/office/word/2010/wordml" xmlns:w15="http://schemas.microsoft.com/office/word/2012/wordml" xmlns:w16cex="http://schemas.microsoft.com/office/word/2018/wordml/cex" xmlns:w16cid="http://schemas.microsoft.com/office/word/2016/wordml/cid" xmlns:w16="http://schemas.microsoft.com/office/word/2018/wordml" xmlns:w16du="http://schemas.microsoft.com/office/word/2023/wordml/word16du" xmlns:w16sdtdh="http://schemas.microsoft.com/office/word/2020/wordml/sdtdatahash" xmlns:w16sdtfl="http://schemas.microsoft.com/office/word/2024/wordml/sdtformatlock" xmlns:w16se="http://schemas.microsoft.com/office/word/2015/wordml/symex" mc:Ignorable="w14 w15 w16se w16cid w16 w16cex w16sdtdh w16sdtfl w16du">
   <w:docDefaults>
     <w:rPrDefault>
       <w:rPr>
-        <w:rFonts w:cstheme="minorBidi" w:hAnsiTheme="minorHAnsi" w:eastAsiaTheme="minorHAnsi" w:asciiTheme="minorHAnsi"/>
+        <w:rFonts w:asciiTheme="minorHAnsi" w:eastAsiaTheme="minorHAnsi" w:hAnsiTheme="minorHAnsi" w:cstheme="minorBidi"/>
         <w:sz w:val="22"/>
         <w:szCs w:val="22"/>
-        <w:lang w:val="en-US" w:bidi="ar-SA" w:eastAsia="en-US"/>
+        <w:lang w:val="en-US" w:eastAsia="en-US" w:bidi="ar-SA"/>
       </w:rPr>
     </w:rPrDefault>
     <w:pPrDefault>
@@ -15482,64 +15027,432 @@
         <w:widowControl w:val="0"/>
         <w:autoSpaceDE w:val="0"/>
         <w:autoSpaceDN w:val="0"/>
-        <w:spacing w:lineRule="auto" w:line="240" w:before="0" w:after="0"/>
-        <w:ind w:left="0" w:right="0"/>
-        <w:jc w:val="left"/>
       </w:pPr>
     </w:pPrDefault>
   </w:docDefaults>
-  <w:style w:styleId="DefaultParagraphFont" w:default="1" w:type="character">
+  <w:latentStyles w:defLockedState="0" w:defUIPriority="99" w:defSemiHidden="0" w:defUnhideWhenUsed="0" w:defQFormat="0" w:count="376">
+    <w:lsdException w:name="Normal" w:uiPriority="0" w:qFormat="1"/>
+    <w:lsdException w:name="heading 1" w:uiPriority="9" w:qFormat="1"/>
+    <w:lsdException w:name="heading 2" w:semiHidden="1" w:uiPriority="9" w:unhideWhenUsed="1" w:qFormat="1"/>
+    <w:lsdException w:name="heading 3" w:semiHidden="1" w:uiPriority="9" w:unhideWhenUsed="1" w:qFormat="1"/>
+    <w:lsdException w:name="heading 4" w:semiHidden="1" w:uiPriority="9" w:unhideWhenUsed="1" w:qFormat="1"/>
+    <w:lsdException w:name="heading 5" w:semiHidden="1" w:uiPriority="9" w:unhideWhenUsed="1" w:qFormat="1"/>
+    <w:lsdException w:name="heading 6" w:semiHidden="1" w:uiPriority="9" w:unhideWhenUsed="1" w:qFormat="1"/>
+    <w:lsdException w:name="heading 7" w:semiHidden="1" w:uiPriority="9" w:unhideWhenUsed="1" w:qFormat="1"/>
+    <w:lsdException w:name="heading 8" w:semiHidden="1" w:uiPriority="9" w:unhideWhenUsed="1" w:qFormat="1"/>
+    <w:lsdException w:name="heading 9" w:semiHidden="1" w:uiPriority="9" w:unhideWhenUsed="1" w:qFormat="1"/>
+    <w:lsdException w:name="index 1" w:semiHidden="1" w:unhideWhenUsed="1"/>
+    <w:lsdException w:name="index 2" w:semiHidden="1" w:unhideWhenUsed="1"/>
+    <w:lsdException w:name="index 3" w:semiHidden="1" w:unhideWhenUsed="1"/>
+    <w:lsdException w:name="index 4" w:semiHidden="1" w:unhideWhenUsed="1"/>
+    <w:lsdException w:name="index 5" w:semiHidden="1" w:unhideWhenUsed="1"/>
+    <w:lsdException w:name="index 6" w:semiHidden="1" w:unhideWhenUsed="1"/>
+    <w:lsdException w:name="index 7" w:semiHidden="1" w:unhideWhenUsed="1"/>
+    <w:lsdException w:name="index 8" w:semiHidden="1" w:unhideWhenUsed="1"/>
+    <w:lsdException w:name="index 9" w:semiHidden="1" w:unhideWhenUsed="1"/>
+    <w:lsdException w:name="toc 1" w:semiHidden="1" w:uiPriority="39" w:unhideWhenUsed="1"/>
+    <w:lsdException w:name="toc 2" w:semiHidden="1" w:uiPriority="39" w:unhideWhenUsed="1"/>
+    <w:lsdException w:name="toc 3" w:semiHidden="1" w:uiPriority="39" w:unhideWhenUsed="1"/>
+    <w:lsdException w:name="toc 4" w:semiHidden="1" w:uiPriority="39" w:unhideWhenUsed="1"/>
+    <w:lsdException w:name="toc 5" w:semiHidden="1" w:uiPriority="39" w:unhideWhenUsed="1"/>
+    <w:lsdException w:name="toc 6" w:semiHidden="1" w:uiPriority="39" w:unhideWhenUsed="1"/>
+    <w:lsdException w:name="toc 7" w:semiHidden="1" w:uiPriority="39" w:unhideWhenUsed="1"/>
+    <w:lsdException w:name="toc 8" w:semiHidden="1" w:uiPriority="39" w:unhideWhenUsed="1"/>
+    <w:lsdException w:name="toc 9" w:semiHidden="1" w:uiPriority="39" w:unhideWhenUsed="1"/>
+    <w:lsdException w:name="Normal Indent" w:semiHidden="1" w:unhideWhenUsed="1"/>
+    <w:lsdException w:name="footnote text" w:semiHidden="1" w:unhideWhenUsed="1"/>
+    <w:lsdException w:name="annotation text" w:semiHidden="1" w:unhideWhenUsed="1"/>
+    <w:lsdException w:name="header" w:semiHidden="1" w:unhideWhenUsed="1"/>
+    <w:lsdException w:name="footer" w:semiHidden="1" w:unhideWhenUsed="1"/>
+    <w:lsdException w:name="index heading" w:semiHidden="1" w:unhideWhenUsed="1"/>
+    <w:lsdException w:name="caption" w:semiHidden="1" w:uiPriority="35" w:unhideWhenUsed="1" w:qFormat="1"/>
+    <w:lsdException w:name="table of figures" w:semiHidden="1" w:unhideWhenUsed="1"/>
+    <w:lsdException w:name="envelope address" w:semiHidden="1" w:unhideWhenUsed="1"/>
+    <w:lsdException w:name="envelope return" w:semiHidden="1" w:unhideWhenUsed="1"/>
+    <w:lsdException w:name="footnote reference" w:semiHidden="1" w:unhideWhenUsed="1"/>
+    <w:lsdException w:name="annotation reference" w:semiHidden="1" w:unhideWhenUsed="1"/>
+    <w:lsdException w:name="line number" w:semiHidden="1" w:unhideWhenUsed="1"/>
+    <w:lsdException w:name="page number" w:semiHidden="1" w:unhideWhenUsed="1"/>
+    <w:lsdException w:name="endnote reference" w:semiHidden="1" w:unhideWhenUsed="1"/>
+    <w:lsdException w:name="endnote text" w:semiHidden="1" w:unhideWhenUsed="1"/>
+    <w:lsdException w:name="table of authorities" w:semiHidden="1" w:unhideWhenUsed="1"/>
+    <w:lsdException w:name="macro" w:semiHidden="1" w:unhideWhenUsed="1"/>
+    <w:lsdException w:name="toa heading" w:semiHidden="1" w:unhideWhenUsed="1"/>
+    <w:lsdException w:name="List" w:semiHidden="1" w:unhideWhenUsed="1"/>
+    <w:lsdException w:name="List Bullet" w:semiHidden="1" w:unhideWhenUsed="1"/>
+    <w:lsdException w:name="List Number" w:semiHidden="1" w:unhideWhenUsed="1"/>
+    <w:lsdException w:name="List 2" w:semiHidden="1" w:unhideWhenUsed="1"/>
+    <w:lsdException w:name="List 3" w:semiHidden="1" w:unhideWhenUsed="1"/>
+    <w:lsdException w:name="List 4" w:semiHidden="1" w:unhideWhenUsed="1"/>
+    <w:lsdException w:name="List 5" w:semiHidden="1" w:unhideWhenUsed="1"/>
+    <w:lsdException w:name="List Bullet 2" w:semiHidden="1" w:unhideWhenUsed="1"/>
+    <w:lsdException w:name="List Bullet 3" w:semiHidden="1" w:unhideWhenUsed="1"/>
+    <w:lsdException w:name="List Bullet 4" w:semiHidden="1" w:unhideWhenUsed="1"/>
+    <w:lsdException w:name="List Bullet 5" w:semiHidden="1" w:unhideWhenUsed="1"/>
+    <w:lsdException w:name="List Number 2" w:semiHidden="1" w:unhideWhenUsed="1"/>
+    <w:lsdException w:name="List Number 3" w:semiHidden="1" w:unhideWhenUsed="1"/>
+    <w:lsdException w:name="List Number 4" w:semiHidden="1" w:unhideWhenUsed="1"/>
+    <w:lsdException w:name="List Number 5" w:semiHidden="1" w:unhideWhenUsed="1"/>
+    <w:lsdException w:name="Title" w:uiPriority="10" w:qFormat="1"/>
+    <w:lsdException w:name="Closing" w:semiHidden="1" w:unhideWhenUsed="1"/>
+    <w:lsdException w:name="Signature" w:semiHidden="1" w:unhideWhenUsed="1"/>
+    <w:lsdException w:name="Default Paragraph Font" w:semiHidden="1" w:uiPriority="1" w:unhideWhenUsed="1"/>
+    <w:lsdException w:name="Body Text" w:semiHidden="1" w:unhideWhenUsed="1"/>
+    <w:lsdException w:name="Body Text Indent" w:semiHidden="1" w:unhideWhenUsed="1"/>
+    <w:lsdException w:name="List Continue" w:semiHidden="1" w:unhideWhenUsed="1"/>
+    <w:lsdException w:name="List Continue 2" w:semiHidden="1" w:unhideWhenUsed="1"/>
+    <w:lsdException w:name="List Continue 3" w:semiHidden="1" w:unhideWhenUsed="1"/>
+    <w:lsdException w:name="List Continue 4" w:semiHidden="1" w:unhideWhenUsed="1"/>
+    <w:lsdException w:name="List Continue 5" w:semiHidden="1" w:unhideWhenUsed="1"/>
+    <w:lsdException w:name="Message Header" w:semiHidden="1" w:unhideWhenUsed="1"/>
+    <w:lsdException w:name="Subtitle" w:uiPriority="11" w:qFormat="1"/>
+    <w:lsdException w:name="Salutation" w:semiHidden="1" w:unhideWhenUsed="1"/>
+    <w:lsdException w:name="Date" w:semiHidden="1" w:unhideWhenUsed="1"/>
+    <w:lsdException w:name="Body Text First Indent" w:semiHidden="1" w:unhideWhenUsed="1"/>
+    <w:lsdException w:name="Body Text First Indent 2" w:semiHidden="1" w:unhideWhenUsed="1"/>
+    <w:lsdException w:name="Note Heading" w:semiHidden="1" w:unhideWhenUsed="1"/>
+    <w:lsdException w:name="Body Text 2" w:semiHidden="1" w:unhideWhenUsed="1"/>
+    <w:lsdException w:name="Body Text 3" w:semiHidden="1" w:unhideWhenUsed="1"/>
+    <w:lsdException w:name="Body Text Indent 2" w:semiHidden="1" w:unhideWhenUsed="1"/>
+    <w:lsdException w:name="Body Text Indent 3" w:semiHidden="1" w:unhideWhenUsed="1"/>
+    <w:lsdException w:name="Block Text" w:semiHidden="1" w:unhideWhenUsed="1"/>
+    <w:lsdException w:name="Hyperlink" w:semiHidden="1" w:unhideWhenUsed="1"/>
+    <w:lsdException w:name="FollowedHyperlink" w:semiHidden="1" w:unhideWhenUsed="1"/>
+    <w:lsdException w:name="Strong" w:uiPriority="22" w:qFormat="1"/>
+    <w:lsdException w:name="Emphasis" w:uiPriority="20" w:qFormat="1"/>
+    <w:lsdException w:name="Document Map" w:semiHidden="1" w:unhideWhenUsed="1"/>
+    <w:lsdException w:name="Plain Text" w:semiHidden="1" w:unhideWhenUsed="1"/>
+    <w:lsdException w:name="E-mail Signature" w:semiHidden="1" w:unhideWhenUsed="1"/>
+    <w:lsdException w:name="HTML Top of Form" w:semiHidden="1" w:unhideWhenUsed="1"/>
+    <w:lsdException w:name="HTML Bottom of Form" w:semiHidden="1" w:unhideWhenUsed="1"/>
+    <w:lsdException w:name="Normal (Web)" w:semiHidden="1" w:unhideWhenUsed="1"/>
+    <w:lsdException w:name="HTML Acronym" w:semiHidden="1" w:unhideWhenUsed="1"/>
+    <w:lsdException w:name="HTML Address" w:semiHidden="1" w:unhideWhenUsed="1"/>
+    <w:lsdException w:name="HTML Cite" w:semiHidden="1" w:unhideWhenUsed="1"/>
+    <w:lsdException w:name="HTML Code" w:semiHidden="1" w:unhideWhenUsed="1"/>
+    <w:lsdException w:name="HTML Definition" w:semiHidden="1" w:unhideWhenUsed="1"/>
+    <w:lsdException w:name="HTML Keyboard" w:semiHidden="1" w:unhideWhenUsed="1"/>
+    <w:lsdException w:name="HTML Preformatted" w:semiHidden="1" w:unhideWhenUsed="1"/>
+    <w:lsdException w:name="HTML Sample" w:semiHidden="1" w:unhideWhenUsed="1"/>
+    <w:lsdException w:name="HTML Typewriter" w:semiHidden="1" w:unhideWhenUsed="1"/>
+    <w:lsdException w:name="HTML Variable" w:semiHidden="1" w:unhideWhenUsed="1"/>
+    <w:lsdException w:name="Normal Table" w:semiHidden="1" w:unhideWhenUsed="1"/>
+    <w:lsdException w:name="annotation subject" w:semiHidden="1" w:unhideWhenUsed="1"/>
+    <w:lsdException w:name="No List" w:semiHidden="1" w:unhideWhenUsed="1"/>
+    <w:lsdException w:name="Outline List 1" w:semiHidden="1" w:unhideWhenUsed="1"/>
+    <w:lsdException w:name="Outline List 2" w:semiHidden="1" w:unhideWhenUsed="1"/>
+    <w:lsdException w:name="Outline List 3" w:semiHidden="1" w:unhideWhenUsed="1"/>
+    <w:lsdException w:name="Table Simple 1" w:semiHidden="1" w:unhideWhenUsed="1"/>
+    <w:lsdException w:name="Table Simple 2" w:semiHidden="1" w:unhideWhenUsed="1"/>
+    <w:lsdException w:name="Table Simple 3" w:semiHidden="1" w:unhideWhenUsed="1"/>
+    <w:lsdException w:name="Table Classic 1" w:semiHidden="1" w:unhideWhenUsed="1"/>
+    <w:lsdException w:name="Table Classic 2" w:semiHidden="1" w:unhideWhenUsed="1"/>
+    <w:lsdException w:name="Table Classic 3" w:semiHidden="1" w:unhideWhenUsed="1"/>
+    <w:lsdException w:name="Table Classic 4" w:semiHidden="1" w:unhideWhenUsed="1"/>
+    <w:lsdException w:name="Table Colorful 1" w:semiHidden="1" w:unhideWhenUsed="1"/>
+    <w:lsdException w:name="Table Colorful 2" w:semiHidden="1" w:unhideWhenUsed="1"/>
+    <w:lsdException w:name="Table Colorful 3" w:semiHidden="1" w:unhideWhenUsed="1"/>
+    <w:lsdException w:name="Table Columns 1" w:semiHidden="1" w:unhideWhenUsed="1"/>
+    <w:lsdException w:name="Table Columns 2" w:semiHidden="1" w:unhideWhenUsed="1"/>
+    <w:lsdException w:name="Table Columns 3" w:semiHidden="1" w:unhideWhenUsed="1"/>
+    <w:lsdException w:name="Table Columns 4" w:semiHidden="1" w:unhideWhenUsed="1"/>
+    <w:lsdException w:name="Table Columns 5" w:semiHidden="1" w:unhideWhenUsed="1"/>
+    <w:lsdException w:name="Table Grid 1" w:semiHidden="1" w:unhideWhenUsed="1"/>
+    <w:lsdException w:name="Table Grid 2" w:semiHidden="1" w:unhideWhenUsed="1"/>
+    <w:lsdException w:name="Table Grid 3" w:semiHidden="1" w:unhideWhenUsed="1"/>
+    <w:lsdException w:name="Table Grid 4" w:semiHidden="1" w:unhideWhenUsed="1"/>
+    <w:lsdException w:name="Table Grid 5" w:semiHidden="1" w:unhideWhenUsed="1"/>
+    <w:lsdException w:name="Table Grid 6" w:semiHidden="1" w:unhideWhenUsed="1"/>
+    <w:lsdException w:name="Table Grid 7" w:semiHidden="1" w:unhideWhenUsed="1"/>
+    <w:lsdException w:name="Table Grid 8" w:semiHidden="1" w:unhideWhenUsed="1"/>
+    <w:lsdException w:name="Table List 1" w:semiHidden="1" w:unhideWhenUsed="1"/>
+    <w:lsdException w:name="Table List 2" w:semiHidden="1" w:unhideWhenUsed="1"/>
+    <w:lsdException w:name="Table List 3" w:semiHidden="1" w:unhideWhenUsed="1"/>
+    <w:lsdException w:name="Table List 4" w:semiHidden="1" w:unhideWhenUsed="1"/>
+    <w:lsdException w:name="Table List 5" w:semiHidden="1" w:unhideWhenUsed="1"/>
+    <w:lsdException w:name="Table List 6" w:semiHidden="1" w:unhideWhenUsed="1"/>
+    <w:lsdException w:name="Table List 7" w:semiHidden="1" w:unhideWhenUsed="1"/>
+    <w:lsdException w:name="Table List 8" w:semiHidden="1" w:unhideWhenUsed="1"/>
+    <w:lsdException w:name="Table 3D effects 1" w:semiHidden="1" w:unhideWhenUsed="1"/>
+    <w:lsdException w:name="Table 3D effects 2" w:semiHidden="1" w:unhideWhenUsed="1"/>
+    <w:lsdException w:name="Table 3D effects 3" w:semiHidden="1" w:unhideWhenUsed="1"/>
+    <w:lsdException w:name="Table Contemporary" w:semiHidden="1" w:unhideWhenUsed="1"/>
+    <w:lsdException w:name="Table Elegant" w:semiHidden="1" w:unhideWhenUsed="1"/>
+    <w:lsdException w:name="Table Professional" w:semiHidden="1" w:unhideWhenUsed="1"/>
+    <w:lsdException w:name="Table Subtle 1" w:semiHidden="1" w:unhideWhenUsed="1"/>
+    <w:lsdException w:name="Table Subtle 2" w:semiHidden="1" w:unhideWhenUsed="1"/>
+    <w:lsdException w:name="Table Web 1" w:semiHidden="1" w:unhideWhenUsed="1"/>
+    <w:lsdException w:name="Table Web 2" w:semiHidden="1" w:unhideWhenUsed="1"/>
+    <w:lsdException w:name="Table Web 3" w:semiHidden="1" w:unhideWhenUsed="1"/>
+    <w:lsdException w:name="Balloon Text" w:semiHidden="1" w:unhideWhenUsed="1"/>
+    <w:lsdException w:name="Table Grid" w:uiPriority="39"/>
+    <w:lsdException w:name="Table Theme" w:semiHidden="1" w:unhideWhenUsed="1"/>
+    <w:lsdException w:name="Placeholder Text" w:semiHidden="1"/>
+    <w:lsdException w:name="No Spacing" w:uiPriority="1" w:qFormat="1"/>
+    <w:lsdException w:name="Light Shading" w:uiPriority="60"/>
+    <w:lsdException w:name="Light List" w:uiPriority="61"/>
+    <w:lsdException w:name="Light Grid" w:uiPriority="62"/>
+    <w:lsdException w:name="Medium Shading 1" w:uiPriority="63"/>
+    <w:lsdException w:name="Medium Shading 2" w:uiPriority="64"/>
+    <w:lsdException w:name="Medium List 1" w:uiPriority="65"/>
+    <w:lsdException w:name="Medium List 2" w:uiPriority="66"/>
+    <w:lsdException w:name="Medium Grid 1" w:uiPriority="67"/>
+    <w:lsdException w:name="Medium Grid 2" w:uiPriority="68"/>
+    <w:lsdException w:name="Medium Grid 3" w:uiPriority="69"/>
+    <w:lsdException w:name="Dark List" w:uiPriority="70"/>
+    <w:lsdException w:name="Colorful Shading" w:uiPriority="71"/>
+    <w:lsdException w:name="Colorful List" w:uiPriority="72"/>
+    <w:lsdException w:name="Colorful Grid" w:uiPriority="73"/>
+    <w:lsdException w:name="Light Shading Accent 1" w:uiPriority="60"/>
+    <w:lsdException w:name="Light List Accent 1" w:uiPriority="61"/>
+    <w:lsdException w:name="Light Grid Accent 1" w:uiPriority="62"/>
+    <w:lsdException w:name="Medium Shading 1 Accent 1" w:uiPriority="63"/>
+    <w:lsdException w:name="Medium Shading 2 Accent 1" w:uiPriority="64"/>
+    <w:lsdException w:name="Medium List 1 Accent 1" w:uiPriority="65"/>
+    <w:lsdException w:name="Revision" w:semiHidden="1"/>
+    <w:lsdException w:name="List Paragraph" w:uiPriority="34" w:qFormat="1"/>
+    <w:lsdException w:name="Quote" w:uiPriority="29" w:qFormat="1"/>
+    <w:lsdException w:name="Intense Quote" w:uiPriority="30" w:qFormat="1"/>
+    <w:lsdException w:name="Medium List 2 Accent 1" w:uiPriority="66"/>
+    <w:lsdException w:name="Medium Grid 1 Accent 1" w:uiPriority="67"/>
+    <w:lsdException w:name="Medium Grid 2 Accent 1" w:uiPriority="68"/>
+    <w:lsdException w:name="Medium Grid 3 Accent 1" w:uiPriority="69"/>
+    <w:lsdException w:name="Dark List Accent 1" w:uiPriority="70"/>
+    <w:lsdException w:name="Colorful Shading Accent 1" w:uiPriority="71"/>
+    <w:lsdException w:name="Colorful List Accent 1" w:uiPriority="72"/>
+    <w:lsdException w:name="Colorful Grid Accent 1" w:uiPriority="73"/>
+    <w:lsdException w:name="Light Shading Accent 2" w:uiPriority="60"/>
+    <w:lsdException w:name="Light List Accent 2" w:uiPriority="61"/>
+    <w:lsdException w:name="Light Grid Accent 2" w:uiPriority="62"/>
+    <w:lsdException w:name="Medium Shading 1 Accent 2" w:uiPriority="63"/>
+    <w:lsdException w:name="Medium Shading 2 Accent 2" w:uiPriority="64"/>
+    <w:lsdException w:name="Medium List 1 Accent 2" w:uiPriority="65"/>
+    <w:lsdException w:name="Medium List 2 Accent 2" w:uiPriority="66"/>
+    <w:lsdException w:name="Medium Grid 1 Accent 2" w:uiPriority="67"/>
+    <w:lsdException w:name="Medium Grid 2 Accent 2" w:uiPriority="68"/>
+    <w:lsdException w:name="Medium Grid 3 Accent 2" w:uiPriority="69"/>
+    <w:lsdException w:name="Dark List Accent 2" w:uiPriority="70"/>
+    <w:lsdException w:name="Colorful Shading Accent 2" w:uiPriority="71"/>
+    <w:lsdException w:name="Colorful List Accent 2" w:uiPriority="72"/>
+    <w:lsdException w:name="Colorful Grid Accent 2" w:uiPriority="73"/>
+    <w:lsdException w:name="Light Shading Accent 3" w:uiPriority="60"/>
+    <w:lsdException w:name="Light List Accent 3" w:uiPriority="61"/>
+    <w:lsdException w:name="Light Grid Accent 3" w:uiPriority="62"/>
+    <w:lsdException w:name="Medium Shading 1 Accent 3" w:uiPriority="63"/>
+    <w:lsdException w:name="Medium Shading 2 Accent 3" w:uiPriority="64"/>
+    <w:lsdException w:name="Medium List 1 Accent 3" w:uiPriority="65"/>
+    <w:lsdException w:name="Medium List 2 Accent 3" w:uiPriority="66"/>
+    <w:lsdException w:name="Medium Grid 1 Accent 3" w:uiPriority="67"/>
+    <w:lsdException w:name="Medium Grid 2 Accent 3" w:uiPriority="68"/>
+    <w:lsdException w:name="Medium Grid 3 Accent 3" w:uiPriority="69"/>
+    <w:lsdException w:name="Dark List Accent 3" w:uiPriority="70"/>
+    <w:lsdException w:name="Colorful Shading Accent 3" w:uiPriority="71"/>
+    <w:lsdException w:name="Colorful List Accent 3" w:uiPriority="72"/>
+    <w:lsdException w:name="Colorful Grid Accent 3" w:uiPriority="73"/>
+    <w:lsdException w:name="Light Shading Accent 4" w:uiPriority="60"/>
+    <w:lsdException w:name="Light List Accent 4" w:uiPriority="61"/>
+    <w:lsdException w:name="Light Grid Accent 4" w:uiPriority="62"/>
+    <w:lsdException w:name="Medium Shading 1 Accent 4" w:uiPriority="63"/>
+    <w:lsdException w:name="Medium Shading 2 Accent 4" w:uiPriority="64"/>
+    <w:lsdException w:name="Medium List 1 Accent 4" w:uiPriority="65"/>
+    <w:lsdException w:name="Medium List 2 Accent 4" w:uiPriority="66"/>
+    <w:lsdException w:name="Medium Grid 1 Accent 4" w:uiPriority="67"/>
+    <w:lsdException w:name="Medium Grid 2 Accent 4" w:uiPriority="68"/>
+    <w:lsdException w:name="Medium Grid 3 Accent 4" w:uiPriority="69"/>
+    <w:lsdException w:name="Dark List Accent 4" w:uiPriority="70"/>
+    <w:lsdException w:name="Colorful Shading Accent 4" w:uiPriority="71"/>
+    <w:lsdException w:name="Colorful List Accent 4" w:uiPriority="72"/>
+    <w:lsdException w:name="Colorful Grid Accent 4" w:uiPriority="73"/>
+    <w:lsdException w:name="Light Shading Accent 5" w:uiPriority="60"/>
+    <w:lsdException w:name="Light List Accent 5" w:uiPriority="61"/>
+    <w:lsdException w:name="Light Grid Accent 5" w:uiPriority="62"/>
+    <w:lsdException w:name="Medium Shading 1 Accent 5" w:uiPriority="63"/>
+    <w:lsdException w:name="Medium Shading 2 Accent 5" w:uiPriority="64"/>
+    <w:lsdException w:name="Medium List 1 Accent 5" w:uiPriority="65"/>
+    <w:lsdException w:name="Medium List 2 Accent 5" w:uiPriority="66"/>
+    <w:lsdException w:name="Medium Grid 1 Accent 5" w:uiPriority="67"/>
+    <w:lsdException w:name="Medium Grid 2 Accent 5" w:uiPriority="68"/>
+    <w:lsdException w:name="Medium Grid 3 Accent 5" w:uiPriority="69"/>
+    <w:lsdException w:name="Dark List Accent 5" w:uiPriority="70"/>
+    <w:lsdException w:name="Colorful Shading Accent 5" w:uiPriority="71"/>
+    <w:lsdException w:name="Colorful List Accent 5" w:uiPriority="72"/>
+    <w:lsdException w:name="Colorful Grid Accent 5" w:uiPriority="73"/>
+    <w:lsdException w:name="Light Shading Accent 6" w:uiPriority="60"/>
+    <w:lsdException w:name="Light List Accent 6" w:uiPriority="61"/>
+    <w:lsdException w:name="Light Grid Accent 6" w:uiPriority="62"/>
+    <w:lsdException w:name="Medium Shading 1 Accent 6" w:uiPriority="63"/>
+    <w:lsdException w:name="Medium Shading 2 Accent 6" w:uiPriority="64"/>
+    <w:lsdException w:name="Medium List 1 Accent 6" w:uiPriority="65"/>
+    <w:lsdException w:name="Medium List 2 Accent 6" w:uiPriority="66"/>
+    <w:lsdException w:name="Medium Grid 1 Accent 6" w:uiPriority="67"/>
+    <w:lsdException w:name="Medium Grid 2 Accent 6" w:uiPriority="68"/>
+    <w:lsdException w:name="Medium Grid 3 Accent 6" w:uiPriority="69"/>
+    <w:lsdException w:name="Dark List Accent 6" w:uiPriority="70"/>
+    <w:lsdException w:name="Colorful Shading Accent 6" w:uiPriority="71"/>
+    <w:lsdException w:name="Colorful List Accent 6" w:uiPriority="72"/>
+    <w:lsdException w:name="Colorful Grid Accent 6" w:uiPriority="73"/>
+    <w:lsdException w:name="Subtle Emphasis" w:uiPriority="19" w:qFormat="1"/>
+    <w:lsdException w:name="Intense Emphasis" w:uiPriority="21" w:qFormat="1"/>
+    <w:lsdException w:name="Subtle Reference" w:uiPriority="31" w:qFormat="1"/>
+    <w:lsdException w:name="Intense Reference" w:uiPriority="32" w:qFormat="1"/>
+    <w:lsdException w:name="Book Title" w:uiPriority="33" w:qFormat="1"/>
+    <w:lsdException w:name="Bibliography" w:semiHidden="1" w:uiPriority="37" w:unhideWhenUsed="1"/>
+    <w:lsdException w:name="TOC Heading" w:semiHidden="1" w:uiPriority="39" w:unhideWhenUsed="1" w:qFormat="1"/>
+    <w:lsdException w:name="Plain Table 1" w:uiPriority="41"/>
+    <w:lsdException w:name="Plain Table 2" w:uiPriority="42"/>
+    <w:lsdException w:name="Plain Table 3" w:uiPriority="43"/>
+    <w:lsdException w:name="Plain Table 4" w:uiPriority="44"/>
+    <w:lsdException w:name="Plain Table 5" w:uiPriority="45"/>
+    <w:lsdException w:name="Grid Table Light" w:uiPriority="40"/>
+    <w:lsdException w:name="Grid Table 1 Light" w:uiPriority="46"/>
+    <w:lsdException w:name="Grid Table 2" w:uiPriority="47"/>
+    <w:lsdException w:name="Grid Table 3" w:uiPriority="48"/>
+    <w:lsdException w:name="Grid Table 4" w:uiPriority="49"/>
+    <w:lsdException w:name="Grid Table 5 Dark" w:uiPriority="50"/>
+    <w:lsdException w:name="Grid Table 6 Colorful" w:uiPriority="51"/>
+    <w:lsdException w:name="Grid Table 7 Colorful" w:uiPriority="52"/>
+    <w:lsdException w:name="Grid Table 1 Light Accent 1" w:uiPriority="46"/>
+    <w:lsdException w:name="Grid Table 2 Accent 1" w:uiPriority="47"/>
+    <w:lsdException w:name="Grid Table 3 Accent 1" w:uiPriority="48"/>
+    <w:lsdException w:name="Grid Table 4 Accent 1" w:uiPriority="49"/>
+    <w:lsdException w:name="Grid Table 5 Dark Accent 1" w:uiPriority="50"/>
+    <w:lsdException w:name="Grid Table 6 Colorful Accent 1" w:uiPriority="51"/>
+    <w:lsdException w:name="Grid Table 7 Colorful Accent 1" w:uiPriority="52"/>
+    <w:lsdException w:name="Grid Table 1 Light Accent 2" w:uiPriority="46"/>
+    <w:lsdException w:name="Grid Table 2 Accent 2" w:uiPriority="47"/>
+    <w:lsdException w:name="Grid Table 3 Accent 2" w:uiPriority="48"/>
+    <w:lsdException w:name="Grid Table 4 Accent 2" w:uiPriority="49"/>
+    <w:lsdException w:name="Grid Table 5 Dark Accent 2" w:uiPriority="50"/>
+    <w:lsdException w:name="Grid Table 6 Colorful Accent 2" w:uiPriority="51"/>
+    <w:lsdException w:name="Grid Table 7 Colorful Accent 2" w:uiPriority="52"/>
+    <w:lsdException w:name="Grid Table 1 Light Accent 3" w:uiPriority="46"/>
+    <w:lsdException w:name="Grid Table 2 Accent 3" w:uiPriority="47"/>
+    <w:lsdException w:name="Grid Table 3 Accent 3" w:uiPriority="48"/>
+    <w:lsdException w:name="Grid Table 4 Accent 3" w:uiPriority="49"/>
+    <w:lsdException w:name="Grid Table 5 Dark Accent 3" w:uiPriority="50"/>
+    <w:lsdException w:name="Grid Table 6 Colorful Accent 3" w:uiPriority="51"/>
+    <w:lsdException w:name="Grid Table 7 Colorful Accent 3" w:uiPriority="52"/>
+    <w:lsdException w:name="Grid Table 1 Light Accent 4" w:uiPriority="46"/>
+    <w:lsdException w:name="Grid Table 2 Accent 4" w:uiPriority="47"/>
+    <w:lsdException w:name="Grid Table 3 Accent 4" w:uiPriority="48"/>
+    <w:lsdException w:name="Grid Table 4 Accent 4" w:uiPriority="49"/>
+    <w:lsdException w:name="Grid Table 5 Dark Accent 4" w:uiPriority="50"/>
+    <w:lsdException w:name="Grid Table 6 Colorful Accent 4" w:uiPriority="51"/>
+    <w:lsdException w:name="Grid Table 7 Colorful Accent 4" w:uiPriority="52"/>
+    <w:lsdException w:name="Grid Table 1 Light Accent 5" w:uiPriority="46"/>
+    <w:lsdException w:name="Grid Table 2 Accent 5" w:uiPriority="47"/>
+    <w:lsdException w:name="Grid Table 3 Accent 5" w:uiPriority="48"/>
+    <w:lsdException w:name="Grid Table 4 Accent 5" w:uiPriority="49"/>
+    <w:lsdException w:name="Grid Table 5 Dark Accent 5" w:uiPriority="50"/>
+    <w:lsdException w:name="Grid Table 6 Colorful Accent 5" w:uiPriority="51"/>
+    <w:lsdException w:name="Grid Table 7 Colorful Accent 5" w:uiPriority="52"/>
+    <w:lsdException w:name="Grid Table 1 Light Accent 6" w:uiPriority="46"/>
+    <w:lsdException w:name="Grid Table 2 Accent 6" w:uiPriority="47"/>
+    <w:lsdException w:name="Grid Table 3 Accent 6" w:uiPriority="48"/>
+    <w:lsdException w:name="Grid Table 4 Accent 6" w:uiPriority="49"/>
+    <w:lsdException w:name="Grid Table 5 Dark Accent 6" w:uiPriority="50"/>
+    <w:lsdException w:name="Grid Table 6 Colorful Accent 6" w:uiPriority="51"/>
+    <w:lsdException w:name="Grid Table 7 Colorful Accent 6" w:uiPriority="52"/>
+    <w:lsdException w:name="List Table 1 Light" w:uiPriority="46"/>
+    <w:lsdException w:name="List Table 2" w:uiPriority="47"/>
+    <w:lsdException w:name="List Table 3" w:uiPriority="48"/>
+    <w:lsdException w:name="List Table 4" w:uiPriority="49"/>
+    <w:lsdException w:name="List Table 5 Dark" w:uiPriority="50"/>
+    <w:lsdException w:name="List Table 6 Colorful" w:uiPriority="51"/>
+    <w:lsdException w:name="List Table 7 Colorful" w:uiPriority="52"/>
+    <w:lsdException w:name="List Table 1 Light Accent 1" w:uiPriority="46"/>
+    <w:lsdException w:name="List Table 2 Accent 1" w:uiPriority="47"/>
+    <w:lsdException w:name="List Table 3 Accent 1" w:uiPriority="48"/>
+    <w:lsdException w:name="List Table 4 Accent 1" w:uiPriority="49"/>
+    <w:lsdException w:name="List Table 5 Dark Accent 1" w:uiPriority="50"/>
+    <w:lsdException w:name="List Table 6 Colorful Accent 1" w:uiPriority="51"/>
+    <w:lsdException w:name="List Table 7 Colorful Accent 1" w:uiPriority="52"/>
+    <w:lsdException w:name="List Table 1 Light Accent 2" w:uiPriority="46"/>
+    <w:lsdException w:name="List Table 2 Accent 2" w:uiPriority="47"/>
+    <w:lsdException w:name="List Table 3 Accent 2" w:uiPriority="48"/>
+    <w:lsdException w:name="List Table 4 Accent 2" w:uiPriority="49"/>
+    <w:lsdException w:name="List Table 5 Dark Accent 2" w:uiPriority="50"/>
+    <w:lsdException w:name="List Table 6 Colorful Accent 2" w:uiPriority="51"/>
+    <w:lsdException w:name="List Table 7 Colorful Accent 2" w:uiPriority="52"/>
+    <w:lsdException w:name="List Table 1 Light Accent 3" w:uiPriority="46"/>
+    <w:lsdException w:name="List Table 2 Accent 3" w:uiPriority="47"/>
+    <w:lsdException w:name="List Table 3 Accent 3" w:uiPriority="48"/>
+    <w:lsdException w:name="List Table 4 Accent 3" w:uiPriority="49"/>
+    <w:lsdException w:name="List Table 5 Dark Accent 3" w:uiPriority="50"/>
+    <w:lsdException w:name="List Table 6 Colorful Accent 3" w:uiPriority="51"/>
+    <w:lsdException w:name="List Table 7 Colorful Accent 3" w:uiPriority="52"/>
+    <w:lsdException w:name="List Table 1 Light Accent 4" w:uiPriority="46"/>
+    <w:lsdException w:name="List Table 2 Accent 4" w:uiPriority="47"/>
+    <w:lsdException w:name="List Table 3 Accent 4" w:uiPriority="48"/>
+    <w:lsdException w:name="List Table 4 Accent 4" w:uiPriority="49"/>
+    <w:lsdException w:name="List Table 5 Dark Accent 4" w:uiPriority="50"/>
+    <w:lsdException w:name="List Table 6 Colorful Accent 4" w:uiPriority="51"/>
+    <w:lsdException w:name="List Table 7 Colorful Accent 4" w:uiPriority="52"/>
+    <w:lsdException w:name="List Table 1 Light Accent 5" w:uiPriority="46"/>
+    <w:lsdException w:name="List Table 2 Accent 5" w:uiPriority="47"/>
+    <w:lsdException w:name="List Table 3 Accent 5" w:uiPriority="48"/>
+    <w:lsdException w:name="List Table 4 Accent 5" w:uiPriority="49"/>
+    <w:lsdException w:name="List Table 5 Dark Accent 5" w:uiPriority="50"/>
+    <w:lsdException w:name="List Table 6 Colorful Accent 5" w:uiPriority="51"/>
+    <w:lsdException w:name="List Table 7 Colorful Accent 5" w:uiPriority="52"/>
+    <w:lsdException w:name="List Table 1 Light Accent 6" w:uiPriority="46"/>
+    <w:lsdException w:name="List Table 2 Accent 6" w:uiPriority="47"/>
+    <w:lsdException w:name="List Table 3 Accent 6" w:uiPriority="48"/>
+    <w:lsdException w:name="List Table 4 Accent 6" w:uiPriority="49"/>
+    <w:lsdException w:name="List Table 5 Dark Accent 6" w:uiPriority="50"/>
+    <w:lsdException w:name="List Table 6 Colorful Accent 6" w:uiPriority="51"/>
+    <w:lsdException w:name="List Table 7 Colorful Accent 6" w:uiPriority="52"/>
+    <w:lsdException w:name="Mention" w:semiHidden="1" w:unhideWhenUsed="1"/>
+    <w:lsdException w:name="Smart Hyperlink" w:semiHidden="1" w:unhideWhenUsed="1"/>
+    <w:lsdException w:name="Hashtag" w:semiHidden="1" w:unhideWhenUsed="1"/>
+    <w:lsdException w:name="Unresolved Mention" w:semiHidden="1" w:unhideWhenUsed="1"/>
+    <w:lsdException w:name="Smart Link" w:semiHidden="1" w:unhideWhenUsed="1"/>
+  </w:latentStyles>
+  <w:style w:type="paragraph" w:default="1" w:styleId="Normal">
+    <w:name w:val="Normal"/>
+    <w:qFormat/>
+    <w:rPr>
+      <w:rFonts w:ascii="Arial MT" w:eastAsia="Arial MT" w:hAnsi="Arial MT" w:cs="Arial MT"/>
+    </w:rPr>
+  </w:style>
+  <w:style w:type="character" w:default="1" w:styleId="DefaultParagraphFont">
     <w:name w:val="Default Paragraph Font"/>
     <w:uiPriority w:val="1"/>
     <w:semiHidden/>
     <w:unhideWhenUsed/>
   </w:style>
-  <w:style w:styleId="TableNormal" w:default="1" w:type="table">
-    <w:name w:val="Table Normal"/>
-    <w:uiPriority w:val="2"/>
+  <w:style w:type="table" w:default="1" w:styleId="TableNormal">
+    <w:name w:val="Normal Table"/>
+    <w:uiPriority w:val="99"/>
     <w:semiHidden/>
     <w:unhideWhenUsed/>
-    <w:qFormat/>
     <w:tblPr>
       <w:tblInd w:w="0" w:type="dxa"/>
       <w:tblCellMar>
         <w:top w:w="0" w:type="dxa"/>
-        <w:left w:w="0" w:type="dxa"/>
+        <w:left w:w="108" w:type="dxa"/>
         <w:bottom w:w="0" w:type="dxa"/>
-        <w:right w:w="0" w:type="dxa"/>
+        <w:right w:w="108" w:type="dxa"/>
       </w:tblCellMar>
     </w:tblPr>
   </w:style>
-  <w:style w:styleId="NoList" w:default="1" w:type="numbering">
+  <w:style w:type="numbering" w:default="1" w:styleId="NoList">
     <w:name w:val="No List"/>
     <w:uiPriority w:val="99"/>
     <w:semiHidden/>
     <w:unhideWhenUsed/>
   </w:style>
-  <w:style w:default="1" w:styleId="Normal" w:type="paragraph">
-    <w:name w:val="Normal"/>
-    <w:uiPriority w:val="1"/>
-    <w:qFormat/>
-    <w:pPr/>
-    <w:rPr>
-      <w:rFonts w:ascii="Arial MT" w:hAnsi="Arial MT" w:eastAsia="Arial MT" w:cs="Arial MT"/>
-      <w:lang w:val="en-US" w:eastAsia="en-US" w:bidi="ar-SA"/>
-    </w:rPr>
-  </w:style>
-  <w:style w:styleId="BodyText" w:type="paragraph">
+  <w:style w:type="paragraph" w:styleId="BodyText">
     <w:name w:val="Body Text"/>
     <w:basedOn w:val="Normal"/>
     <w:uiPriority w:val="1"/>
     <w:qFormat/>
-    <w:pPr/>
     <w:rPr>
-      <w:rFonts w:ascii="Arial MT" w:hAnsi="Arial MT" w:eastAsia="Arial MT" w:cs="Arial MT"/>
       <w:sz w:val="24"/>
       <w:szCs w:val="24"/>
-      <w:lang w:val="en-US" w:eastAsia="en-US" w:bidi="ar-SA"/>
     </w:rPr>
   </w:style>
-  <w:style w:styleId="ListParagraph" w:type="paragraph">
+  <w:style w:type="paragraph" w:styleId="ListParagraph">
     <w:name w:val="List Paragraph"/>
     <w:basedOn w:val="Normal"/>
     <w:uiPriority w:val="1"/>
@@ -15549,19 +15462,61 @@
       <w:jc w:val="both"/>
     </w:pPr>
     <w:rPr>
-      <w:rFonts w:ascii="Arial" w:hAnsi="Arial" w:eastAsia="Arial" w:cs="Arial"/>
-      <w:lang w:val="en-US" w:eastAsia="en-US" w:bidi="ar-SA"/>
+      <w:rFonts w:ascii="Arial" w:eastAsia="Arial" w:hAnsi="Arial" w:cs="Arial"/>
     </w:rPr>
   </w:style>
-  <w:style w:styleId="TableParagraph" w:type="paragraph">
+  <w:style w:type="paragraph" w:customStyle="1" w:styleId="TableParagraph">
     <w:name w:val="Table Paragraph"/>
     <w:basedOn w:val="Normal"/>
     <w:uiPriority w:val="1"/>
     <w:qFormat/>
-    <w:pPr/>
+  </w:style>
+  <w:style w:type="paragraph" w:styleId="Header">
+    <w:name w:val="header"/>
+    <w:basedOn w:val="Normal"/>
+    <w:link w:val="HeaderChar"/>
+    <w:uiPriority w:val="99"/>
+    <w:unhideWhenUsed/>
+    <w:rsid w:val="0087237F"/>
+    <w:pPr>
+      <w:tabs>
+        <w:tab w:val="center" w:pos="4513"/>
+        <w:tab w:val="right" w:pos="9026"/>
+      </w:tabs>
+    </w:pPr>
+  </w:style>
+  <w:style w:type="character" w:customStyle="1" w:styleId="HeaderChar">
+    <w:name w:val="Header Char"/>
+    <w:basedOn w:val="DefaultParagraphFont"/>
+    <w:link w:val="Header"/>
+    <w:uiPriority w:val="99"/>
+    <w:rsid w:val="0087237F"/>
     <w:rPr>
-      <w:rFonts w:ascii="Arial MT" w:hAnsi="Arial MT" w:eastAsia="Arial MT" w:cs="Arial MT"/>
-      <w:lang w:val="en-US" w:eastAsia="en-US" w:bidi="ar-SA"/>
+      <w:rFonts w:ascii="Arial MT" w:eastAsia="Arial MT" w:hAnsi="Arial MT" w:cs="Arial MT"/>
+    </w:rPr>
+  </w:style>
+  <w:style w:type="paragraph" w:styleId="Footer">
+    <w:name w:val="footer"/>
+    <w:basedOn w:val="Normal"/>
+    <w:link w:val="FooterChar"/>
+    <w:uiPriority w:val="99"/>
+    <w:unhideWhenUsed/>
+    <w:rsid w:val="0087237F"/>
+    <w:pPr>
+      <w:tabs>
+        <w:tab w:val="center" w:pos="4513"/>
+        <w:tab w:val="right" w:pos="9026"/>
+      </w:tabs>
+    </w:pPr>
+  </w:style>
+  <w:style w:type="character" w:customStyle="1" w:styleId="FooterChar">
+    <w:name w:val="Footer Char"/>
+    <w:basedOn w:val="DefaultParagraphFont"/>
+    <w:link w:val="Footer"/>
+    <w:uiPriority w:val="99"/>
+    <w:rsid w:val="0087237F"/>
+    <w:rPr>
+      <w:rFonts w:ascii="Arial MT" w:eastAsia="Arial MT" w:hAnsi="Arial MT" w:cs="Arial MT"/>
     </w:rPr>
   </w:style>
 </w:styles>
